--- a/bugs/text.docx
+++ b/bugs/text.docx
@@ -5,6 +5,7 @@
     <w:p>
       <w:pPr>
         <w:rPr>
+          <w:rFonts w:ascii="Segoe UI Emoji" w:hAnsi="Segoe UI Emoji" w:cs="Segoe UI Emoji"/>
           <w:b/>
           <w:bCs/>
         </w:rPr>
@@ -15,26 +16,31 @@
           <w:b/>
           <w:bCs/>
         </w:rPr>
-        <w:t>🎤</w:t>
-      </w:r>
-      <w:r>
-        <w:rPr>
-          <w:b/>
-          <w:bCs/>
-        </w:rPr>
-        <w:t xml:space="preserve"> Prezentare: Bug-ul Boeing 737 MAX (MCAS)</w:t>
-      </w:r>
-    </w:p>
-    <w:p>
-      <w:r>
-        <w:pict w14:anchorId="766BA4B4">
-          <v:rect id="_x0000_i1055" style="width:0;height:1.5pt" o:hralign="center" o:hrstd="t" o:hr="t" fillcolor="#a0a0a0" stroked="f"/>
-        </w:pict>
+        <w:t xml:space="preserve">🎤 </w:t>
+      </w:r>
+      <w:proofErr w:type="spellStart"/>
+      <w:r>
+        <w:rPr>
+          <w:rFonts w:ascii="Segoe UI Emoji" w:hAnsi="Segoe UI Emoji" w:cs="Segoe UI Emoji"/>
+          <w:b/>
+          <w:bCs/>
+        </w:rPr>
+        <w:t>Prezentare</w:t>
+      </w:r>
+      <w:proofErr w:type="spellEnd"/>
+      <w:r>
+        <w:rPr>
+          <w:rFonts w:ascii="Segoe UI Emoji" w:hAnsi="Segoe UI Emoji" w:cs="Segoe UI Emoji"/>
+          <w:b/>
+          <w:bCs/>
+        </w:rPr>
+        <w:t>: Bug-ul Steam Linux – rm -rf</w:t>
       </w:r>
     </w:p>
     <w:p>
       <w:pPr>
         <w:rPr>
+          <w:rFonts w:ascii="Segoe UI Emoji" w:hAnsi="Segoe UI Emoji" w:cs="Segoe UI Emoji"/>
           <w:b/>
           <w:bCs/>
         </w:rPr>
@@ -45,75 +51,15 @@
           <w:b/>
           <w:bCs/>
         </w:rPr>
-        <w:t>🧑</w:t>
-      </w:r>
-      <w:r>
-        <w:rPr>
-          <w:b/>
-          <w:bCs/>
-        </w:rPr>
-        <w:t>‍</w:t>
-      </w:r>
-      <w:r>
-        <w:rPr>
-          <w:rFonts w:ascii="Segoe UI Emoji" w:hAnsi="Segoe UI Emoji" w:cs="Segoe UI Emoji"/>
-          <w:b/>
-          <w:bCs/>
-        </w:rPr>
-        <w:t>🎓</w:t>
-      </w:r>
-      <w:r>
-        <w:rPr>
-          <w:b/>
-          <w:bCs/>
-        </w:rPr>
-        <w:t xml:space="preserve"> Elevul 1 – Introducere + Context</w:t>
-      </w:r>
-    </w:p>
-    <w:p>
-      <w:r>
-        <w:t>Bună ziua!</w:t>
-      </w:r>
-      <w:r>
-        <w:br/>
-        <w:t>Astăzi vom prezenta unul dintre cele mai cunoscute și grave cazuri de eroare software din aviația modernă: problema sistemului MCAS de pe avionul Boeing 737 MAX.</w:t>
-      </w:r>
-    </w:p>
-    <w:p>
-      <w:r>
-        <w:t>Acest caz este important deoarece arată cum o combinație de decizii tehnice și erori de proiectare poate duce la consecințe dramatice.</w:t>
-      </w:r>
-    </w:p>
-    <w:p>
-      <w:r>
-        <w:t>Boeing 737 MAX este o versiune modernizată a unui model mai vechi. Pentru a îmbunătăți performanța, au fost instalate motoare mai mari, ceea ce a modificat comportamentul avionului în aer. În anumite situații, avionul avea tendința de a ridica botul mai mult decât era sigur.</w:t>
-      </w:r>
-    </w:p>
-    <w:p>
-      <w:r>
-        <w:t xml:space="preserve">Pentru a corecta acest lucru, Boeing a introdus un sistem automat numit </w:t>
-      </w:r>
-      <w:r>
-        <w:rPr>
-          <w:b/>
-          <w:bCs/>
-        </w:rPr>
-        <w:t>MCAS</w:t>
-      </w:r>
-      <w:r>
-        <w:t>, care intervenea fără ca pilotul să acționeze direct.</w:t>
-      </w:r>
-    </w:p>
-    <w:p>
-      <w:r>
-        <w:pict w14:anchorId="1A9A9011">
-          <v:rect id="_x0000_i1056" style="width:0;height:1.5pt" o:hralign="center" o:hrstd="t" o:hr="t" fillcolor="#a0a0a0" stroked="f"/>
+        <w:pict w14:anchorId="48D6CD98">
+          <v:rect id="_x0000_i1086" style="width:0;height:1.5pt" o:hralign="center" o:hrstd="t" o:hr="t" fillcolor="#a0a0a0" stroked="f"/>
         </w:pict>
       </w:r>
     </w:p>
     <w:p>
       <w:pPr>
         <w:rPr>
+          <w:rFonts w:ascii="Segoe UI Emoji" w:hAnsi="Segoe UI Emoji" w:cs="Segoe UI Emoji"/>
           <w:b/>
           <w:bCs/>
         </w:rPr>
@@ -124,296 +70,6628 @@
           <w:b/>
           <w:bCs/>
         </w:rPr>
-        <w:t>🧑</w:t>
-      </w:r>
-      <w:r>
-        <w:rPr>
-          <w:b/>
-          <w:bCs/>
-        </w:rPr>
-        <w:t>‍</w:t>
-      </w:r>
-      <w:r>
-        <w:rPr>
-          <w:rFonts w:ascii="Segoe UI Emoji" w:hAnsi="Segoe UI Emoji" w:cs="Segoe UI Emoji"/>
-          <w:b/>
-          <w:bCs/>
-        </w:rPr>
-        <w:t>🎓</w:t>
-      </w:r>
-      <w:r>
-        <w:rPr>
-          <w:b/>
-          <w:bCs/>
-        </w:rPr>
-        <w:t xml:space="preserve"> Elevul 2 – Zborurile și ce s-a întâmplat</w:t>
-      </w:r>
-    </w:p>
-    <w:p>
-      <w:r>
-        <w:t>Problema a devenit evidentă în două accidente majore:</w:t>
+        <w:t xml:space="preserve">🧑‍🎓 </w:t>
+      </w:r>
+      <w:proofErr w:type="spellStart"/>
+      <w:r>
+        <w:rPr>
+          <w:rFonts w:ascii="Segoe UI Emoji" w:hAnsi="Segoe UI Emoji" w:cs="Segoe UI Emoji"/>
+          <w:b/>
+          <w:bCs/>
+        </w:rPr>
+        <w:t>Elevul</w:t>
+      </w:r>
+      <w:proofErr w:type="spellEnd"/>
+      <w:r>
+        <w:rPr>
+          <w:rFonts w:ascii="Segoe UI Emoji" w:hAnsi="Segoe UI Emoji" w:cs="Segoe UI Emoji"/>
+          <w:b/>
+          <w:bCs/>
+        </w:rPr>
+        <w:t xml:space="preserve"> 1 – </w:t>
+      </w:r>
+      <w:proofErr w:type="spellStart"/>
+      <w:r>
+        <w:rPr>
+          <w:rFonts w:ascii="Segoe UI Emoji" w:hAnsi="Segoe UI Emoji" w:cs="Segoe UI Emoji"/>
+          <w:b/>
+          <w:bCs/>
+        </w:rPr>
+        <w:t>Introducere</w:t>
+      </w:r>
+      <w:proofErr w:type="spellEnd"/>
+      <w:r>
+        <w:rPr>
+          <w:rFonts w:ascii="Segoe UI Emoji" w:hAnsi="Segoe UI Emoji" w:cs="Segoe UI Emoji"/>
+          <w:b/>
+          <w:bCs/>
+        </w:rPr>
+        <w:t xml:space="preserve"> + Context</w:t>
       </w:r>
     </w:p>
     <w:p>
       <w:pPr>
-        <w:numPr>
-          <w:ilvl w:val="0"/>
-          <w:numId w:val="1"/>
-        </w:numPr>
+        <w:rPr>
+          <w:rFonts w:ascii="Segoe UI Emoji" w:hAnsi="Segoe UI Emoji" w:cs="Segoe UI Emoji"/>
+          <w:b/>
+          <w:bCs/>
+        </w:rPr>
       </w:pPr>
-      <w:r>
-        <w:t xml:space="preserve">Lion Air Flight 610, în anul 2018 </w:t>
+      <w:proofErr w:type="spellStart"/>
+      <w:r>
+        <w:rPr>
+          <w:rFonts w:ascii="Segoe UI Emoji" w:hAnsi="Segoe UI Emoji" w:cs="Segoe UI Emoji"/>
+          <w:b/>
+          <w:bCs/>
+        </w:rPr>
+        <w:t>Bun</w:t>
+      </w:r>
+      <w:r>
+        <w:rPr>
+          <w:rFonts w:ascii="Calibri" w:hAnsi="Calibri" w:cs="Calibri"/>
+          <w:b/>
+          <w:bCs/>
+        </w:rPr>
+        <w:t>ă</w:t>
+      </w:r>
+      <w:proofErr w:type="spellEnd"/>
+      <w:r>
+        <w:rPr>
+          <w:rFonts w:ascii="Segoe UI Emoji" w:hAnsi="Segoe UI Emoji" w:cs="Segoe UI Emoji"/>
+          <w:b/>
+          <w:bCs/>
+        </w:rPr>
+        <w:t xml:space="preserve"> </w:t>
+      </w:r>
+      <w:proofErr w:type="spellStart"/>
+      <w:r>
+        <w:rPr>
+          <w:rFonts w:ascii="Segoe UI Emoji" w:hAnsi="Segoe UI Emoji" w:cs="Segoe UI Emoji"/>
+          <w:b/>
+          <w:bCs/>
+        </w:rPr>
+        <w:t>ziua</w:t>
+      </w:r>
+      <w:proofErr w:type="spellEnd"/>
+      <w:r>
+        <w:rPr>
+          <w:rFonts w:ascii="Segoe UI Emoji" w:hAnsi="Segoe UI Emoji" w:cs="Segoe UI Emoji"/>
+          <w:b/>
+          <w:bCs/>
+        </w:rPr>
+        <w:t>!</w:t>
       </w:r>
     </w:p>
     <w:p>
       <w:pPr>
-        <w:numPr>
-          <w:ilvl w:val="0"/>
-          <w:numId w:val="1"/>
-        </w:numPr>
+        <w:rPr>
+          <w:rFonts w:ascii="Segoe UI Emoji" w:hAnsi="Segoe UI Emoji" w:cs="Segoe UI Emoji"/>
+          <w:b/>
+          <w:bCs/>
+        </w:rPr>
       </w:pPr>
-      <w:r>
-        <w:t xml:space="preserve">Ethiopian Airlines Flight 302, în anul 2019 </w:t>
-      </w:r>
-    </w:p>
-    <w:p>
-      <w:r>
-        <w:t>În ambele cazuri, imediat după decolare, avionul a început să se comporte anormal.</w:t>
-      </w:r>
-    </w:p>
-    <w:p>
-      <w:r>
-        <w:t>Un senzor defect a transmis informații greșite către sistemul de bord, indicând o situație de risc care, în realitate, nu exista. Pe baza acestor date, sistemul automat a luat decizii incorecte și a intervenit asupra direcției avionului.</w:t>
-      </w:r>
-    </w:p>
-    <w:p>
-      <w:r>
-        <w:t>Piloții au încercat să stabilizeze zborul, dar reacțiile avionului erau neașteptate și greu de controlat. Situația a devenit rapid critică, iar în final ambele avioane s-au prăbușit.</w:t>
-      </w:r>
-    </w:p>
-    <w:p>
-      <w:r>
-        <w:t>În total, aceste două accidente au dus la pierderea a 346 de vieți.</w:t>
-      </w:r>
-    </w:p>
-    <w:p>
-      <w:r>
-        <w:pict w14:anchorId="3695ADA0">
-          <v:rect id="_x0000_i1057" style="width:0;height:1.5pt" o:hralign="center" o:hrstd="t" o:hr="t" fillcolor="#a0a0a0" stroked="f"/>
-        </w:pict>
+      <w:proofErr w:type="spellStart"/>
+      <w:r>
+        <w:rPr>
+          <w:rFonts w:ascii="Segoe UI Emoji" w:hAnsi="Segoe UI Emoji" w:cs="Segoe UI Emoji"/>
+          <w:b/>
+          <w:bCs/>
+        </w:rPr>
+        <w:t>Ast</w:t>
+      </w:r>
+      <w:r>
+        <w:rPr>
+          <w:rFonts w:ascii="Calibri" w:hAnsi="Calibri" w:cs="Calibri"/>
+          <w:b/>
+          <w:bCs/>
+        </w:rPr>
+        <w:t>ă</w:t>
+      </w:r>
+      <w:r>
+        <w:rPr>
+          <w:rFonts w:ascii="Segoe UI Emoji" w:hAnsi="Segoe UI Emoji" w:cs="Segoe UI Emoji"/>
+          <w:b/>
+          <w:bCs/>
+        </w:rPr>
+        <w:t>zi</w:t>
+      </w:r>
+      <w:proofErr w:type="spellEnd"/>
+      <w:r>
+        <w:rPr>
+          <w:rFonts w:ascii="Segoe UI Emoji" w:hAnsi="Segoe UI Emoji" w:cs="Segoe UI Emoji"/>
+          <w:b/>
+          <w:bCs/>
+        </w:rPr>
+        <w:t xml:space="preserve"> </w:t>
+      </w:r>
+      <w:proofErr w:type="spellStart"/>
+      <w:r>
+        <w:rPr>
+          <w:rFonts w:ascii="Segoe UI Emoji" w:hAnsi="Segoe UI Emoji" w:cs="Segoe UI Emoji"/>
+          <w:b/>
+          <w:bCs/>
+        </w:rPr>
+        <w:t>vom</w:t>
+      </w:r>
+      <w:proofErr w:type="spellEnd"/>
+      <w:r>
+        <w:rPr>
+          <w:rFonts w:ascii="Segoe UI Emoji" w:hAnsi="Segoe UI Emoji" w:cs="Segoe UI Emoji"/>
+          <w:b/>
+          <w:bCs/>
+        </w:rPr>
+        <w:t xml:space="preserve"> </w:t>
+      </w:r>
+      <w:proofErr w:type="spellStart"/>
+      <w:r>
+        <w:rPr>
+          <w:rFonts w:ascii="Segoe UI Emoji" w:hAnsi="Segoe UI Emoji" w:cs="Segoe UI Emoji"/>
+          <w:b/>
+          <w:bCs/>
+        </w:rPr>
+        <w:t>prezenta</w:t>
+      </w:r>
+      <w:proofErr w:type="spellEnd"/>
+      <w:r>
+        <w:rPr>
+          <w:rFonts w:ascii="Segoe UI Emoji" w:hAnsi="Segoe UI Emoji" w:cs="Segoe UI Emoji"/>
+          <w:b/>
+          <w:bCs/>
+        </w:rPr>
+        <w:t xml:space="preserve"> un bug </w:t>
+      </w:r>
+      <w:proofErr w:type="spellStart"/>
+      <w:r>
+        <w:rPr>
+          <w:rFonts w:ascii="Segoe UI Emoji" w:hAnsi="Segoe UI Emoji" w:cs="Segoe UI Emoji"/>
+          <w:b/>
+          <w:bCs/>
+        </w:rPr>
+        <w:t>periculos</w:t>
+      </w:r>
+      <w:proofErr w:type="spellEnd"/>
+      <w:r>
+        <w:rPr>
+          <w:rFonts w:ascii="Segoe UI Emoji" w:hAnsi="Segoe UI Emoji" w:cs="Segoe UI Emoji"/>
+          <w:b/>
+          <w:bCs/>
+        </w:rPr>
+        <w:t xml:space="preserve"> din </w:t>
+      </w:r>
+      <w:proofErr w:type="spellStart"/>
+      <w:r>
+        <w:rPr>
+          <w:rFonts w:ascii="Segoe UI Emoji" w:hAnsi="Segoe UI Emoji" w:cs="Segoe UI Emoji"/>
+          <w:b/>
+          <w:bCs/>
+        </w:rPr>
+        <w:t>clientul</w:t>
+      </w:r>
+      <w:proofErr w:type="spellEnd"/>
+      <w:r>
+        <w:rPr>
+          <w:rFonts w:ascii="Segoe UI Emoji" w:hAnsi="Segoe UI Emoji" w:cs="Segoe UI Emoji"/>
+          <w:b/>
+          <w:bCs/>
+        </w:rPr>
+        <w:t xml:space="preserve"> Steam </w:t>
+      </w:r>
+      <w:proofErr w:type="spellStart"/>
+      <w:r>
+        <w:rPr>
+          <w:rFonts w:ascii="Segoe UI Emoji" w:hAnsi="Segoe UI Emoji" w:cs="Segoe UI Emoji"/>
+          <w:b/>
+          <w:bCs/>
+        </w:rPr>
+        <w:t>pentru</w:t>
+      </w:r>
+      <w:proofErr w:type="spellEnd"/>
+      <w:r>
+        <w:rPr>
+          <w:rFonts w:ascii="Segoe UI Emoji" w:hAnsi="Segoe UI Emoji" w:cs="Segoe UI Emoji"/>
+          <w:b/>
+          <w:bCs/>
+        </w:rPr>
+        <w:t xml:space="preserve"> Linux.</w:t>
       </w:r>
     </w:p>
     <w:p>
       <w:pPr>
         <w:rPr>
+          <w:rFonts w:ascii="Segoe UI Emoji" w:hAnsi="Segoe UI Emoji" w:cs="Segoe UI Emoji"/>
           <w:b/>
           <w:bCs/>
         </w:rPr>
       </w:pPr>
-      <w:r>
-        <w:rPr>
-          <w:rFonts w:ascii="Segoe UI Emoji" w:hAnsi="Segoe UI Emoji" w:cs="Segoe UI Emoji"/>
-          <w:b/>
-          <w:bCs/>
-        </w:rPr>
-        <w:t>🧑</w:t>
-      </w:r>
-      <w:r>
-        <w:rPr>
-          <w:b/>
-          <w:bCs/>
-        </w:rPr>
-        <w:t>‍</w:t>
-      </w:r>
-      <w:r>
-        <w:rPr>
-          <w:rFonts w:ascii="Segoe UI Emoji" w:hAnsi="Segoe UI Emoji" w:cs="Segoe UI Emoji"/>
-          <w:b/>
-          <w:bCs/>
-        </w:rPr>
-        <w:t>🎓</w:t>
-      </w:r>
-      <w:r>
-        <w:rPr>
-          <w:b/>
-          <w:bCs/>
-        </w:rPr>
-        <w:t xml:space="preserve"> Elevul 1 – Ce au experimentat piloții și de ce s-a prăbușit avionul</w:t>
-      </w:r>
-    </w:p>
-    <w:p>
-      <w:r>
-        <w:t>Din punctul de vedere al piloților, situația a fost extrem de dificilă.</w:t>
-      </w:r>
-    </w:p>
-    <w:p>
-      <w:r>
-        <w:lastRenderedPageBreak/>
-        <w:t>În primul rând, sistemul MCAS se baza pe un singur senzor. Dacă acel senzor era defect, sistemul lua decizii greșite fără să verifice informația din alte surse.</w:t>
-      </w:r>
-    </w:p>
-    <w:p>
-      <w:r>
-        <w:t>În al doilea rând, piloții nu aveau suficiente informații despre acest sistem. Ei nu știau exact ce se întâmplă și nu puteau identifica rapid cauza comportamentului neobișnuit al avionului.</w:t>
-      </w:r>
-    </w:p>
-    <w:p>
-      <w:r>
-        <w:t>Mai mult, sistemul intervenea automat și în mod repetat, ceea ce însemna că acțiunile piloților erau constant contracarate.</w:t>
-      </w:r>
-    </w:p>
-    <w:p>
-      <w:r>
-        <w:t>Pe măsură ce timpul trecea și viteza creștea, controlul manual devenea din ce în ce mai dificil, iar presiunea asupra echipajului era foarte mare.</w:t>
-      </w:r>
-    </w:p>
-    <w:p>
-      <w:r>
-        <w:t>Toate aceste probleme combinate au dus la pierderea controlului asupra avionului.</w:t>
-      </w:r>
-    </w:p>
-    <w:p>
-      <w:r>
-        <w:pict w14:anchorId="2732979C">
-          <v:rect id="_x0000_i1058" style="width:0;height:1.5pt" o:hralign="center" o:hrstd="t" o:hr="t" fillcolor="#a0a0a0" stroked="f"/>
-        </w:pict>
+      <w:proofErr w:type="spellStart"/>
+      <w:r>
+        <w:rPr>
+          <w:rFonts w:ascii="Segoe UI Emoji" w:hAnsi="Segoe UI Emoji" w:cs="Segoe UI Emoji"/>
+          <w:b/>
+          <w:bCs/>
+        </w:rPr>
+        <w:t>Problema</w:t>
+      </w:r>
+      <w:proofErr w:type="spellEnd"/>
+      <w:r>
+        <w:rPr>
+          <w:rFonts w:ascii="Segoe UI Emoji" w:hAnsi="Segoe UI Emoji" w:cs="Segoe UI Emoji"/>
+          <w:b/>
+          <w:bCs/>
+        </w:rPr>
+        <w:t xml:space="preserve"> a </w:t>
+      </w:r>
+      <w:proofErr w:type="spellStart"/>
+      <w:r>
+        <w:rPr>
+          <w:rFonts w:ascii="Segoe UI Emoji" w:hAnsi="Segoe UI Emoji" w:cs="Segoe UI Emoji"/>
+          <w:b/>
+          <w:bCs/>
+        </w:rPr>
+        <w:t>ap</w:t>
+      </w:r>
+      <w:r>
+        <w:rPr>
+          <w:rFonts w:ascii="Calibri" w:hAnsi="Calibri" w:cs="Calibri"/>
+          <w:b/>
+          <w:bCs/>
+        </w:rPr>
+        <w:t>ă</w:t>
+      </w:r>
+      <w:r>
+        <w:rPr>
+          <w:rFonts w:ascii="Segoe UI Emoji" w:hAnsi="Segoe UI Emoji" w:cs="Segoe UI Emoji"/>
+          <w:b/>
+          <w:bCs/>
+        </w:rPr>
+        <w:t>rut</w:t>
+      </w:r>
+      <w:proofErr w:type="spellEnd"/>
+      <w:r>
+        <w:rPr>
+          <w:rFonts w:ascii="Segoe UI Emoji" w:hAnsi="Segoe UI Emoji" w:cs="Segoe UI Emoji"/>
+          <w:b/>
+          <w:bCs/>
+        </w:rPr>
+        <w:t xml:space="preserve"> </w:t>
+      </w:r>
+      <w:proofErr w:type="spellStart"/>
+      <w:r>
+        <w:rPr>
+          <w:rFonts w:ascii="Segoe UI Emoji" w:hAnsi="Segoe UI Emoji" w:cs="Segoe UI Emoji"/>
+          <w:b/>
+          <w:bCs/>
+        </w:rPr>
+        <w:t>în</w:t>
+      </w:r>
+      <w:proofErr w:type="spellEnd"/>
+      <w:r>
+        <w:rPr>
+          <w:rFonts w:ascii="Segoe UI Emoji" w:hAnsi="Segoe UI Emoji" w:cs="Segoe UI Emoji"/>
+          <w:b/>
+          <w:bCs/>
+        </w:rPr>
+        <w:t xml:space="preserve"> </w:t>
+      </w:r>
+      <w:proofErr w:type="spellStart"/>
+      <w:r>
+        <w:rPr>
+          <w:rFonts w:ascii="Segoe UI Emoji" w:hAnsi="Segoe UI Emoji" w:cs="Segoe UI Emoji"/>
+          <w:b/>
+          <w:bCs/>
+        </w:rPr>
+        <w:t>scripturile</w:t>
+      </w:r>
+      <w:proofErr w:type="spellEnd"/>
+      <w:r>
+        <w:rPr>
+          <w:rFonts w:ascii="Segoe UI Emoji" w:hAnsi="Segoe UI Emoji" w:cs="Segoe UI Emoji"/>
+          <w:b/>
+          <w:bCs/>
+        </w:rPr>
+        <w:t xml:space="preserve"> </w:t>
+      </w:r>
+      <w:proofErr w:type="spellStart"/>
+      <w:r>
+        <w:rPr>
+          <w:rFonts w:ascii="Segoe UI Emoji" w:hAnsi="Segoe UI Emoji" w:cs="Segoe UI Emoji"/>
+          <w:b/>
+          <w:bCs/>
+        </w:rPr>
+        <w:t>folosite</w:t>
+      </w:r>
+      <w:proofErr w:type="spellEnd"/>
+      <w:r>
+        <w:rPr>
+          <w:rFonts w:ascii="Segoe UI Emoji" w:hAnsi="Segoe UI Emoji" w:cs="Segoe UI Emoji"/>
+          <w:b/>
+          <w:bCs/>
+        </w:rPr>
+        <w:t xml:space="preserve"> de Steam </w:t>
+      </w:r>
+      <w:proofErr w:type="spellStart"/>
+      <w:r>
+        <w:rPr>
+          <w:rFonts w:ascii="Segoe UI Emoji" w:hAnsi="Segoe UI Emoji" w:cs="Segoe UI Emoji"/>
+          <w:b/>
+          <w:bCs/>
+        </w:rPr>
+        <w:t>pentru</w:t>
+      </w:r>
+      <w:proofErr w:type="spellEnd"/>
+      <w:r>
+        <w:rPr>
+          <w:rFonts w:ascii="Segoe UI Emoji" w:hAnsi="Segoe UI Emoji" w:cs="Segoe UI Emoji"/>
+          <w:b/>
+          <w:bCs/>
+        </w:rPr>
+        <w:t xml:space="preserve"> </w:t>
+      </w:r>
+      <w:proofErr w:type="spellStart"/>
+      <w:r>
+        <w:rPr>
+          <w:rFonts w:ascii="Segoe UI Emoji" w:hAnsi="Segoe UI Emoji" w:cs="Segoe UI Emoji"/>
+          <w:b/>
+          <w:bCs/>
+        </w:rPr>
+        <w:t>pornire</w:t>
+      </w:r>
+      <w:proofErr w:type="spellEnd"/>
+      <w:r>
+        <w:rPr>
+          <w:rFonts w:ascii="Segoe UI Emoji" w:hAnsi="Segoe UI Emoji" w:cs="Segoe UI Emoji"/>
+          <w:b/>
+          <w:bCs/>
+        </w:rPr>
+        <w:t xml:space="preserve"> </w:t>
+      </w:r>
+      <w:proofErr w:type="spellStart"/>
+      <w:r>
+        <w:rPr>
+          <w:rFonts w:ascii="Segoe UI Emoji" w:hAnsi="Segoe UI Emoji" w:cs="Segoe UI Emoji"/>
+          <w:b/>
+          <w:bCs/>
+        </w:rPr>
+        <w:t>sau</w:t>
+      </w:r>
+      <w:proofErr w:type="spellEnd"/>
+      <w:r>
+        <w:rPr>
+          <w:rFonts w:ascii="Segoe UI Emoji" w:hAnsi="Segoe UI Emoji" w:cs="Segoe UI Emoji"/>
+          <w:b/>
+          <w:bCs/>
+        </w:rPr>
+        <w:t xml:space="preserve"> </w:t>
+      </w:r>
+      <w:proofErr w:type="spellStart"/>
+      <w:r>
+        <w:rPr>
+          <w:rFonts w:ascii="Segoe UI Emoji" w:hAnsi="Segoe UI Emoji" w:cs="Segoe UI Emoji"/>
+          <w:b/>
+          <w:bCs/>
+        </w:rPr>
+        <w:t>actualizare</w:t>
+      </w:r>
+      <w:proofErr w:type="spellEnd"/>
+      <w:r>
+        <w:rPr>
+          <w:rFonts w:ascii="Segoe UI Emoji" w:hAnsi="Segoe UI Emoji" w:cs="Segoe UI Emoji"/>
+          <w:b/>
+          <w:bCs/>
+        </w:rPr>
+        <w:t xml:space="preserve">. </w:t>
+      </w:r>
+      <w:proofErr w:type="spellStart"/>
+      <w:r>
+        <w:rPr>
+          <w:rFonts w:ascii="Segoe UI Emoji" w:hAnsi="Segoe UI Emoji" w:cs="Segoe UI Emoji"/>
+          <w:b/>
+          <w:bCs/>
+        </w:rPr>
+        <w:t>În</w:t>
+      </w:r>
+      <w:proofErr w:type="spellEnd"/>
+      <w:r>
+        <w:rPr>
+          <w:rFonts w:ascii="Segoe UI Emoji" w:hAnsi="Segoe UI Emoji" w:cs="Segoe UI Emoji"/>
+          <w:b/>
+          <w:bCs/>
+        </w:rPr>
+        <w:t xml:space="preserve"> </w:t>
+      </w:r>
+      <w:proofErr w:type="spellStart"/>
+      <w:r>
+        <w:rPr>
+          <w:rFonts w:ascii="Segoe UI Emoji" w:hAnsi="Segoe UI Emoji" w:cs="Segoe UI Emoji"/>
+          <w:b/>
+          <w:bCs/>
+        </w:rPr>
+        <w:t>anumite</w:t>
+      </w:r>
+      <w:proofErr w:type="spellEnd"/>
+      <w:r>
+        <w:rPr>
+          <w:rFonts w:ascii="Segoe UI Emoji" w:hAnsi="Segoe UI Emoji" w:cs="Segoe UI Emoji"/>
+          <w:b/>
+          <w:bCs/>
+        </w:rPr>
+        <w:t xml:space="preserve"> </w:t>
+      </w:r>
+      <w:proofErr w:type="spellStart"/>
+      <w:r>
+        <w:rPr>
+          <w:rFonts w:ascii="Segoe UI Emoji" w:hAnsi="Segoe UI Emoji" w:cs="Segoe UI Emoji"/>
+          <w:b/>
+          <w:bCs/>
+        </w:rPr>
+        <w:t>situa</w:t>
+      </w:r>
+      <w:r>
+        <w:rPr>
+          <w:rFonts w:ascii="Calibri" w:hAnsi="Calibri" w:cs="Calibri"/>
+          <w:b/>
+          <w:bCs/>
+        </w:rPr>
+        <w:t>ț</w:t>
+      </w:r>
+      <w:r>
+        <w:rPr>
+          <w:rFonts w:ascii="Segoe UI Emoji" w:hAnsi="Segoe UI Emoji" w:cs="Segoe UI Emoji"/>
+          <w:b/>
+          <w:bCs/>
+        </w:rPr>
+        <w:t>ii</w:t>
+      </w:r>
+      <w:proofErr w:type="spellEnd"/>
+      <w:r>
+        <w:rPr>
+          <w:rFonts w:ascii="Segoe UI Emoji" w:hAnsi="Segoe UI Emoji" w:cs="Segoe UI Emoji"/>
+          <w:b/>
+          <w:bCs/>
+        </w:rPr>
+        <w:t xml:space="preserve">, </w:t>
+      </w:r>
+      <w:proofErr w:type="spellStart"/>
+      <w:r>
+        <w:rPr>
+          <w:rFonts w:ascii="Segoe UI Emoji" w:hAnsi="Segoe UI Emoji" w:cs="Segoe UI Emoji"/>
+          <w:b/>
+          <w:bCs/>
+        </w:rPr>
+        <w:t>dac</w:t>
+      </w:r>
+      <w:r>
+        <w:rPr>
+          <w:rFonts w:ascii="Calibri" w:hAnsi="Calibri" w:cs="Calibri"/>
+          <w:b/>
+          <w:bCs/>
+        </w:rPr>
+        <w:t>ă</w:t>
+      </w:r>
+      <w:proofErr w:type="spellEnd"/>
+      <w:r>
+        <w:rPr>
+          <w:rFonts w:ascii="Segoe UI Emoji" w:hAnsi="Segoe UI Emoji" w:cs="Segoe UI Emoji"/>
+          <w:b/>
+          <w:bCs/>
+        </w:rPr>
+        <w:t xml:space="preserve"> </w:t>
+      </w:r>
+      <w:proofErr w:type="spellStart"/>
+      <w:r>
+        <w:rPr>
+          <w:rFonts w:ascii="Segoe UI Emoji" w:hAnsi="Segoe UI Emoji" w:cs="Segoe UI Emoji"/>
+          <w:b/>
+          <w:bCs/>
+        </w:rPr>
+        <w:t>folderul</w:t>
+      </w:r>
+      <w:proofErr w:type="spellEnd"/>
+      <w:r>
+        <w:rPr>
+          <w:rFonts w:ascii="Segoe UI Emoji" w:hAnsi="Segoe UI Emoji" w:cs="Segoe UI Emoji"/>
+          <w:b/>
+          <w:bCs/>
+        </w:rPr>
+        <w:t xml:space="preserve"> de </w:t>
+      </w:r>
+      <w:proofErr w:type="spellStart"/>
+      <w:r>
+        <w:rPr>
+          <w:rFonts w:ascii="Segoe UI Emoji" w:hAnsi="Segoe UI Emoji" w:cs="Segoe UI Emoji"/>
+          <w:b/>
+          <w:bCs/>
+        </w:rPr>
+        <w:t>instalare</w:t>
+      </w:r>
+      <w:proofErr w:type="spellEnd"/>
+      <w:r>
+        <w:rPr>
+          <w:rFonts w:ascii="Segoe UI Emoji" w:hAnsi="Segoe UI Emoji" w:cs="Segoe UI Emoji"/>
+          <w:b/>
+          <w:bCs/>
+        </w:rPr>
+        <w:t xml:space="preserve"> Steam era </w:t>
+      </w:r>
+      <w:proofErr w:type="spellStart"/>
+      <w:r>
+        <w:rPr>
+          <w:rFonts w:ascii="Segoe UI Emoji" w:hAnsi="Segoe UI Emoji" w:cs="Segoe UI Emoji"/>
+          <w:b/>
+          <w:bCs/>
+        </w:rPr>
+        <w:t>mutat</w:t>
+      </w:r>
+      <w:proofErr w:type="spellEnd"/>
+      <w:r>
+        <w:rPr>
+          <w:rFonts w:ascii="Segoe UI Emoji" w:hAnsi="Segoe UI Emoji" w:cs="Segoe UI Emoji"/>
+          <w:b/>
+          <w:bCs/>
+        </w:rPr>
+        <w:t xml:space="preserve"> </w:t>
+      </w:r>
+      <w:proofErr w:type="spellStart"/>
+      <w:r>
+        <w:rPr>
+          <w:rFonts w:ascii="Segoe UI Emoji" w:hAnsi="Segoe UI Emoji" w:cs="Segoe UI Emoji"/>
+          <w:b/>
+          <w:bCs/>
+        </w:rPr>
+        <w:t>sau</w:t>
+      </w:r>
+      <w:proofErr w:type="spellEnd"/>
+      <w:r>
+        <w:rPr>
+          <w:rFonts w:ascii="Segoe UI Emoji" w:hAnsi="Segoe UI Emoji" w:cs="Segoe UI Emoji"/>
+          <w:b/>
+          <w:bCs/>
+        </w:rPr>
+        <w:t xml:space="preserve"> </w:t>
+      </w:r>
+      <w:proofErr w:type="spellStart"/>
+      <w:r>
+        <w:rPr>
+          <w:rFonts w:ascii="Segoe UI Emoji" w:hAnsi="Segoe UI Emoji" w:cs="Segoe UI Emoji"/>
+          <w:b/>
+          <w:bCs/>
+        </w:rPr>
+        <w:t>detectat</w:t>
+      </w:r>
+      <w:proofErr w:type="spellEnd"/>
+      <w:r>
+        <w:rPr>
+          <w:rFonts w:ascii="Segoe UI Emoji" w:hAnsi="Segoe UI Emoji" w:cs="Segoe UI Emoji"/>
+          <w:b/>
+          <w:bCs/>
+        </w:rPr>
+        <w:t xml:space="preserve"> </w:t>
+      </w:r>
+      <w:proofErr w:type="spellStart"/>
+      <w:r>
+        <w:rPr>
+          <w:rFonts w:ascii="Segoe UI Emoji" w:hAnsi="Segoe UI Emoji" w:cs="Segoe UI Emoji"/>
+          <w:b/>
+          <w:bCs/>
+        </w:rPr>
+        <w:t>gre</w:t>
+      </w:r>
+      <w:r>
+        <w:rPr>
+          <w:rFonts w:ascii="Calibri" w:hAnsi="Calibri" w:cs="Calibri"/>
+          <w:b/>
+          <w:bCs/>
+        </w:rPr>
+        <w:t>ș</w:t>
+      </w:r>
+      <w:r>
+        <w:rPr>
+          <w:rFonts w:ascii="Segoe UI Emoji" w:hAnsi="Segoe UI Emoji" w:cs="Segoe UI Emoji"/>
+          <w:b/>
+          <w:bCs/>
+        </w:rPr>
+        <w:t>it</w:t>
+      </w:r>
+      <w:proofErr w:type="spellEnd"/>
+      <w:r>
+        <w:rPr>
+          <w:rFonts w:ascii="Segoe UI Emoji" w:hAnsi="Segoe UI Emoji" w:cs="Segoe UI Emoji"/>
+          <w:b/>
+          <w:bCs/>
+        </w:rPr>
+        <w:t xml:space="preserve">, </w:t>
+      </w:r>
+      <w:proofErr w:type="spellStart"/>
+      <w:r>
+        <w:rPr>
+          <w:rFonts w:ascii="Segoe UI Emoji" w:hAnsi="Segoe UI Emoji" w:cs="Segoe UI Emoji"/>
+          <w:b/>
+          <w:bCs/>
+        </w:rPr>
+        <w:t>clientul</w:t>
+      </w:r>
+      <w:proofErr w:type="spellEnd"/>
+      <w:r>
+        <w:rPr>
+          <w:rFonts w:ascii="Segoe UI Emoji" w:hAnsi="Segoe UI Emoji" w:cs="Segoe UI Emoji"/>
+          <w:b/>
+          <w:bCs/>
+        </w:rPr>
+        <w:t xml:space="preserve"> </w:t>
+      </w:r>
+      <w:proofErr w:type="spellStart"/>
+      <w:r>
+        <w:rPr>
+          <w:rFonts w:ascii="Segoe UI Emoji" w:hAnsi="Segoe UI Emoji" w:cs="Segoe UI Emoji"/>
+          <w:b/>
+          <w:bCs/>
+        </w:rPr>
+        <w:t>putea</w:t>
+      </w:r>
+      <w:proofErr w:type="spellEnd"/>
+      <w:r>
+        <w:rPr>
+          <w:rFonts w:ascii="Segoe UI Emoji" w:hAnsi="Segoe UI Emoji" w:cs="Segoe UI Emoji"/>
+          <w:b/>
+          <w:bCs/>
+        </w:rPr>
+        <w:t xml:space="preserve"> </w:t>
+      </w:r>
+      <w:proofErr w:type="spellStart"/>
+      <w:r>
+        <w:rPr>
+          <w:rFonts w:ascii="Calibri" w:hAnsi="Calibri" w:cs="Calibri"/>
+          <w:b/>
+          <w:bCs/>
+        </w:rPr>
+        <w:t>ș</w:t>
+      </w:r>
+      <w:r>
+        <w:rPr>
+          <w:rFonts w:ascii="Segoe UI Emoji" w:hAnsi="Segoe UI Emoji" w:cs="Segoe UI Emoji"/>
+          <w:b/>
+          <w:bCs/>
+        </w:rPr>
+        <w:t>terge</w:t>
+      </w:r>
+      <w:proofErr w:type="spellEnd"/>
+      <w:r>
+        <w:rPr>
+          <w:rFonts w:ascii="Segoe UI Emoji" w:hAnsi="Segoe UI Emoji" w:cs="Segoe UI Emoji"/>
+          <w:b/>
+          <w:bCs/>
+        </w:rPr>
+        <w:t xml:space="preserve"> </w:t>
+      </w:r>
+      <w:proofErr w:type="spellStart"/>
+      <w:r>
+        <w:rPr>
+          <w:rFonts w:ascii="Segoe UI Emoji" w:hAnsi="Segoe UI Emoji" w:cs="Segoe UI Emoji"/>
+          <w:b/>
+          <w:bCs/>
+        </w:rPr>
+        <w:t>fi</w:t>
+      </w:r>
+      <w:r>
+        <w:rPr>
+          <w:rFonts w:ascii="Calibri" w:hAnsi="Calibri" w:cs="Calibri"/>
+          <w:b/>
+          <w:bCs/>
+        </w:rPr>
+        <w:t>ș</w:t>
+      </w:r>
+      <w:r>
+        <w:rPr>
+          <w:rFonts w:ascii="Segoe UI Emoji" w:hAnsi="Segoe UI Emoji" w:cs="Segoe UI Emoji"/>
+          <w:b/>
+          <w:bCs/>
+        </w:rPr>
+        <w:t>ierele</w:t>
+      </w:r>
+      <w:proofErr w:type="spellEnd"/>
+      <w:r>
+        <w:rPr>
+          <w:rFonts w:ascii="Segoe UI Emoji" w:hAnsi="Segoe UI Emoji" w:cs="Segoe UI Emoji"/>
+          <w:b/>
+          <w:bCs/>
+        </w:rPr>
+        <w:t xml:space="preserve"> </w:t>
+      </w:r>
+      <w:proofErr w:type="spellStart"/>
+      <w:r>
+        <w:rPr>
+          <w:rFonts w:ascii="Segoe UI Emoji" w:hAnsi="Segoe UI Emoji" w:cs="Segoe UI Emoji"/>
+          <w:b/>
+          <w:bCs/>
+        </w:rPr>
+        <w:t>utilizatorului</w:t>
+      </w:r>
+      <w:proofErr w:type="spellEnd"/>
+      <w:r>
+        <w:rPr>
+          <w:rFonts w:ascii="Segoe UI Emoji" w:hAnsi="Segoe UI Emoji" w:cs="Segoe UI Emoji"/>
+          <w:b/>
+          <w:bCs/>
+        </w:rPr>
+        <w:t>.</w:t>
       </w:r>
     </w:p>
     <w:p>
       <w:pPr>
         <w:rPr>
+          <w:rFonts w:ascii="Segoe UI Emoji" w:hAnsi="Segoe UI Emoji" w:cs="Segoe UI Emoji"/>
           <w:b/>
           <w:bCs/>
         </w:rPr>
       </w:pPr>
-      <w:r>
-        <w:rPr>
-          <w:rFonts w:ascii="Segoe UI Emoji" w:hAnsi="Segoe UI Emoji" w:cs="Segoe UI Emoji"/>
-          <w:b/>
-          <w:bCs/>
-        </w:rPr>
-        <w:t>🧑</w:t>
-      </w:r>
-      <w:r>
-        <w:rPr>
-          <w:b/>
-          <w:bCs/>
-        </w:rPr>
-        <w:t>‍</w:t>
-      </w:r>
-      <w:r>
-        <w:rPr>
-          <w:rFonts w:ascii="Segoe UI Emoji" w:hAnsi="Segoe UI Emoji" w:cs="Segoe UI Emoji"/>
-          <w:b/>
-          <w:bCs/>
-        </w:rPr>
-        <w:t>🎓</w:t>
-      </w:r>
-      <w:r>
-        <w:rPr>
-          <w:b/>
-          <w:bCs/>
-        </w:rPr>
-        <w:t xml:space="preserve"> Elevul 2 – Concluzie</w:t>
-      </w:r>
-    </w:p>
-    <w:p>
-      <w:r>
-        <w:t>În concluzie, acest accident nu a fost cauzat de o singură eroare, ci de o serie de factori:</w:t>
+      <w:proofErr w:type="spellStart"/>
+      <w:r>
+        <w:rPr>
+          <w:rFonts w:ascii="Segoe UI Emoji" w:hAnsi="Segoe UI Emoji" w:cs="Segoe UI Emoji"/>
+          <w:b/>
+          <w:bCs/>
+        </w:rPr>
+        <w:t>Cazul</w:t>
+      </w:r>
+      <w:proofErr w:type="spellEnd"/>
+      <w:r>
+        <w:rPr>
+          <w:rFonts w:ascii="Segoe UI Emoji" w:hAnsi="Segoe UI Emoji" w:cs="Segoe UI Emoji"/>
+          <w:b/>
+          <w:bCs/>
+        </w:rPr>
+        <w:t xml:space="preserve"> a </w:t>
+      </w:r>
+      <w:proofErr w:type="spellStart"/>
+      <w:r>
+        <w:rPr>
+          <w:rFonts w:ascii="Segoe UI Emoji" w:hAnsi="Segoe UI Emoji" w:cs="Segoe UI Emoji"/>
+          <w:b/>
+          <w:bCs/>
+        </w:rPr>
+        <w:t>devenit</w:t>
+      </w:r>
+      <w:proofErr w:type="spellEnd"/>
+      <w:r>
+        <w:rPr>
+          <w:rFonts w:ascii="Segoe UI Emoji" w:hAnsi="Segoe UI Emoji" w:cs="Segoe UI Emoji"/>
+          <w:b/>
+          <w:bCs/>
+        </w:rPr>
+        <w:t xml:space="preserve"> </w:t>
+      </w:r>
+      <w:proofErr w:type="spellStart"/>
+      <w:r>
+        <w:rPr>
+          <w:rFonts w:ascii="Segoe UI Emoji" w:hAnsi="Segoe UI Emoji" w:cs="Segoe UI Emoji"/>
+          <w:b/>
+          <w:bCs/>
+        </w:rPr>
+        <w:t>cunoscut</w:t>
+      </w:r>
+      <w:proofErr w:type="spellEnd"/>
+      <w:r>
+        <w:rPr>
+          <w:rFonts w:ascii="Segoe UI Emoji" w:hAnsi="Segoe UI Emoji" w:cs="Segoe UI Emoji"/>
+          <w:b/>
+          <w:bCs/>
+        </w:rPr>
+        <w:t xml:space="preserve"> </w:t>
+      </w:r>
+      <w:proofErr w:type="spellStart"/>
+      <w:r>
+        <w:rPr>
+          <w:rFonts w:ascii="Segoe UI Emoji" w:hAnsi="Segoe UI Emoji" w:cs="Segoe UI Emoji"/>
+          <w:b/>
+          <w:bCs/>
+        </w:rPr>
+        <w:t>dup</w:t>
+      </w:r>
+      <w:r>
+        <w:rPr>
+          <w:rFonts w:ascii="Calibri" w:hAnsi="Calibri" w:cs="Calibri"/>
+          <w:b/>
+          <w:bCs/>
+        </w:rPr>
+        <w:t>ă</w:t>
+      </w:r>
+      <w:proofErr w:type="spellEnd"/>
+      <w:r>
+        <w:rPr>
+          <w:rFonts w:ascii="Segoe UI Emoji" w:hAnsi="Segoe UI Emoji" w:cs="Segoe UI Emoji"/>
+          <w:b/>
+          <w:bCs/>
+        </w:rPr>
+        <w:t xml:space="preserve"> </w:t>
+      </w:r>
+      <w:proofErr w:type="spellStart"/>
+      <w:r>
+        <w:rPr>
+          <w:rFonts w:ascii="Segoe UI Emoji" w:hAnsi="Segoe UI Emoji" w:cs="Segoe UI Emoji"/>
+          <w:b/>
+          <w:bCs/>
+        </w:rPr>
+        <w:t>ce</w:t>
+      </w:r>
+      <w:proofErr w:type="spellEnd"/>
+      <w:r>
+        <w:rPr>
+          <w:rFonts w:ascii="Segoe UI Emoji" w:hAnsi="Segoe UI Emoji" w:cs="Segoe UI Emoji"/>
+          <w:b/>
+          <w:bCs/>
+        </w:rPr>
+        <w:t xml:space="preserve"> un </w:t>
+      </w:r>
+      <w:proofErr w:type="spellStart"/>
+      <w:r>
+        <w:rPr>
+          <w:rFonts w:ascii="Segoe UI Emoji" w:hAnsi="Segoe UI Emoji" w:cs="Segoe UI Emoji"/>
+          <w:b/>
+          <w:bCs/>
+        </w:rPr>
+        <w:t>utilizator</w:t>
+      </w:r>
+      <w:proofErr w:type="spellEnd"/>
+      <w:r>
+        <w:rPr>
+          <w:rFonts w:ascii="Segoe UI Emoji" w:hAnsi="Segoe UI Emoji" w:cs="Segoe UI Emoji"/>
+          <w:b/>
+          <w:bCs/>
+        </w:rPr>
+        <w:t xml:space="preserve"> a </w:t>
+      </w:r>
+      <w:proofErr w:type="spellStart"/>
+      <w:r>
+        <w:rPr>
+          <w:rFonts w:ascii="Segoe UI Emoji" w:hAnsi="Segoe UI Emoji" w:cs="Segoe UI Emoji"/>
+          <w:b/>
+          <w:bCs/>
+        </w:rPr>
+        <w:t>raportat</w:t>
+      </w:r>
+      <w:proofErr w:type="spellEnd"/>
+      <w:r>
+        <w:rPr>
+          <w:rFonts w:ascii="Segoe UI Emoji" w:hAnsi="Segoe UI Emoji" w:cs="Segoe UI Emoji"/>
+          <w:b/>
+          <w:bCs/>
+        </w:rPr>
+        <w:t xml:space="preserve"> pe GitHub </w:t>
+      </w:r>
+      <w:proofErr w:type="spellStart"/>
+      <w:r>
+        <w:rPr>
+          <w:rFonts w:ascii="Segoe UI Emoji" w:hAnsi="Segoe UI Emoji" w:cs="Segoe UI Emoji"/>
+          <w:b/>
+          <w:bCs/>
+        </w:rPr>
+        <w:t>c</w:t>
+      </w:r>
+      <w:r>
+        <w:rPr>
+          <w:rFonts w:ascii="Calibri" w:hAnsi="Calibri" w:cs="Calibri"/>
+          <w:b/>
+          <w:bCs/>
+        </w:rPr>
+        <w:t>ă</w:t>
+      </w:r>
+      <w:proofErr w:type="spellEnd"/>
+      <w:r>
+        <w:rPr>
+          <w:rFonts w:ascii="Segoe UI Emoji" w:hAnsi="Segoe UI Emoji" w:cs="Segoe UI Emoji"/>
+          <w:b/>
+          <w:bCs/>
+        </w:rPr>
+        <w:t xml:space="preserve">, </w:t>
+      </w:r>
+      <w:proofErr w:type="spellStart"/>
+      <w:r>
+        <w:rPr>
+          <w:rFonts w:ascii="Segoe UI Emoji" w:hAnsi="Segoe UI Emoji" w:cs="Segoe UI Emoji"/>
+          <w:b/>
+          <w:bCs/>
+        </w:rPr>
+        <w:t>dup</w:t>
+      </w:r>
+      <w:r>
+        <w:rPr>
+          <w:rFonts w:ascii="Calibri" w:hAnsi="Calibri" w:cs="Calibri"/>
+          <w:b/>
+          <w:bCs/>
+        </w:rPr>
+        <w:t>ă</w:t>
+      </w:r>
+      <w:proofErr w:type="spellEnd"/>
+      <w:r>
+        <w:rPr>
+          <w:rFonts w:ascii="Segoe UI Emoji" w:hAnsi="Segoe UI Emoji" w:cs="Segoe UI Emoji"/>
+          <w:b/>
+          <w:bCs/>
+        </w:rPr>
+        <w:t xml:space="preserve"> </w:t>
+      </w:r>
+      <w:proofErr w:type="spellStart"/>
+      <w:r>
+        <w:rPr>
+          <w:rFonts w:ascii="Segoe UI Emoji" w:hAnsi="Segoe UI Emoji" w:cs="Segoe UI Emoji"/>
+          <w:b/>
+          <w:bCs/>
+        </w:rPr>
+        <w:t>ce</w:t>
+      </w:r>
+      <w:proofErr w:type="spellEnd"/>
+      <w:r>
+        <w:rPr>
+          <w:rFonts w:ascii="Segoe UI Emoji" w:hAnsi="Segoe UI Emoji" w:cs="Segoe UI Emoji"/>
+          <w:b/>
+          <w:bCs/>
+        </w:rPr>
+        <w:t xml:space="preserve"> a </w:t>
+      </w:r>
+      <w:proofErr w:type="spellStart"/>
+      <w:r>
+        <w:rPr>
+          <w:rFonts w:ascii="Segoe UI Emoji" w:hAnsi="Segoe UI Emoji" w:cs="Segoe UI Emoji"/>
+          <w:b/>
+          <w:bCs/>
+        </w:rPr>
+        <w:t>mutat</w:t>
+      </w:r>
+      <w:proofErr w:type="spellEnd"/>
+      <w:r>
+        <w:rPr>
+          <w:rFonts w:ascii="Segoe UI Emoji" w:hAnsi="Segoe UI Emoji" w:cs="Segoe UI Emoji"/>
+          <w:b/>
+          <w:bCs/>
+        </w:rPr>
+        <w:t xml:space="preserve"> </w:t>
+      </w:r>
+      <w:proofErr w:type="spellStart"/>
+      <w:r>
+        <w:rPr>
+          <w:rFonts w:ascii="Segoe UI Emoji" w:hAnsi="Segoe UI Emoji" w:cs="Segoe UI Emoji"/>
+          <w:b/>
+          <w:bCs/>
+        </w:rPr>
+        <w:t>folderul</w:t>
+      </w:r>
+      <w:proofErr w:type="spellEnd"/>
+      <w:r>
+        <w:rPr>
+          <w:rFonts w:ascii="Segoe UI Emoji" w:hAnsi="Segoe UI Emoji" w:cs="Segoe UI Emoji"/>
+          <w:b/>
+          <w:bCs/>
+        </w:rPr>
+        <w:t xml:space="preserve"> Steam </w:t>
+      </w:r>
+      <w:proofErr w:type="spellStart"/>
+      <w:r>
+        <w:rPr>
+          <w:rFonts w:ascii="Calibri" w:hAnsi="Calibri" w:cs="Calibri"/>
+          <w:b/>
+          <w:bCs/>
+        </w:rPr>
+        <w:t>ș</w:t>
+      </w:r>
+      <w:r>
+        <w:rPr>
+          <w:rFonts w:ascii="Segoe UI Emoji" w:hAnsi="Segoe UI Emoji" w:cs="Segoe UI Emoji"/>
+          <w:b/>
+          <w:bCs/>
+        </w:rPr>
+        <w:t>i</w:t>
+      </w:r>
+      <w:proofErr w:type="spellEnd"/>
+      <w:r>
+        <w:rPr>
+          <w:rFonts w:ascii="Segoe UI Emoji" w:hAnsi="Segoe UI Emoji" w:cs="Segoe UI Emoji"/>
+          <w:b/>
+          <w:bCs/>
+        </w:rPr>
+        <w:t xml:space="preserve"> a </w:t>
+      </w:r>
+      <w:proofErr w:type="spellStart"/>
+      <w:r>
+        <w:rPr>
+          <w:rFonts w:ascii="Segoe UI Emoji" w:hAnsi="Segoe UI Emoji" w:cs="Segoe UI Emoji"/>
+          <w:b/>
+          <w:bCs/>
+        </w:rPr>
+        <w:t>rulat</w:t>
+      </w:r>
+      <w:proofErr w:type="spellEnd"/>
+      <w:r>
+        <w:rPr>
+          <w:rFonts w:ascii="Segoe UI Emoji" w:hAnsi="Segoe UI Emoji" w:cs="Segoe UI Emoji"/>
+          <w:b/>
+          <w:bCs/>
+        </w:rPr>
+        <w:t xml:space="preserve"> </w:t>
+      </w:r>
+      <w:proofErr w:type="spellStart"/>
+      <w:r>
+        <w:rPr>
+          <w:rFonts w:ascii="Segoe UI Emoji" w:hAnsi="Segoe UI Emoji" w:cs="Segoe UI Emoji"/>
+          <w:b/>
+          <w:bCs/>
+        </w:rPr>
+        <w:t>aplica</w:t>
+      </w:r>
+      <w:r>
+        <w:rPr>
+          <w:rFonts w:ascii="Calibri" w:hAnsi="Calibri" w:cs="Calibri"/>
+          <w:b/>
+          <w:bCs/>
+        </w:rPr>
+        <w:t>ț</w:t>
+      </w:r>
+      <w:r>
+        <w:rPr>
+          <w:rFonts w:ascii="Segoe UI Emoji" w:hAnsi="Segoe UI Emoji" w:cs="Segoe UI Emoji"/>
+          <w:b/>
+          <w:bCs/>
+        </w:rPr>
+        <w:t>ia</w:t>
+      </w:r>
+      <w:proofErr w:type="spellEnd"/>
+      <w:r>
+        <w:rPr>
+          <w:rFonts w:ascii="Segoe UI Emoji" w:hAnsi="Segoe UI Emoji" w:cs="Segoe UI Emoji"/>
+          <w:b/>
+          <w:bCs/>
+        </w:rPr>
+        <w:t xml:space="preserve">, </w:t>
+      </w:r>
+      <w:proofErr w:type="spellStart"/>
+      <w:r>
+        <w:rPr>
+          <w:rFonts w:ascii="Segoe UI Emoji" w:hAnsi="Segoe UI Emoji" w:cs="Segoe UI Emoji"/>
+          <w:b/>
+          <w:bCs/>
+        </w:rPr>
+        <w:t>aceasta</w:t>
+      </w:r>
+      <w:proofErr w:type="spellEnd"/>
+      <w:r>
+        <w:rPr>
+          <w:rFonts w:ascii="Segoe UI Emoji" w:hAnsi="Segoe UI Emoji" w:cs="Segoe UI Emoji"/>
+          <w:b/>
+          <w:bCs/>
+        </w:rPr>
+        <w:t xml:space="preserve"> </w:t>
+      </w:r>
+      <w:proofErr w:type="spellStart"/>
+      <w:r>
+        <w:rPr>
+          <w:rFonts w:ascii="Segoe UI Emoji" w:hAnsi="Segoe UI Emoji" w:cs="Segoe UI Emoji"/>
+          <w:b/>
+          <w:bCs/>
+        </w:rPr>
+        <w:t>i</w:t>
+      </w:r>
+      <w:proofErr w:type="spellEnd"/>
+      <w:r>
+        <w:rPr>
+          <w:rFonts w:ascii="Segoe UI Emoji" w:hAnsi="Segoe UI Emoji" w:cs="Segoe UI Emoji"/>
+          <w:b/>
+          <w:bCs/>
+        </w:rPr>
+        <w:t xml:space="preserve">-a </w:t>
+      </w:r>
+      <w:proofErr w:type="spellStart"/>
+      <w:r>
+        <w:rPr>
+          <w:rFonts w:ascii="Calibri" w:hAnsi="Calibri" w:cs="Calibri"/>
+          <w:b/>
+          <w:bCs/>
+        </w:rPr>
+        <w:t>ș</w:t>
+      </w:r>
+      <w:r>
+        <w:rPr>
+          <w:rFonts w:ascii="Segoe UI Emoji" w:hAnsi="Segoe UI Emoji" w:cs="Segoe UI Emoji"/>
+          <w:b/>
+          <w:bCs/>
+        </w:rPr>
+        <w:t>ters</w:t>
+      </w:r>
+      <w:proofErr w:type="spellEnd"/>
+      <w:r>
+        <w:rPr>
+          <w:rFonts w:ascii="Segoe UI Emoji" w:hAnsi="Segoe UI Emoji" w:cs="Segoe UI Emoji"/>
+          <w:b/>
+          <w:bCs/>
+        </w:rPr>
+        <w:t xml:space="preserve"> </w:t>
+      </w:r>
+      <w:proofErr w:type="spellStart"/>
+      <w:r>
+        <w:rPr>
+          <w:rFonts w:ascii="Segoe UI Emoji" w:hAnsi="Segoe UI Emoji" w:cs="Segoe UI Emoji"/>
+          <w:b/>
+          <w:bCs/>
+        </w:rPr>
+        <w:t>fi</w:t>
+      </w:r>
+      <w:r>
+        <w:rPr>
+          <w:rFonts w:ascii="Calibri" w:hAnsi="Calibri" w:cs="Calibri"/>
+          <w:b/>
+          <w:bCs/>
+        </w:rPr>
+        <w:t>ș</w:t>
+      </w:r>
+      <w:r>
+        <w:rPr>
+          <w:rFonts w:ascii="Segoe UI Emoji" w:hAnsi="Segoe UI Emoji" w:cs="Segoe UI Emoji"/>
+          <w:b/>
+          <w:bCs/>
+        </w:rPr>
+        <w:t>ierele</w:t>
+      </w:r>
+      <w:proofErr w:type="spellEnd"/>
+      <w:r>
+        <w:rPr>
+          <w:rFonts w:ascii="Segoe UI Emoji" w:hAnsi="Segoe UI Emoji" w:cs="Segoe UI Emoji"/>
+          <w:b/>
+          <w:bCs/>
+        </w:rPr>
+        <w:t xml:space="preserve"> de pe </w:t>
+      </w:r>
+      <w:proofErr w:type="spellStart"/>
+      <w:r>
+        <w:rPr>
+          <w:rFonts w:ascii="Segoe UI Emoji" w:hAnsi="Segoe UI Emoji" w:cs="Segoe UI Emoji"/>
+          <w:b/>
+          <w:bCs/>
+        </w:rPr>
+        <w:t>sistem</w:t>
+      </w:r>
+      <w:proofErr w:type="spellEnd"/>
+      <w:r>
+        <w:rPr>
+          <w:rFonts w:ascii="Segoe UI Emoji" w:hAnsi="Segoe UI Emoji" w:cs="Segoe UI Emoji"/>
+          <w:b/>
+          <w:bCs/>
+        </w:rPr>
+        <w:t xml:space="preserve"> care </w:t>
+      </w:r>
+      <w:proofErr w:type="spellStart"/>
+      <w:r>
+        <w:rPr>
+          <w:rFonts w:ascii="Segoe UI Emoji" w:hAnsi="Segoe UI Emoji" w:cs="Segoe UI Emoji"/>
+          <w:b/>
+          <w:bCs/>
+        </w:rPr>
+        <w:t>apar</w:t>
+      </w:r>
+      <w:r>
+        <w:rPr>
+          <w:rFonts w:ascii="Calibri" w:hAnsi="Calibri" w:cs="Calibri"/>
+          <w:b/>
+          <w:bCs/>
+        </w:rPr>
+        <w:t>ț</w:t>
+      </w:r>
+      <w:r>
+        <w:rPr>
+          <w:rFonts w:ascii="Segoe UI Emoji" w:hAnsi="Segoe UI Emoji" w:cs="Segoe UI Emoji"/>
+          <w:b/>
+          <w:bCs/>
+        </w:rPr>
+        <w:t>ineau</w:t>
+      </w:r>
+      <w:proofErr w:type="spellEnd"/>
+      <w:r>
+        <w:rPr>
+          <w:rFonts w:ascii="Segoe UI Emoji" w:hAnsi="Segoe UI Emoji" w:cs="Segoe UI Emoji"/>
+          <w:b/>
+          <w:bCs/>
+        </w:rPr>
+        <w:t xml:space="preserve"> </w:t>
+      </w:r>
+      <w:proofErr w:type="spellStart"/>
+      <w:r>
+        <w:rPr>
+          <w:rFonts w:ascii="Segoe UI Emoji" w:hAnsi="Segoe UI Emoji" w:cs="Segoe UI Emoji"/>
+          <w:b/>
+          <w:bCs/>
+        </w:rPr>
+        <w:t>utilizatorului</w:t>
+      </w:r>
+      <w:proofErr w:type="spellEnd"/>
+      <w:r>
+        <w:rPr>
+          <w:rFonts w:ascii="Segoe UI Emoji" w:hAnsi="Segoe UI Emoji" w:cs="Segoe UI Emoji"/>
+          <w:b/>
+          <w:bCs/>
+        </w:rPr>
+        <w:t xml:space="preserve">. </w:t>
       </w:r>
     </w:p>
     <w:p>
       <w:pPr>
-        <w:numPr>
-          <w:ilvl w:val="0"/>
-          <w:numId w:val="2"/>
-        </w:numPr>
+        <w:rPr>
+          <w:rFonts w:ascii="Segoe UI Emoji" w:hAnsi="Segoe UI Emoji" w:cs="Segoe UI Emoji"/>
+          <w:b/>
+          <w:bCs/>
+        </w:rPr>
       </w:pPr>
       <w:r>
-        <w:t xml:space="preserve">dependența de un singur senzor </w:t>
+        <w:rPr>
+          <w:rFonts w:ascii="Segoe UI Emoji" w:hAnsi="Segoe UI Emoji" w:cs="Segoe UI Emoji"/>
+          <w:b/>
+          <w:bCs/>
+        </w:rPr>
+        <w:pict w14:anchorId="739A284B">
+          <v:rect id="_x0000_i1087" style="width:0;height:1.5pt" o:hralign="center" o:hrstd="t" o:hr="t" fillcolor="#a0a0a0" stroked="f"/>
+        </w:pict>
       </w:r>
     </w:p>
     <w:p>
       <w:pPr>
-        <w:numPr>
-          <w:ilvl w:val="0"/>
-          <w:numId w:val="2"/>
-        </w:numPr>
+        <w:rPr>
+          <w:rFonts w:ascii="Segoe UI Emoji" w:hAnsi="Segoe UI Emoji" w:cs="Segoe UI Emoji"/>
+          <w:b/>
+          <w:bCs/>
+        </w:rPr>
       </w:pPr>
       <w:r>
-        <w:t xml:space="preserve">lipsa redundanței </w:t>
-      </w:r>
+        <w:rPr>
+          <w:rFonts w:ascii="Segoe UI Emoji" w:hAnsi="Segoe UI Emoji" w:cs="Segoe UI Emoji"/>
+          <w:b/>
+          <w:bCs/>
+        </w:rPr>
+        <w:t xml:space="preserve">🧑‍🎓 </w:t>
+      </w:r>
+      <w:proofErr w:type="spellStart"/>
+      <w:r>
+        <w:rPr>
+          <w:rFonts w:ascii="Segoe UI Emoji" w:hAnsi="Segoe UI Emoji" w:cs="Segoe UI Emoji"/>
+          <w:b/>
+          <w:bCs/>
+        </w:rPr>
+        <w:t>Elevul</w:t>
+      </w:r>
+      <w:proofErr w:type="spellEnd"/>
+      <w:r>
+        <w:rPr>
+          <w:rFonts w:ascii="Segoe UI Emoji" w:hAnsi="Segoe UI Emoji" w:cs="Segoe UI Emoji"/>
+          <w:b/>
+          <w:bCs/>
+        </w:rPr>
+        <w:t xml:space="preserve"> 2 – Ce s-a </w:t>
+      </w:r>
+      <w:proofErr w:type="spellStart"/>
+      <w:r>
+        <w:rPr>
+          <w:rFonts w:ascii="Segoe UI Emoji" w:hAnsi="Segoe UI Emoji" w:cs="Segoe UI Emoji"/>
+          <w:b/>
+          <w:bCs/>
+        </w:rPr>
+        <w:t>întâmplat</w:t>
+      </w:r>
+      <w:proofErr w:type="spellEnd"/>
     </w:p>
     <w:p>
       <w:pPr>
-        <w:numPr>
-          <w:ilvl w:val="0"/>
-          <w:numId w:val="2"/>
-        </w:numPr>
+        <w:rPr>
+          <w:rFonts w:ascii="Segoe UI Emoji" w:hAnsi="Segoe UI Emoji" w:cs="Segoe UI Emoji"/>
+          <w:b/>
+          <w:bCs/>
+        </w:rPr>
       </w:pPr>
       <w:r>
-        <w:t xml:space="preserve">comportamentul agresiv al sistemului automat </w:t>
+        <w:rPr>
+          <w:rFonts w:ascii="Segoe UI Emoji" w:hAnsi="Segoe UI Emoji" w:cs="Segoe UI Emoji"/>
+          <w:b/>
+          <w:bCs/>
+        </w:rPr>
+        <w:t xml:space="preserve">Bug-ul era </w:t>
+      </w:r>
+      <w:proofErr w:type="spellStart"/>
+      <w:r>
+        <w:rPr>
+          <w:rFonts w:ascii="Segoe UI Emoji" w:hAnsi="Segoe UI Emoji" w:cs="Segoe UI Emoji"/>
+          <w:b/>
+          <w:bCs/>
+        </w:rPr>
+        <w:t>legat</w:t>
+      </w:r>
+      <w:proofErr w:type="spellEnd"/>
+      <w:r>
+        <w:rPr>
+          <w:rFonts w:ascii="Segoe UI Emoji" w:hAnsi="Segoe UI Emoji" w:cs="Segoe UI Emoji"/>
+          <w:b/>
+          <w:bCs/>
+        </w:rPr>
+        <w:t xml:space="preserve"> de o </w:t>
+      </w:r>
+      <w:proofErr w:type="spellStart"/>
+      <w:r>
+        <w:rPr>
+          <w:rFonts w:ascii="Segoe UI Emoji" w:hAnsi="Segoe UI Emoji" w:cs="Segoe UI Emoji"/>
+          <w:b/>
+          <w:bCs/>
+        </w:rPr>
+        <w:t>comand</w:t>
+      </w:r>
+      <w:r>
+        <w:rPr>
+          <w:rFonts w:ascii="Calibri" w:hAnsi="Calibri" w:cs="Calibri"/>
+          <w:b/>
+          <w:bCs/>
+        </w:rPr>
+        <w:t>ă</w:t>
+      </w:r>
+      <w:proofErr w:type="spellEnd"/>
+      <w:r>
+        <w:rPr>
+          <w:rFonts w:ascii="Segoe UI Emoji" w:hAnsi="Segoe UI Emoji" w:cs="Segoe UI Emoji"/>
+          <w:b/>
+          <w:bCs/>
+        </w:rPr>
+        <w:t xml:space="preserve"> </w:t>
+      </w:r>
+      <w:proofErr w:type="spellStart"/>
+      <w:r>
+        <w:rPr>
+          <w:rFonts w:ascii="Segoe UI Emoji" w:hAnsi="Segoe UI Emoji" w:cs="Segoe UI Emoji"/>
+          <w:b/>
+          <w:bCs/>
+        </w:rPr>
+        <w:t>dintr</w:t>
+      </w:r>
+      <w:proofErr w:type="spellEnd"/>
+      <w:r>
+        <w:rPr>
+          <w:rFonts w:ascii="Segoe UI Emoji" w:hAnsi="Segoe UI Emoji" w:cs="Segoe UI Emoji"/>
+          <w:b/>
+          <w:bCs/>
+        </w:rPr>
+        <w:t>-un script Linux.</w:t>
       </w:r>
     </w:p>
     <w:p>
       <w:pPr>
-        <w:numPr>
-          <w:ilvl w:val="0"/>
-          <w:numId w:val="2"/>
-        </w:numPr>
+        <w:rPr>
+          <w:rFonts w:ascii="Segoe UI Emoji" w:hAnsi="Segoe UI Emoji" w:cs="Segoe UI Emoji"/>
+          <w:b/>
+          <w:bCs/>
+        </w:rPr>
       </w:pPr>
-      <w:r>
-        <w:t xml:space="preserve">lipsa informării și instruirii piloților </w:t>
-      </w:r>
-    </w:p>
-    <w:p>
-      <w:r>
-        <w:t>După aceste tragedii, avionul Boeing 737 MAX a fost retras temporar din funcțiune la nivel global, iar sistemul MCAS a fost modificat.</w:t>
-      </w:r>
-    </w:p>
-    <w:p>
-      <w:r>
-        <w:t>Astăzi, sistemul folosește mai mulți senzori, intervențiile sunt limitate, iar piloții sunt mai bine instruiți.</w:t>
-      </w:r>
-    </w:p>
-    <w:p>
-      <w:r>
-        <w:t>Acest caz ne arată cât de important este ca sistemele critice să fie proiectate cu atenție, testate riguros și explicate clar utilizatorilor.</w:t>
-      </w:r>
-    </w:p>
-    <w:p>
-      <w:r>
-        <w:pict w14:anchorId="5AEF1642">
-          <v:rect id="_x0000_i1059" style="width:0;height:1.5pt" o:hralign="center" o:hrstd="t" o:hr="t" fillcolor="#a0a0a0" stroked="f"/>
-        </w:pict>
+      <w:proofErr w:type="spellStart"/>
+      <w:r>
+        <w:rPr>
+          <w:rFonts w:ascii="Segoe UI Emoji" w:hAnsi="Segoe UI Emoji" w:cs="Segoe UI Emoji"/>
+          <w:b/>
+          <w:bCs/>
+        </w:rPr>
+        <w:t>Scriptul</w:t>
+      </w:r>
+      <w:proofErr w:type="spellEnd"/>
+      <w:r>
+        <w:rPr>
+          <w:rFonts w:ascii="Segoe UI Emoji" w:hAnsi="Segoe UI Emoji" w:cs="Segoe UI Emoji"/>
+          <w:b/>
+          <w:bCs/>
+        </w:rPr>
+        <w:t xml:space="preserve"> </w:t>
+      </w:r>
+      <w:proofErr w:type="spellStart"/>
+      <w:r>
+        <w:rPr>
+          <w:rFonts w:ascii="Segoe UI Emoji" w:hAnsi="Segoe UI Emoji" w:cs="Segoe UI Emoji"/>
+          <w:b/>
+          <w:bCs/>
+        </w:rPr>
+        <w:t>încerca</w:t>
+      </w:r>
+      <w:proofErr w:type="spellEnd"/>
+      <w:r>
+        <w:rPr>
+          <w:rFonts w:ascii="Segoe UI Emoji" w:hAnsi="Segoe UI Emoji" w:cs="Segoe UI Emoji"/>
+          <w:b/>
+          <w:bCs/>
+        </w:rPr>
+        <w:t xml:space="preserve"> </w:t>
+      </w:r>
+      <w:proofErr w:type="spellStart"/>
+      <w:r>
+        <w:rPr>
+          <w:rFonts w:ascii="Segoe UI Emoji" w:hAnsi="Segoe UI Emoji" w:cs="Segoe UI Emoji"/>
+          <w:b/>
+          <w:bCs/>
+        </w:rPr>
+        <w:t>s</w:t>
+      </w:r>
+      <w:r>
+        <w:rPr>
+          <w:rFonts w:ascii="Calibri" w:hAnsi="Calibri" w:cs="Calibri"/>
+          <w:b/>
+          <w:bCs/>
+        </w:rPr>
+        <w:t>ă</w:t>
+      </w:r>
+      <w:proofErr w:type="spellEnd"/>
+      <w:r>
+        <w:rPr>
+          <w:rFonts w:ascii="Segoe UI Emoji" w:hAnsi="Segoe UI Emoji" w:cs="Segoe UI Emoji"/>
+          <w:b/>
+          <w:bCs/>
+        </w:rPr>
+        <w:t xml:space="preserve"> </w:t>
+      </w:r>
+      <w:proofErr w:type="spellStart"/>
+      <w:r>
+        <w:rPr>
+          <w:rFonts w:ascii="Segoe UI Emoji" w:hAnsi="Segoe UI Emoji" w:cs="Segoe UI Emoji"/>
+          <w:b/>
+          <w:bCs/>
+        </w:rPr>
+        <w:t>afle</w:t>
+      </w:r>
+      <w:proofErr w:type="spellEnd"/>
+      <w:r>
+        <w:rPr>
+          <w:rFonts w:ascii="Segoe UI Emoji" w:hAnsi="Segoe UI Emoji" w:cs="Segoe UI Emoji"/>
+          <w:b/>
+          <w:bCs/>
+        </w:rPr>
+        <w:t xml:space="preserve"> </w:t>
+      </w:r>
+      <w:proofErr w:type="spellStart"/>
+      <w:r>
+        <w:rPr>
+          <w:rFonts w:ascii="Segoe UI Emoji" w:hAnsi="Segoe UI Emoji" w:cs="Segoe UI Emoji"/>
+          <w:b/>
+          <w:bCs/>
+        </w:rPr>
+        <w:t>unde</w:t>
+      </w:r>
+      <w:proofErr w:type="spellEnd"/>
+      <w:r>
+        <w:rPr>
+          <w:rFonts w:ascii="Segoe UI Emoji" w:hAnsi="Segoe UI Emoji" w:cs="Segoe UI Emoji"/>
+          <w:b/>
+          <w:bCs/>
+        </w:rPr>
+        <w:t xml:space="preserve"> </w:t>
+      </w:r>
+      <w:proofErr w:type="spellStart"/>
+      <w:r>
+        <w:rPr>
+          <w:rFonts w:ascii="Segoe UI Emoji" w:hAnsi="Segoe UI Emoji" w:cs="Segoe UI Emoji"/>
+          <w:b/>
+          <w:bCs/>
+        </w:rPr>
+        <w:t>este</w:t>
+      </w:r>
+      <w:proofErr w:type="spellEnd"/>
+      <w:r>
+        <w:rPr>
+          <w:rFonts w:ascii="Segoe UI Emoji" w:hAnsi="Segoe UI Emoji" w:cs="Segoe UI Emoji"/>
+          <w:b/>
+          <w:bCs/>
+        </w:rPr>
+        <w:t xml:space="preserve"> </w:t>
+      </w:r>
+      <w:proofErr w:type="spellStart"/>
+      <w:r>
+        <w:rPr>
+          <w:rFonts w:ascii="Segoe UI Emoji" w:hAnsi="Segoe UI Emoji" w:cs="Segoe UI Emoji"/>
+          <w:b/>
+          <w:bCs/>
+        </w:rPr>
+        <w:t>instalat</w:t>
+      </w:r>
+      <w:proofErr w:type="spellEnd"/>
+      <w:r>
+        <w:rPr>
+          <w:rFonts w:ascii="Segoe UI Emoji" w:hAnsi="Segoe UI Emoji" w:cs="Segoe UI Emoji"/>
+          <w:b/>
+          <w:bCs/>
+        </w:rPr>
+        <w:t xml:space="preserve"> Steam </w:t>
+      </w:r>
+      <w:proofErr w:type="spellStart"/>
+      <w:r>
+        <w:rPr>
+          <w:rFonts w:ascii="Calibri" w:hAnsi="Calibri" w:cs="Calibri"/>
+          <w:b/>
+          <w:bCs/>
+        </w:rPr>
+        <w:t>ș</w:t>
+      </w:r>
+      <w:r>
+        <w:rPr>
+          <w:rFonts w:ascii="Segoe UI Emoji" w:hAnsi="Segoe UI Emoji" w:cs="Segoe UI Emoji"/>
+          <w:b/>
+          <w:bCs/>
+        </w:rPr>
+        <w:t>i</w:t>
+      </w:r>
+      <w:proofErr w:type="spellEnd"/>
+      <w:r>
+        <w:rPr>
+          <w:rFonts w:ascii="Segoe UI Emoji" w:hAnsi="Segoe UI Emoji" w:cs="Segoe UI Emoji"/>
+          <w:b/>
+          <w:bCs/>
+        </w:rPr>
+        <w:t xml:space="preserve"> </w:t>
+      </w:r>
+      <w:proofErr w:type="spellStart"/>
+      <w:r>
+        <w:rPr>
+          <w:rFonts w:ascii="Segoe UI Emoji" w:hAnsi="Segoe UI Emoji" w:cs="Segoe UI Emoji"/>
+          <w:b/>
+          <w:bCs/>
+        </w:rPr>
+        <w:t>salva</w:t>
+      </w:r>
+      <w:proofErr w:type="spellEnd"/>
+      <w:r>
+        <w:rPr>
+          <w:rFonts w:ascii="Segoe UI Emoji" w:hAnsi="Segoe UI Emoji" w:cs="Segoe UI Emoji"/>
+          <w:b/>
+          <w:bCs/>
+        </w:rPr>
+        <w:t xml:space="preserve"> </w:t>
+      </w:r>
+      <w:proofErr w:type="spellStart"/>
+      <w:r>
+        <w:rPr>
+          <w:rFonts w:ascii="Segoe UI Emoji" w:hAnsi="Segoe UI Emoji" w:cs="Segoe UI Emoji"/>
+          <w:b/>
+          <w:bCs/>
+        </w:rPr>
+        <w:t>calea</w:t>
+      </w:r>
+      <w:proofErr w:type="spellEnd"/>
+      <w:r>
+        <w:rPr>
+          <w:rFonts w:ascii="Segoe UI Emoji" w:hAnsi="Segoe UI Emoji" w:cs="Segoe UI Emoji"/>
+          <w:b/>
+          <w:bCs/>
+        </w:rPr>
+        <w:t xml:space="preserve"> </w:t>
+      </w:r>
+      <w:proofErr w:type="spellStart"/>
+      <w:r>
+        <w:rPr>
+          <w:rFonts w:ascii="Segoe UI Emoji" w:hAnsi="Segoe UI Emoji" w:cs="Segoe UI Emoji"/>
+          <w:b/>
+          <w:bCs/>
+        </w:rPr>
+        <w:t>într</w:t>
+      </w:r>
+      <w:proofErr w:type="spellEnd"/>
+      <w:r>
+        <w:rPr>
+          <w:rFonts w:ascii="Segoe UI Emoji" w:hAnsi="Segoe UI Emoji" w:cs="Segoe UI Emoji"/>
+          <w:b/>
+          <w:bCs/>
+        </w:rPr>
+        <w:t xml:space="preserve">-o </w:t>
+      </w:r>
+      <w:proofErr w:type="spellStart"/>
+      <w:r>
+        <w:rPr>
+          <w:rFonts w:ascii="Segoe UI Emoji" w:hAnsi="Segoe UI Emoji" w:cs="Segoe UI Emoji"/>
+          <w:b/>
+          <w:bCs/>
+        </w:rPr>
+        <w:t>variabil</w:t>
+      </w:r>
+      <w:r>
+        <w:rPr>
+          <w:rFonts w:ascii="Calibri" w:hAnsi="Calibri" w:cs="Calibri"/>
+          <w:b/>
+          <w:bCs/>
+        </w:rPr>
+        <w:t>ă</w:t>
+      </w:r>
+      <w:proofErr w:type="spellEnd"/>
+      <w:r>
+        <w:rPr>
+          <w:rFonts w:ascii="Segoe UI Emoji" w:hAnsi="Segoe UI Emoji" w:cs="Segoe UI Emoji"/>
+          <w:b/>
+          <w:bCs/>
+        </w:rPr>
+        <w:t xml:space="preserve"> </w:t>
+      </w:r>
+      <w:proofErr w:type="spellStart"/>
+      <w:r>
+        <w:rPr>
+          <w:rFonts w:ascii="Segoe UI Emoji" w:hAnsi="Segoe UI Emoji" w:cs="Segoe UI Emoji"/>
+          <w:b/>
+          <w:bCs/>
+        </w:rPr>
+        <w:t>numit</w:t>
+      </w:r>
+      <w:r>
+        <w:rPr>
+          <w:rFonts w:ascii="Calibri" w:hAnsi="Calibri" w:cs="Calibri"/>
+          <w:b/>
+          <w:bCs/>
+        </w:rPr>
+        <w:t>ă</w:t>
+      </w:r>
+      <w:proofErr w:type="spellEnd"/>
+      <w:r>
+        <w:rPr>
+          <w:rFonts w:ascii="Segoe UI Emoji" w:hAnsi="Segoe UI Emoji" w:cs="Segoe UI Emoji"/>
+          <w:b/>
+          <w:bCs/>
+        </w:rPr>
+        <w:t xml:space="preserve"> STEAMROOT.</w:t>
       </w:r>
     </w:p>
     <w:p>
       <w:pPr>
         <w:rPr>
+          <w:rFonts w:ascii="Segoe UI Emoji" w:hAnsi="Segoe UI Emoji" w:cs="Segoe UI Emoji"/>
           <w:b/>
           <w:bCs/>
         </w:rPr>
       </w:pPr>
-      <w:r>
-        <w:rPr>
-          <w:rFonts w:ascii="Segoe UI Emoji" w:hAnsi="Segoe UI Emoji" w:cs="Segoe UI Emoji"/>
-          <w:b/>
-          <w:bCs/>
-        </w:rPr>
-        <w:t>🎯</w:t>
-      </w:r>
-      <w:r>
-        <w:rPr>
-          <w:b/>
-          <w:bCs/>
-        </w:rPr>
-        <w:t xml:space="preserve"> Încheiere (opțional)</w:t>
+      <w:proofErr w:type="spellStart"/>
+      <w:r>
+        <w:rPr>
+          <w:rFonts w:ascii="Segoe UI Emoji" w:hAnsi="Segoe UI Emoji" w:cs="Segoe UI Emoji"/>
+          <w:b/>
+          <w:bCs/>
+        </w:rPr>
+        <w:t>Apoi</w:t>
+      </w:r>
+      <w:proofErr w:type="spellEnd"/>
+      <w:r>
+        <w:rPr>
+          <w:rFonts w:ascii="Segoe UI Emoji" w:hAnsi="Segoe UI Emoji" w:cs="Segoe UI Emoji"/>
+          <w:b/>
+          <w:bCs/>
+        </w:rPr>
+        <w:t xml:space="preserve"> </w:t>
+      </w:r>
+      <w:proofErr w:type="spellStart"/>
+      <w:r>
+        <w:rPr>
+          <w:rFonts w:ascii="Segoe UI Emoji" w:hAnsi="Segoe UI Emoji" w:cs="Segoe UI Emoji"/>
+          <w:b/>
+          <w:bCs/>
+        </w:rPr>
+        <w:t>folosea</w:t>
+      </w:r>
+      <w:proofErr w:type="spellEnd"/>
+      <w:r>
+        <w:rPr>
+          <w:rFonts w:ascii="Segoe UI Emoji" w:hAnsi="Segoe UI Emoji" w:cs="Segoe UI Emoji"/>
+          <w:b/>
+          <w:bCs/>
+        </w:rPr>
+        <w:t xml:space="preserve"> o </w:t>
+      </w:r>
+      <w:proofErr w:type="spellStart"/>
+      <w:r>
+        <w:rPr>
+          <w:rFonts w:ascii="Segoe UI Emoji" w:hAnsi="Segoe UI Emoji" w:cs="Segoe UI Emoji"/>
+          <w:b/>
+          <w:bCs/>
+        </w:rPr>
+        <w:t>comand</w:t>
+      </w:r>
+      <w:r>
+        <w:rPr>
+          <w:rFonts w:ascii="Calibri" w:hAnsi="Calibri" w:cs="Calibri"/>
+          <w:b/>
+          <w:bCs/>
+        </w:rPr>
+        <w:t>ă</w:t>
+      </w:r>
+      <w:proofErr w:type="spellEnd"/>
+      <w:r>
+        <w:rPr>
+          <w:rFonts w:ascii="Segoe UI Emoji" w:hAnsi="Segoe UI Emoji" w:cs="Segoe UI Emoji"/>
+          <w:b/>
+          <w:bCs/>
+        </w:rPr>
+        <w:t xml:space="preserve"> de </w:t>
+      </w:r>
+      <w:proofErr w:type="spellStart"/>
+      <w:r>
+        <w:rPr>
+          <w:rFonts w:ascii="Calibri" w:hAnsi="Calibri" w:cs="Calibri"/>
+          <w:b/>
+          <w:bCs/>
+        </w:rPr>
+        <w:t>ș</w:t>
+      </w:r>
+      <w:r>
+        <w:rPr>
+          <w:rFonts w:ascii="Segoe UI Emoji" w:hAnsi="Segoe UI Emoji" w:cs="Segoe UI Emoji"/>
+          <w:b/>
+          <w:bCs/>
+        </w:rPr>
+        <w:t>tergere</w:t>
+      </w:r>
+      <w:proofErr w:type="spellEnd"/>
+      <w:r>
+        <w:rPr>
+          <w:rFonts w:ascii="Segoe UI Emoji" w:hAnsi="Segoe UI Emoji" w:cs="Segoe UI Emoji"/>
+          <w:b/>
+          <w:bCs/>
+        </w:rPr>
+        <w:t>:</w:t>
       </w:r>
     </w:p>
     <w:p>
-      <w:r>
-        <w:t>Siguranța trebuie să fie întotdeauna mai importantă decât viteza de dezvoltare sau costurile.</w:t>
+      <w:pPr>
+        <w:rPr>
+          <w:rFonts w:ascii="Segoe UI Emoji" w:hAnsi="Segoe UI Emoji" w:cs="Segoe UI Emoji"/>
+          <w:b/>
+          <w:bCs/>
+        </w:rPr>
+      </w:pPr>
+      <w:r>
+        <w:rPr>
+          <w:rFonts w:ascii="Segoe UI Emoji" w:hAnsi="Segoe UI Emoji" w:cs="Segoe UI Emoji"/>
+          <w:b/>
+          <w:bCs/>
+        </w:rPr>
+        <w:t>rm -rf "$STEAMROOT/"*</w:t>
+      </w:r>
+    </w:p>
+    <w:p>
+      <w:pPr>
+        <w:rPr>
+          <w:rFonts w:ascii="Segoe UI Emoji" w:hAnsi="Segoe UI Emoji" w:cs="Segoe UI Emoji"/>
+          <w:b/>
+          <w:bCs/>
+        </w:rPr>
+      </w:pPr>
+      <w:proofErr w:type="spellStart"/>
+      <w:r>
+        <w:rPr>
+          <w:rFonts w:ascii="Segoe UI Emoji" w:hAnsi="Segoe UI Emoji" w:cs="Segoe UI Emoji"/>
+          <w:b/>
+          <w:bCs/>
+        </w:rPr>
+        <w:t>În</w:t>
+      </w:r>
+      <w:proofErr w:type="spellEnd"/>
+      <w:r>
+        <w:rPr>
+          <w:rFonts w:ascii="Segoe UI Emoji" w:hAnsi="Segoe UI Emoji" w:cs="Segoe UI Emoji"/>
+          <w:b/>
+          <w:bCs/>
+        </w:rPr>
+        <w:t xml:space="preserve"> mod normal, </w:t>
+      </w:r>
+      <w:proofErr w:type="spellStart"/>
+      <w:r>
+        <w:rPr>
+          <w:rFonts w:ascii="Segoe UI Emoji" w:hAnsi="Segoe UI Emoji" w:cs="Segoe UI Emoji"/>
+          <w:b/>
+          <w:bCs/>
+        </w:rPr>
+        <w:t>aceast</w:t>
+      </w:r>
+      <w:r>
+        <w:rPr>
+          <w:rFonts w:ascii="Calibri" w:hAnsi="Calibri" w:cs="Calibri"/>
+          <w:b/>
+          <w:bCs/>
+        </w:rPr>
+        <w:t>ă</w:t>
+      </w:r>
+      <w:proofErr w:type="spellEnd"/>
+      <w:r>
+        <w:rPr>
+          <w:rFonts w:ascii="Segoe UI Emoji" w:hAnsi="Segoe UI Emoji" w:cs="Segoe UI Emoji"/>
+          <w:b/>
+          <w:bCs/>
+        </w:rPr>
+        <w:t xml:space="preserve"> </w:t>
+      </w:r>
+      <w:proofErr w:type="spellStart"/>
+      <w:r>
+        <w:rPr>
+          <w:rFonts w:ascii="Segoe UI Emoji" w:hAnsi="Segoe UI Emoji" w:cs="Segoe UI Emoji"/>
+          <w:b/>
+          <w:bCs/>
+        </w:rPr>
+        <w:t>comand</w:t>
+      </w:r>
+      <w:r>
+        <w:rPr>
+          <w:rFonts w:ascii="Calibri" w:hAnsi="Calibri" w:cs="Calibri"/>
+          <w:b/>
+          <w:bCs/>
+        </w:rPr>
+        <w:t>ă</w:t>
+      </w:r>
+      <w:proofErr w:type="spellEnd"/>
+      <w:r>
+        <w:rPr>
+          <w:rFonts w:ascii="Segoe UI Emoji" w:hAnsi="Segoe UI Emoji" w:cs="Segoe UI Emoji"/>
+          <w:b/>
+          <w:bCs/>
+        </w:rPr>
+        <w:t xml:space="preserve"> </w:t>
+      </w:r>
+      <w:proofErr w:type="spellStart"/>
+      <w:r>
+        <w:rPr>
+          <w:rFonts w:ascii="Segoe UI Emoji" w:hAnsi="Segoe UI Emoji" w:cs="Segoe UI Emoji"/>
+          <w:b/>
+          <w:bCs/>
+        </w:rPr>
+        <w:t>trebuia</w:t>
+      </w:r>
+      <w:proofErr w:type="spellEnd"/>
+      <w:r>
+        <w:rPr>
+          <w:rFonts w:ascii="Segoe UI Emoji" w:hAnsi="Segoe UI Emoji" w:cs="Segoe UI Emoji"/>
+          <w:b/>
+          <w:bCs/>
+        </w:rPr>
+        <w:t xml:space="preserve"> </w:t>
+      </w:r>
+      <w:proofErr w:type="spellStart"/>
+      <w:r>
+        <w:rPr>
+          <w:rFonts w:ascii="Segoe UI Emoji" w:hAnsi="Segoe UI Emoji" w:cs="Segoe UI Emoji"/>
+          <w:b/>
+          <w:bCs/>
+        </w:rPr>
+        <w:t>s</w:t>
+      </w:r>
+      <w:r>
+        <w:rPr>
+          <w:rFonts w:ascii="Calibri" w:hAnsi="Calibri" w:cs="Calibri"/>
+          <w:b/>
+          <w:bCs/>
+        </w:rPr>
+        <w:t>ă</w:t>
+      </w:r>
+      <w:proofErr w:type="spellEnd"/>
+      <w:r>
+        <w:rPr>
+          <w:rFonts w:ascii="Segoe UI Emoji" w:hAnsi="Segoe UI Emoji" w:cs="Segoe UI Emoji"/>
+          <w:b/>
+          <w:bCs/>
+        </w:rPr>
+        <w:t xml:space="preserve"> </w:t>
+      </w:r>
+      <w:proofErr w:type="spellStart"/>
+      <w:r>
+        <w:rPr>
+          <w:rFonts w:ascii="Calibri" w:hAnsi="Calibri" w:cs="Calibri"/>
+          <w:b/>
+          <w:bCs/>
+        </w:rPr>
+        <w:t>ș</w:t>
+      </w:r>
+      <w:r>
+        <w:rPr>
+          <w:rFonts w:ascii="Segoe UI Emoji" w:hAnsi="Segoe UI Emoji" w:cs="Segoe UI Emoji"/>
+          <w:b/>
+          <w:bCs/>
+        </w:rPr>
+        <w:t>tearg</w:t>
+      </w:r>
+      <w:r>
+        <w:rPr>
+          <w:rFonts w:ascii="Calibri" w:hAnsi="Calibri" w:cs="Calibri"/>
+          <w:b/>
+          <w:bCs/>
+        </w:rPr>
+        <w:t>ă</w:t>
+      </w:r>
+      <w:proofErr w:type="spellEnd"/>
+      <w:r>
+        <w:rPr>
+          <w:rFonts w:ascii="Segoe UI Emoji" w:hAnsi="Segoe UI Emoji" w:cs="Segoe UI Emoji"/>
+          <w:b/>
+          <w:bCs/>
+        </w:rPr>
+        <w:t xml:space="preserve"> </w:t>
+      </w:r>
+      <w:proofErr w:type="spellStart"/>
+      <w:r>
+        <w:rPr>
+          <w:rFonts w:ascii="Segoe UI Emoji" w:hAnsi="Segoe UI Emoji" w:cs="Segoe UI Emoji"/>
+          <w:b/>
+          <w:bCs/>
+        </w:rPr>
+        <w:t>doar</w:t>
+      </w:r>
+      <w:proofErr w:type="spellEnd"/>
+      <w:r>
+        <w:rPr>
+          <w:rFonts w:ascii="Segoe UI Emoji" w:hAnsi="Segoe UI Emoji" w:cs="Segoe UI Emoji"/>
+          <w:b/>
+          <w:bCs/>
+        </w:rPr>
+        <w:t xml:space="preserve"> </w:t>
+      </w:r>
+      <w:proofErr w:type="spellStart"/>
+      <w:r>
+        <w:rPr>
+          <w:rFonts w:ascii="Segoe UI Emoji" w:hAnsi="Segoe UI Emoji" w:cs="Segoe UI Emoji"/>
+          <w:b/>
+          <w:bCs/>
+        </w:rPr>
+        <w:t>fi</w:t>
+      </w:r>
+      <w:r>
+        <w:rPr>
+          <w:rFonts w:ascii="Calibri" w:hAnsi="Calibri" w:cs="Calibri"/>
+          <w:b/>
+          <w:bCs/>
+        </w:rPr>
+        <w:t>ș</w:t>
+      </w:r>
+      <w:r>
+        <w:rPr>
+          <w:rFonts w:ascii="Segoe UI Emoji" w:hAnsi="Segoe UI Emoji" w:cs="Segoe UI Emoji"/>
+          <w:b/>
+          <w:bCs/>
+        </w:rPr>
+        <w:t>iere</w:t>
+      </w:r>
+      <w:proofErr w:type="spellEnd"/>
+      <w:r>
+        <w:rPr>
+          <w:rFonts w:ascii="Segoe UI Emoji" w:hAnsi="Segoe UI Emoji" w:cs="Segoe UI Emoji"/>
+          <w:b/>
+          <w:bCs/>
+        </w:rPr>
+        <w:t xml:space="preserve"> din </w:t>
+      </w:r>
+      <w:proofErr w:type="spellStart"/>
+      <w:r>
+        <w:rPr>
+          <w:rFonts w:ascii="Segoe UI Emoji" w:hAnsi="Segoe UI Emoji" w:cs="Segoe UI Emoji"/>
+          <w:b/>
+          <w:bCs/>
+        </w:rPr>
+        <w:t>folderul</w:t>
+      </w:r>
+      <w:proofErr w:type="spellEnd"/>
+      <w:r>
+        <w:rPr>
+          <w:rFonts w:ascii="Segoe UI Emoji" w:hAnsi="Segoe UI Emoji" w:cs="Segoe UI Emoji"/>
+          <w:b/>
+          <w:bCs/>
+        </w:rPr>
+        <w:t xml:space="preserve"> Steam.</w:t>
+      </w:r>
+    </w:p>
+    <w:p>
+      <w:pPr>
+        <w:rPr>
+          <w:rFonts w:ascii="Segoe UI Emoji" w:hAnsi="Segoe UI Emoji" w:cs="Segoe UI Emoji"/>
+          <w:b/>
+          <w:bCs/>
+        </w:rPr>
+      </w:pPr>
+      <w:proofErr w:type="spellStart"/>
+      <w:r>
+        <w:rPr>
+          <w:rFonts w:ascii="Segoe UI Emoji" w:hAnsi="Segoe UI Emoji" w:cs="Segoe UI Emoji"/>
+          <w:b/>
+          <w:bCs/>
+        </w:rPr>
+        <w:t>Problema</w:t>
+      </w:r>
+      <w:proofErr w:type="spellEnd"/>
+      <w:r>
+        <w:rPr>
+          <w:rFonts w:ascii="Segoe UI Emoji" w:hAnsi="Segoe UI Emoji" w:cs="Segoe UI Emoji"/>
+          <w:b/>
+          <w:bCs/>
+        </w:rPr>
+        <w:t xml:space="preserve"> era </w:t>
+      </w:r>
+      <w:proofErr w:type="spellStart"/>
+      <w:r>
+        <w:rPr>
+          <w:rFonts w:ascii="Segoe UI Emoji" w:hAnsi="Segoe UI Emoji" w:cs="Segoe UI Emoji"/>
+          <w:b/>
+          <w:bCs/>
+        </w:rPr>
+        <w:t>c</w:t>
+      </w:r>
+      <w:r>
+        <w:rPr>
+          <w:rFonts w:ascii="Calibri" w:hAnsi="Calibri" w:cs="Calibri"/>
+          <w:b/>
+          <w:bCs/>
+        </w:rPr>
+        <w:t>ă</w:t>
+      </w:r>
+      <w:proofErr w:type="spellEnd"/>
+      <w:r>
+        <w:rPr>
+          <w:rFonts w:ascii="Segoe UI Emoji" w:hAnsi="Segoe UI Emoji" w:cs="Segoe UI Emoji"/>
+          <w:b/>
+          <w:bCs/>
+        </w:rPr>
+        <w:t xml:space="preserve">, </w:t>
+      </w:r>
+      <w:proofErr w:type="spellStart"/>
+      <w:r>
+        <w:rPr>
+          <w:rFonts w:ascii="Segoe UI Emoji" w:hAnsi="Segoe UI Emoji" w:cs="Segoe UI Emoji"/>
+          <w:b/>
+          <w:bCs/>
+        </w:rPr>
+        <w:t>în</w:t>
+      </w:r>
+      <w:proofErr w:type="spellEnd"/>
+      <w:r>
+        <w:rPr>
+          <w:rFonts w:ascii="Segoe UI Emoji" w:hAnsi="Segoe UI Emoji" w:cs="Segoe UI Emoji"/>
+          <w:b/>
+          <w:bCs/>
+        </w:rPr>
+        <w:t xml:space="preserve"> </w:t>
+      </w:r>
+      <w:proofErr w:type="spellStart"/>
+      <w:r>
+        <w:rPr>
+          <w:rFonts w:ascii="Segoe UI Emoji" w:hAnsi="Segoe UI Emoji" w:cs="Segoe UI Emoji"/>
+          <w:b/>
+          <w:bCs/>
+        </w:rPr>
+        <w:t>unele</w:t>
+      </w:r>
+      <w:proofErr w:type="spellEnd"/>
+      <w:r>
+        <w:rPr>
+          <w:rFonts w:ascii="Segoe UI Emoji" w:hAnsi="Segoe UI Emoji" w:cs="Segoe UI Emoji"/>
+          <w:b/>
+          <w:bCs/>
+        </w:rPr>
+        <w:t xml:space="preserve"> </w:t>
+      </w:r>
+      <w:proofErr w:type="spellStart"/>
+      <w:r>
+        <w:rPr>
+          <w:rFonts w:ascii="Segoe UI Emoji" w:hAnsi="Segoe UI Emoji" w:cs="Segoe UI Emoji"/>
+          <w:b/>
+          <w:bCs/>
+        </w:rPr>
+        <w:t>cazuri</w:t>
+      </w:r>
+      <w:proofErr w:type="spellEnd"/>
+      <w:r>
+        <w:rPr>
+          <w:rFonts w:ascii="Segoe UI Emoji" w:hAnsi="Segoe UI Emoji" w:cs="Segoe UI Emoji"/>
+          <w:b/>
+          <w:bCs/>
+        </w:rPr>
+        <w:t xml:space="preserve">, STEAMROOT </w:t>
+      </w:r>
+      <w:proofErr w:type="spellStart"/>
+      <w:r>
+        <w:rPr>
+          <w:rFonts w:ascii="Segoe UI Emoji" w:hAnsi="Segoe UI Emoji" w:cs="Segoe UI Emoji"/>
+          <w:b/>
+          <w:bCs/>
+        </w:rPr>
+        <w:t>putea</w:t>
+      </w:r>
+      <w:proofErr w:type="spellEnd"/>
+      <w:r>
+        <w:rPr>
+          <w:rFonts w:ascii="Segoe UI Emoji" w:hAnsi="Segoe UI Emoji" w:cs="Segoe UI Emoji"/>
+          <w:b/>
+          <w:bCs/>
+        </w:rPr>
+        <w:t xml:space="preserve"> </w:t>
+      </w:r>
+      <w:proofErr w:type="spellStart"/>
+      <w:r>
+        <w:rPr>
+          <w:rFonts w:ascii="Segoe UI Emoji" w:hAnsi="Segoe UI Emoji" w:cs="Segoe UI Emoji"/>
+          <w:b/>
+          <w:bCs/>
+        </w:rPr>
+        <w:t>deveni</w:t>
+      </w:r>
+      <w:proofErr w:type="spellEnd"/>
+      <w:r>
+        <w:rPr>
+          <w:rFonts w:ascii="Segoe UI Emoji" w:hAnsi="Segoe UI Emoji" w:cs="Segoe UI Emoji"/>
+          <w:b/>
+          <w:bCs/>
+        </w:rPr>
+        <w:t xml:space="preserve"> un text </w:t>
+      </w:r>
+      <w:proofErr w:type="spellStart"/>
+      <w:r>
+        <w:rPr>
+          <w:rFonts w:ascii="Segoe UI Emoji" w:hAnsi="Segoe UI Emoji" w:cs="Segoe UI Emoji"/>
+          <w:b/>
+          <w:bCs/>
+        </w:rPr>
+        <w:t>gol</w:t>
+      </w:r>
+      <w:proofErr w:type="spellEnd"/>
+      <w:r>
+        <w:rPr>
+          <w:rFonts w:ascii="Segoe UI Emoji" w:hAnsi="Segoe UI Emoji" w:cs="Segoe UI Emoji"/>
+          <w:b/>
+          <w:bCs/>
+        </w:rPr>
+        <w:t xml:space="preserve">. </w:t>
+      </w:r>
+      <w:proofErr w:type="spellStart"/>
+      <w:r>
+        <w:rPr>
+          <w:rFonts w:ascii="Segoe UI Emoji" w:hAnsi="Segoe UI Emoji" w:cs="Segoe UI Emoji"/>
+          <w:b/>
+          <w:bCs/>
+        </w:rPr>
+        <w:t>Atunci</w:t>
+      </w:r>
+      <w:proofErr w:type="spellEnd"/>
+      <w:r>
+        <w:rPr>
+          <w:rFonts w:ascii="Segoe UI Emoji" w:hAnsi="Segoe UI Emoji" w:cs="Segoe UI Emoji"/>
+          <w:b/>
+          <w:bCs/>
+        </w:rPr>
+        <w:t xml:space="preserve"> </w:t>
+      </w:r>
+      <w:proofErr w:type="spellStart"/>
+      <w:r>
+        <w:rPr>
+          <w:rFonts w:ascii="Segoe UI Emoji" w:hAnsi="Segoe UI Emoji" w:cs="Segoe UI Emoji"/>
+          <w:b/>
+          <w:bCs/>
+        </w:rPr>
+        <w:t>comanda</w:t>
+      </w:r>
+      <w:proofErr w:type="spellEnd"/>
+      <w:r>
+        <w:rPr>
+          <w:rFonts w:ascii="Segoe UI Emoji" w:hAnsi="Segoe UI Emoji" w:cs="Segoe UI Emoji"/>
+          <w:b/>
+          <w:bCs/>
+        </w:rPr>
+        <w:t xml:space="preserve"> se </w:t>
+      </w:r>
+      <w:proofErr w:type="spellStart"/>
+      <w:r>
+        <w:rPr>
+          <w:rFonts w:ascii="Segoe UI Emoji" w:hAnsi="Segoe UI Emoji" w:cs="Segoe UI Emoji"/>
+          <w:b/>
+          <w:bCs/>
+        </w:rPr>
+        <w:t>transforma</w:t>
+      </w:r>
+      <w:proofErr w:type="spellEnd"/>
+      <w:r>
+        <w:rPr>
+          <w:rFonts w:ascii="Segoe UI Emoji" w:hAnsi="Segoe UI Emoji" w:cs="Segoe UI Emoji"/>
+          <w:b/>
+          <w:bCs/>
+        </w:rPr>
+        <w:t xml:space="preserve"> </w:t>
+      </w:r>
+      <w:proofErr w:type="spellStart"/>
+      <w:r>
+        <w:rPr>
+          <w:rFonts w:ascii="Segoe UI Emoji" w:hAnsi="Segoe UI Emoji" w:cs="Segoe UI Emoji"/>
+          <w:b/>
+          <w:bCs/>
+        </w:rPr>
+        <w:t>practic</w:t>
+      </w:r>
+      <w:proofErr w:type="spellEnd"/>
+      <w:r>
+        <w:rPr>
+          <w:rFonts w:ascii="Segoe UI Emoji" w:hAnsi="Segoe UI Emoji" w:cs="Segoe UI Emoji"/>
+          <w:b/>
+          <w:bCs/>
+        </w:rPr>
+        <w:t xml:space="preserve"> </w:t>
+      </w:r>
+      <w:proofErr w:type="spellStart"/>
+      <w:r>
+        <w:rPr>
+          <w:rFonts w:ascii="Segoe UI Emoji" w:hAnsi="Segoe UI Emoji" w:cs="Segoe UI Emoji"/>
+          <w:b/>
+          <w:bCs/>
+        </w:rPr>
+        <w:t>în</w:t>
+      </w:r>
+      <w:proofErr w:type="spellEnd"/>
+      <w:r>
+        <w:rPr>
+          <w:rFonts w:ascii="Segoe UI Emoji" w:hAnsi="Segoe UI Emoji" w:cs="Segoe UI Emoji"/>
+          <w:b/>
+          <w:bCs/>
+        </w:rPr>
+        <w:t xml:space="preserve"> </w:t>
+      </w:r>
+      <w:proofErr w:type="spellStart"/>
+      <w:r>
+        <w:rPr>
+          <w:rFonts w:ascii="Segoe UI Emoji" w:hAnsi="Segoe UI Emoji" w:cs="Segoe UI Emoji"/>
+          <w:b/>
+          <w:bCs/>
+        </w:rPr>
+        <w:t>ceva</w:t>
+      </w:r>
+      <w:proofErr w:type="spellEnd"/>
+      <w:r>
+        <w:rPr>
+          <w:rFonts w:ascii="Segoe UI Emoji" w:hAnsi="Segoe UI Emoji" w:cs="Segoe UI Emoji"/>
+          <w:b/>
+          <w:bCs/>
+        </w:rPr>
+        <w:t xml:space="preserve"> </w:t>
+      </w:r>
+      <w:proofErr w:type="spellStart"/>
+      <w:r>
+        <w:rPr>
+          <w:rFonts w:ascii="Segoe UI Emoji" w:hAnsi="Segoe UI Emoji" w:cs="Segoe UI Emoji"/>
+          <w:b/>
+          <w:bCs/>
+        </w:rPr>
+        <w:t>foarte</w:t>
+      </w:r>
+      <w:proofErr w:type="spellEnd"/>
+      <w:r>
+        <w:rPr>
+          <w:rFonts w:ascii="Segoe UI Emoji" w:hAnsi="Segoe UI Emoji" w:cs="Segoe UI Emoji"/>
+          <w:b/>
+          <w:bCs/>
+        </w:rPr>
+        <w:t xml:space="preserve"> </w:t>
+      </w:r>
+      <w:proofErr w:type="spellStart"/>
+      <w:r>
+        <w:rPr>
+          <w:rFonts w:ascii="Segoe UI Emoji" w:hAnsi="Segoe UI Emoji" w:cs="Segoe UI Emoji"/>
+          <w:b/>
+          <w:bCs/>
+        </w:rPr>
+        <w:t>periculos</w:t>
+      </w:r>
+      <w:proofErr w:type="spellEnd"/>
+      <w:r>
+        <w:rPr>
+          <w:rFonts w:ascii="Segoe UI Emoji" w:hAnsi="Segoe UI Emoji" w:cs="Segoe UI Emoji"/>
+          <w:b/>
+          <w:bCs/>
+        </w:rPr>
+        <w:t>:</w:t>
+      </w:r>
+    </w:p>
+    <w:p>
+      <w:pPr>
+        <w:rPr>
+          <w:rFonts w:ascii="Segoe UI Emoji" w:hAnsi="Segoe UI Emoji" w:cs="Segoe UI Emoji"/>
+          <w:b/>
+          <w:bCs/>
+        </w:rPr>
+      </w:pPr>
+      <w:r>
+        <w:rPr>
+          <w:rFonts w:ascii="Segoe UI Emoji" w:hAnsi="Segoe UI Emoji" w:cs="Segoe UI Emoji"/>
+          <w:b/>
+          <w:bCs/>
+        </w:rPr>
+        <w:t>rm -rf "/"*</w:t>
+      </w:r>
+    </w:p>
+    <w:p>
+      <w:pPr>
+        <w:rPr>
+          <w:rFonts w:ascii="Segoe UI Emoji" w:hAnsi="Segoe UI Emoji" w:cs="Segoe UI Emoji"/>
+          <w:b/>
+          <w:bCs/>
+        </w:rPr>
+      </w:pPr>
+      <w:proofErr w:type="spellStart"/>
+      <w:r>
+        <w:rPr>
+          <w:rFonts w:ascii="Segoe UI Emoji" w:hAnsi="Segoe UI Emoji" w:cs="Segoe UI Emoji"/>
+          <w:b/>
+          <w:bCs/>
+        </w:rPr>
+        <w:t>Adic</w:t>
+      </w:r>
+      <w:r>
+        <w:rPr>
+          <w:rFonts w:ascii="Calibri" w:hAnsi="Calibri" w:cs="Calibri"/>
+          <w:b/>
+          <w:bCs/>
+        </w:rPr>
+        <w:t>ă</w:t>
+      </w:r>
+      <w:proofErr w:type="spellEnd"/>
+      <w:r>
+        <w:rPr>
+          <w:rFonts w:ascii="Segoe UI Emoji" w:hAnsi="Segoe UI Emoji" w:cs="Segoe UI Emoji"/>
+          <w:b/>
+          <w:bCs/>
+        </w:rPr>
+        <w:t xml:space="preserve"> </w:t>
+      </w:r>
+      <w:proofErr w:type="spellStart"/>
+      <w:r>
+        <w:rPr>
+          <w:rFonts w:ascii="Segoe UI Emoji" w:hAnsi="Segoe UI Emoji" w:cs="Segoe UI Emoji"/>
+          <w:b/>
+          <w:bCs/>
+        </w:rPr>
+        <w:t>sistemul</w:t>
+      </w:r>
+      <w:proofErr w:type="spellEnd"/>
+      <w:r>
+        <w:rPr>
+          <w:rFonts w:ascii="Segoe UI Emoji" w:hAnsi="Segoe UI Emoji" w:cs="Segoe UI Emoji"/>
+          <w:b/>
+          <w:bCs/>
+        </w:rPr>
+        <w:t xml:space="preserve"> </w:t>
+      </w:r>
+      <w:proofErr w:type="spellStart"/>
+      <w:r>
+        <w:rPr>
+          <w:rFonts w:ascii="Segoe UI Emoji" w:hAnsi="Segoe UI Emoji" w:cs="Segoe UI Emoji"/>
+          <w:b/>
+          <w:bCs/>
+        </w:rPr>
+        <w:t>încerca</w:t>
+      </w:r>
+      <w:proofErr w:type="spellEnd"/>
+      <w:r>
+        <w:rPr>
+          <w:rFonts w:ascii="Segoe UI Emoji" w:hAnsi="Segoe UI Emoji" w:cs="Segoe UI Emoji"/>
+          <w:b/>
+          <w:bCs/>
+        </w:rPr>
+        <w:t xml:space="preserve"> </w:t>
+      </w:r>
+      <w:proofErr w:type="spellStart"/>
+      <w:r>
+        <w:rPr>
+          <w:rFonts w:ascii="Segoe UI Emoji" w:hAnsi="Segoe UI Emoji" w:cs="Segoe UI Emoji"/>
+          <w:b/>
+          <w:bCs/>
+        </w:rPr>
+        <w:t>s</w:t>
+      </w:r>
+      <w:r>
+        <w:rPr>
+          <w:rFonts w:ascii="Calibri" w:hAnsi="Calibri" w:cs="Calibri"/>
+          <w:b/>
+          <w:bCs/>
+        </w:rPr>
+        <w:t>ă</w:t>
+      </w:r>
+      <w:proofErr w:type="spellEnd"/>
+      <w:r>
+        <w:rPr>
+          <w:rFonts w:ascii="Segoe UI Emoji" w:hAnsi="Segoe UI Emoji" w:cs="Segoe UI Emoji"/>
+          <w:b/>
+          <w:bCs/>
+        </w:rPr>
+        <w:t xml:space="preserve"> </w:t>
+      </w:r>
+      <w:proofErr w:type="spellStart"/>
+      <w:r>
+        <w:rPr>
+          <w:rFonts w:ascii="Calibri" w:hAnsi="Calibri" w:cs="Calibri"/>
+          <w:b/>
+          <w:bCs/>
+        </w:rPr>
+        <w:t>ș</w:t>
+      </w:r>
+      <w:r>
+        <w:rPr>
+          <w:rFonts w:ascii="Segoe UI Emoji" w:hAnsi="Segoe UI Emoji" w:cs="Segoe UI Emoji"/>
+          <w:b/>
+          <w:bCs/>
+        </w:rPr>
+        <w:t>tearg</w:t>
+      </w:r>
+      <w:r>
+        <w:rPr>
+          <w:rFonts w:ascii="Calibri" w:hAnsi="Calibri" w:cs="Calibri"/>
+          <w:b/>
+          <w:bCs/>
+        </w:rPr>
+        <w:t>ă</w:t>
+      </w:r>
+      <w:proofErr w:type="spellEnd"/>
+      <w:r>
+        <w:rPr>
+          <w:rFonts w:ascii="Segoe UI Emoji" w:hAnsi="Segoe UI Emoji" w:cs="Segoe UI Emoji"/>
+          <w:b/>
+          <w:bCs/>
+        </w:rPr>
+        <w:t xml:space="preserve"> </w:t>
+      </w:r>
+      <w:proofErr w:type="spellStart"/>
+      <w:r>
+        <w:rPr>
+          <w:rFonts w:ascii="Segoe UI Emoji" w:hAnsi="Segoe UI Emoji" w:cs="Segoe UI Emoji"/>
+          <w:b/>
+          <w:bCs/>
+        </w:rPr>
+        <w:t>fi</w:t>
+      </w:r>
+      <w:r>
+        <w:rPr>
+          <w:rFonts w:ascii="Calibri" w:hAnsi="Calibri" w:cs="Calibri"/>
+          <w:b/>
+          <w:bCs/>
+        </w:rPr>
+        <w:t>ș</w:t>
+      </w:r>
+      <w:r>
+        <w:rPr>
+          <w:rFonts w:ascii="Segoe UI Emoji" w:hAnsi="Segoe UI Emoji" w:cs="Segoe UI Emoji"/>
+          <w:b/>
+          <w:bCs/>
+        </w:rPr>
+        <w:t>iere</w:t>
+      </w:r>
+      <w:proofErr w:type="spellEnd"/>
+      <w:r>
+        <w:rPr>
+          <w:rFonts w:ascii="Segoe UI Emoji" w:hAnsi="Segoe UI Emoji" w:cs="Segoe UI Emoji"/>
+          <w:b/>
+          <w:bCs/>
+        </w:rPr>
+        <w:t xml:space="preserve"> din </w:t>
+      </w:r>
+      <w:proofErr w:type="spellStart"/>
+      <w:r>
+        <w:rPr>
+          <w:rFonts w:ascii="Segoe UI Emoji" w:hAnsi="Segoe UI Emoji" w:cs="Segoe UI Emoji"/>
+          <w:b/>
+          <w:bCs/>
+        </w:rPr>
+        <w:t>r</w:t>
+      </w:r>
+      <w:r>
+        <w:rPr>
+          <w:rFonts w:ascii="Calibri" w:hAnsi="Calibri" w:cs="Calibri"/>
+          <w:b/>
+          <w:bCs/>
+        </w:rPr>
+        <w:t>ă</w:t>
+      </w:r>
+      <w:r>
+        <w:rPr>
+          <w:rFonts w:ascii="Segoe UI Emoji" w:hAnsi="Segoe UI Emoji" w:cs="Segoe UI Emoji"/>
+          <w:b/>
+          <w:bCs/>
+        </w:rPr>
+        <w:t>d</w:t>
+      </w:r>
+      <w:r>
+        <w:rPr>
+          <w:rFonts w:ascii="Calibri" w:hAnsi="Calibri" w:cs="Calibri"/>
+          <w:b/>
+          <w:bCs/>
+        </w:rPr>
+        <w:t>ă</w:t>
+      </w:r>
+      <w:r>
+        <w:rPr>
+          <w:rFonts w:ascii="Segoe UI Emoji" w:hAnsi="Segoe UI Emoji" w:cs="Segoe UI Emoji"/>
+          <w:b/>
+          <w:bCs/>
+        </w:rPr>
+        <w:t>cina</w:t>
+      </w:r>
+      <w:proofErr w:type="spellEnd"/>
+      <w:r>
+        <w:rPr>
+          <w:rFonts w:ascii="Segoe UI Emoji" w:hAnsi="Segoe UI Emoji" w:cs="Segoe UI Emoji"/>
+          <w:b/>
+          <w:bCs/>
+        </w:rPr>
+        <w:t xml:space="preserve"> </w:t>
+      </w:r>
+      <w:proofErr w:type="spellStart"/>
+      <w:r>
+        <w:rPr>
+          <w:rFonts w:ascii="Segoe UI Emoji" w:hAnsi="Segoe UI Emoji" w:cs="Segoe UI Emoji"/>
+          <w:b/>
+          <w:bCs/>
+        </w:rPr>
+        <w:t>sistemului</w:t>
+      </w:r>
+      <w:proofErr w:type="spellEnd"/>
+      <w:r>
+        <w:rPr>
+          <w:rFonts w:ascii="Segoe UI Emoji" w:hAnsi="Segoe UI Emoji" w:cs="Segoe UI Emoji"/>
+          <w:b/>
+          <w:bCs/>
+        </w:rPr>
+        <w:t xml:space="preserve"> de </w:t>
+      </w:r>
+      <w:proofErr w:type="spellStart"/>
+      <w:r>
+        <w:rPr>
+          <w:rFonts w:ascii="Segoe UI Emoji" w:hAnsi="Segoe UI Emoji" w:cs="Segoe UI Emoji"/>
+          <w:b/>
+          <w:bCs/>
+        </w:rPr>
+        <w:t>fi</w:t>
+      </w:r>
+      <w:r>
+        <w:rPr>
+          <w:rFonts w:ascii="Calibri" w:hAnsi="Calibri" w:cs="Calibri"/>
+          <w:b/>
+          <w:bCs/>
+        </w:rPr>
+        <w:t>ș</w:t>
+      </w:r>
+      <w:r>
+        <w:rPr>
+          <w:rFonts w:ascii="Segoe UI Emoji" w:hAnsi="Segoe UI Emoji" w:cs="Segoe UI Emoji"/>
+          <w:b/>
+          <w:bCs/>
+        </w:rPr>
+        <w:t>iere</w:t>
+      </w:r>
+      <w:proofErr w:type="spellEnd"/>
+      <w:r>
+        <w:rPr>
+          <w:rFonts w:ascii="Segoe UI Emoji" w:hAnsi="Segoe UI Emoji" w:cs="Segoe UI Emoji"/>
+          <w:b/>
+          <w:bCs/>
+        </w:rPr>
+        <w:t>.</w:t>
+      </w:r>
+    </w:p>
+    <w:p>
+      <w:pPr>
+        <w:rPr>
+          <w:rFonts w:ascii="Segoe UI Emoji" w:hAnsi="Segoe UI Emoji" w:cs="Segoe UI Emoji"/>
+          <w:b/>
+          <w:bCs/>
+        </w:rPr>
+      </w:pPr>
+      <w:r>
+        <w:rPr>
+          <w:rFonts w:ascii="Segoe UI Emoji" w:hAnsi="Segoe UI Emoji" w:cs="Segoe UI Emoji"/>
+          <w:b/>
+          <w:bCs/>
+        </w:rPr>
+        <w:pict w14:anchorId="7C08AA8C">
+          <v:rect id="_x0000_i1088" style="width:0;height:1.5pt" o:hralign="center" o:hrstd="t" o:hr="t" fillcolor="#a0a0a0" stroked="f"/>
+        </w:pict>
+      </w:r>
+    </w:p>
+    <w:p>
+      <w:pPr>
+        <w:rPr>
+          <w:rFonts w:ascii="Segoe UI Emoji" w:hAnsi="Segoe UI Emoji" w:cs="Segoe UI Emoji"/>
+          <w:b/>
+          <w:bCs/>
+        </w:rPr>
+      </w:pPr>
+      <w:r>
+        <w:rPr>
+          <w:rFonts w:ascii="Segoe UI Emoji" w:hAnsi="Segoe UI Emoji" w:cs="Segoe UI Emoji"/>
+          <w:b/>
+          <w:bCs/>
+        </w:rPr>
+        <w:t xml:space="preserve">🧑‍🎓 </w:t>
+      </w:r>
+      <w:proofErr w:type="spellStart"/>
+      <w:r>
+        <w:rPr>
+          <w:rFonts w:ascii="Segoe UI Emoji" w:hAnsi="Segoe UI Emoji" w:cs="Segoe UI Emoji"/>
+          <w:b/>
+          <w:bCs/>
+        </w:rPr>
+        <w:t>Elevul</w:t>
+      </w:r>
+      <w:proofErr w:type="spellEnd"/>
+      <w:r>
+        <w:rPr>
+          <w:rFonts w:ascii="Segoe UI Emoji" w:hAnsi="Segoe UI Emoji" w:cs="Segoe UI Emoji"/>
+          <w:b/>
+          <w:bCs/>
+        </w:rPr>
+        <w:t xml:space="preserve"> 1 – </w:t>
+      </w:r>
+      <w:proofErr w:type="spellStart"/>
+      <w:r>
+        <w:rPr>
+          <w:rFonts w:ascii="Segoe UI Emoji" w:hAnsi="Segoe UI Emoji" w:cs="Segoe UI Emoji"/>
+          <w:b/>
+          <w:bCs/>
+        </w:rPr>
+        <w:t>Cauza</w:t>
+      </w:r>
+      <w:proofErr w:type="spellEnd"/>
+      <w:r>
+        <w:rPr>
+          <w:rFonts w:ascii="Segoe UI Emoji" w:hAnsi="Segoe UI Emoji" w:cs="Segoe UI Emoji"/>
+          <w:b/>
+          <w:bCs/>
+        </w:rPr>
+        <w:t xml:space="preserve"> </w:t>
+      </w:r>
+      <w:proofErr w:type="spellStart"/>
+      <w:r>
+        <w:rPr>
+          <w:rFonts w:ascii="Segoe UI Emoji" w:hAnsi="Segoe UI Emoji" w:cs="Segoe UI Emoji"/>
+          <w:b/>
+          <w:bCs/>
+        </w:rPr>
+        <w:t>tehnic</w:t>
+      </w:r>
+      <w:r>
+        <w:rPr>
+          <w:rFonts w:ascii="Calibri" w:hAnsi="Calibri" w:cs="Calibri"/>
+          <w:b/>
+          <w:bCs/>
+        </w:rPr>
+        <w:t>ă</w:t>
+      </w:r>
+      <w:proofErr w:type="spellEnd"/>
+    </w:p>
+    <w:p>
+      <w:pPr>
+        <w:rPr>
+          <w:rFonts w:ascii="Segoe UI Emoji" w:hAnsi="Segoe UI Emoji" w:cs="Segoe UI Emoji"/>
+          <w:b/>
+          <w:bCs/>
+        </w:rPr>
+      </w:pPr>
+      <w:proofErr w:type="spellStart"/>
+      <w:r>
+        <w:rPr>
+          <w:rFonts w:ascii="Segoe UI Emoji" w:hAnsi="Segoe UI Emoji" w:cs="Segoe UI Emoji"/>
+          <w:b/>
+          <w:bCs/>
+        </w:rPr>
+        <w:t>Cauza</w:t>
+      </w:r>
+      <w:proofErr w:type="spellEnd"/>
+      <w:r>
+        <w:rPr>
+          <w:rFonts w:ascii="Segoe UI Emoji" w:hAnsi="Segoe UI Emoji" w:cs="Segoe UI Emoji"/>
+          <w:b/>
+          <w:bCs/>
+        </w:rPr>
+        <w:t xml:space="preserve"> bug-</w:t>
+      </w:r>
+      <w:proofErr w:type="spellStart"/>
+      <w:r>
+        <w:rPr>
+          <w:rFonts w:ascii="Segoe UI Emoji" w:hAnsi="Segoe UI Emoji" w:cs="Segoe UI Emoji"/>
+          <w:b/>
+          <w:bCs/>
+        </w:rPr>
+        <w:t>ului</w:t>
+      </w:r>
+      <w:proofErr w:type="spellEnd"/>
+      <w:r>
+        <w:rPr>
+          <w:rFonts w:ascii="Segoe UI Emoji" w:hAnsi="Segoe UI Emoji" w:cs="Segoe UI Emoji"/>
+          <w:b/>
+          <w:bCs/>
+        </w:rPr>
+        <w:t xml:space="preserve"> a </w:t>
+      </w:r>
+      <w:proofErr w:type="spellStart"/>
+      <w:r>
+        <w:rPr>
+          <w:rFonts w:ascii="Segoe UI Emoji" w:hAnsi="Segoe UI Emoji" w:cs="Segoe UI Emoji"/>
+          <w:b/>
+          <w:bCs/>
+        </w:rPr>
+        <w:t>fost</w:t>
+      </w:r>
+      <w:proofErr w:type="spellEnd"/>
+      <w:r>
+        <w:rPr>
+          <w:rFonts w:ascii="Segoe UI Emoji" w:hAnsi="Segoe UI Emoji" w:cs="Segoe UI Emoji"/>
+          <w:b/>
+          <w:bCs/>
+        </w:rPr>
+        <w:t xml:space="preserve"> </w:t>
+      </w:r>
+      <w:proofErr w:type="spellStart"/>
+      <w:r>
+        <w:rPr>
+          <w:rFonts w:ascii="Segoe UI Emoji" w:hAnsi="Segoe UI Emoji" w:cs="Segoe UI Emoji"/>
+          <w:b/>
+          <w:bCs/>
+        </w:rPr>
+        <w:t>programarea</w:t>
+      </w:r>
+      <w:proofErr w:type="spellEnd"/>
+      <w:r>
+        <w:rPr>
+          <w:rFonts w:ascii="Segoe UI Emoji" w:hAnsi="Segoe UI Emoji" w:cs="Segoe UI Emoji"/>
+          <w:b/>
+          <w:bCs/>
+        </w:rPr>
+        <w:t xml:space="preserve"> </w:t>
+      </w:r>
+      <w:proofErr w:type="spellStart"/>
+      <w:r>
+        <w:rPr>
+          <w:rFonts w:ascii="Segoe UI Emoji" w:hAnsi="Segoe UI Emoji" w:cs="Segoe UI Emoji"/>
+          <w:b/>
+          <w:bCs/>
+        </w:rPr>
+        <w:t>nesigur</w:t>
+      </w:r>
+      <w:r>
+        <w:rPr>
+          <w:rFonts w:ascii="Calibri" w:hAnsi="Calibri" w:cs="Calibri"/>
+          <w:b/>
+          <w:bCs/>
+        </w:rPr>
+        <w:t>ă</w:t>
+      </w:r>
+      <w:proofErr w:type="spellEnd"/>
+      <w:r>
+        <w:rPr>
+          <w:rFonts w:ascii="Segoe UI Emoji" w:hAnsi="Segoe UI Emoji" w:cs="Segoe UI Emoji"/>
+          <w:b/>
+          <w:bCs/>
+        </w:rPr>
+        <w:t xml:space="preserve"> </w:t>
+      </w:r>
+      <w:proofErr w:type="spellStart"/>
+      <w:r>
+        <w:rPr>
+          <w:rFonts w:ascii="Segoe UI Emoji" w:hAnsi="Segoe UI Emoji" w:cs="Segoe UI Emoji"/>
+          <w:b/>
+          <w:bCs/>
+        </w:rPr>
+        <w:t>în</w:t>
+      </w:r>
+      <w:proofErr w:type="spellEnd"/>
+      <w:r>
+        <w:rPr>
+          <w:rFonts w:ascii="Segoe UI Emoji" w:hAnsi="Segoe UI Emoji" w:cs="Segoe UI Emoji"/>
+          <w:b/>
+          <w:bCs/>
+        </w:rPr>
+        <w:t xml:space="preserve"> shell script.</w:t>
+      </w:r>
+    </w:p>
+    <w:p>
+      <w:pPr>
+        <w:rPr>
+          <w:rFonts w:ascii="Segoe UI Emoji" w:hAnsi="Segoe UI Emoji" w:cs="Segoe UI Emoji"/>
+          <w:b/>
+          <w:bCs/>
+        </w:rPr>
+      </w:pPr>
+      <w:r>
+        <w:rPr>
+          <w:rFonts w:ascii="Segoe UI Emoji" w:hAnsi="Segoe UI Emoji" w:cs="Segoe UI Emoji"/>
+          <w:b/>
+          <w:bCs/>
+        </w:rPr>
+        <w:lastRenderedPageBreak/>
+        <w:t xml:space="preserve">Linia care </w:t>
+      </w:r>
+      <w:proofErr w:type="spellStart"/>
+      <w:r>
+        <w:rPr>
+          <w:rFonts w:ascii="Segoe UI Emoji" w:hAnsi="Segoe UI Emoji" w:cs="Segoe UI Emoji"/>
+          <w:b/>
+          <w:bCs/>
+        </w:rPr>
+        <w:t>calcula</w:t>
+      </w:r>
+      <w:proofErr w:type="spellEnd"/>
+      <w:r>
+        <w:rPr>
+          <w:rFonts w:ascii="Segoe UI Emoji" w:hAnsi="Segoe UI Emoji" w:cs="Segoe UI Emoji"/>
+          <w:b/>
+          <w:bCs/>
+        </w:rPr>
+        <w:t xml:space="preserve"> </w:t>
+      </w:r>
+      <w:proofErr w:type="spellStart"/>
+      <w:r>
+        <w:rPr>
+          <w:rFonts w:ascii="Segoe UI Emoji" w:hAnsi="Segoe UI Emoji" w:cs="Segoe UI Emoji"/>
+          <w:b/>
+          <w:bCs/>
+        </w:rPr>
+        <w:t>folderul</w:t>
+      </w:r>
+      <w:proofErr w:type="spellEnd"/>
+      <w:r>
+        <w:rPr>
+          <w:rFonts w:ascii="Segoe UI Emoji" w:hAnsi="Segoe UI Emoji" w:cs="Segoe UI Emoji"/>
+          <w:b/>
+          <w:bCs/>
+        </w:rPr>
+        <w:t xml:space="preserve"> Steam era de forma:</w:t>
+      </w:r>
+    </w:p>
+    <w:p>
+      <w:pPr>
+        <w:rPr>
+          <w:rFonts w:ascii="Segoe UI Emoji" w:hAnsi="Segoe UI Emoji" w:cs="Segoe UI Emoji"/>
+          <w:b/>
+          <w:bCs/>
+        </w:rPr>
+      </w:pPr>
+      <w:r>
+        <w:rPr>
+          <w:rFonts w:ascii="Segoe UI Emoji" w:hAnsi="Segoe UI Emoji" w:cs="Segoe UI Emoji"/>
+          <w:b/>
+          <w:bCs/>
+        </w:rPr>
+        <w:t>STEAMROOT="$(cd "${0%/*}" &amp;&amp; echo $PWD)"</w:t>
+      </w:r>
+    </w:p>
+    <w:p>
+      <w:pPr>
+        <w:rPr>
+          <w:rFonts w:ascii="Segoe UI Emoji" w:hAnsi="Segoe UI Emoji" w:cs="Segoe UI Emoji"/>
+          <w:b/>
+          <w:bCs/>
+        </w:rPr>
+      </w:pPr>
+      <w:proofErr w:type="spellStart"/>
+      <w:r>
+        <w:rPr>
+          <w:rFonts w:ascii="Segoe UI Emoji" w:hAnsi="Segoe UI Emoji" w:cs="Segoe UI Emoji"/>
+          <w:b/>
+          <w:bCs/>
+        </w:rPr>
+        <w:t>Aceasta</w:t>
+      </w:r>
+      <w:proofErr w:type="spellEnd"/>
+      <w:r>
+        <w:rPr>
+          <w:rFonts w:ascii="Segoe UI Emoji" w:hAnsi="Segoe UI Emoji" w:cs="Segoe UI Emoji"/>
+          <w:b/>
+          <w:bCs/>
+        </w:rPr>
+        <w:t xml:space="preserve"> </w:t>
+      </w:r>
+      <w:proofErr w:type="spellStart"/>
+      <w:r>
+        <w:rPr>
+          <w:rFonts w:ascii="Segoe UI Emoji" w:hAnsi="Segoe UI Emoji" w:cs="Segoe UI Emoji"/>
+          <w:b/>
+          <w:bCs/>
+        </w:rPr>
+        <w:t>putea</w:t>
+      </w:r>
+      <w:proofErr w:type="spellEnd"/>
+      <w:r>
+        <w:rPr>
+          <w:rFonts w:ascii="Segoe UI Emoji" w:hAnsi="Segoe UI Emoji" w:cs="Segoe UI Emoji"/>
+          <w:b/>
+          <w:bCs/>
+        </w:rPr>
+        <w:t xml:space="preserve"> </w:t>
+      </w:r>
+      <w:proofErr w:type="spellStart"/>
+      <w:r>
+        <w:rPr>
+          <w:rFonts w:ascii="Segoe UI Emoji" w:hAnsi="Segoe UI Emoji" w:cs="Segoe UI Emoji"/>
+          <w:b/>
+          <w:bCs/>
+        </w:rPr>
+        <w:t>e</w:t>
+      </w:r>
+      <w:r>
+        <w:rPr>
+          <w:rFonts w:ascii="Calibri" w:hAnsi="Calibri" w:cs="Calibri"/>
+          <w:b/>
+          <w:bCs/>
+        </w:rPr>
+        <w:t>ș</w:t>
+      </w:r>
+      <w:r>
+        <w:rPr>
+          <w:rFonts w:ascii="Segoe UI Emoji" w:hAnsi="Segoe UI Emoji" w:cs="Segoe UI Emoji"/>
+          <w:b/>
+          <w:bCs/>
+        </w:rPr>
+        <w:t>ua</w:t>
+      </w:r>
+      <w:proofErr w:type="spellEnd"/>
+      <w:r>
+        <w:rPr>
+          <w:rFonts w:ascii="Segoe UI Emoji" w:hAnsi="Segoe UI Emoji" w:cs="Segoe UI Emoji"/>
+          <w:b/>
+          <w:bCs/>
+        </w:rPr>
+        <w:t xml:space="preserve"> </w:t>
+      </w:r>
+      <w:proofErr w:type="spellStart"/>
+      <w:r>
+        <w:rPr>
+          <w:rFonts w:ascii="Segoe UI Emoji" w:hAnsi="Segoe UI Emoji" w:cs="Segoe UI Emoji"/>
+          <w:b/>
+          <w:bCs/>
+        </w:rPr>
+        <w:t>dac</w:t>
+      </w:r>
+      <w:r>
+        <w:rPr>
+          <w:rFonts w:ascii="Calibri" w:hAnsi="Calibri" w:cs="Calibri"/>
+          <w:b/>
+          <w:bCs/>
+        </w:rPr>
+        <w:t>ă</w:t>
+      </w:r>
+      <w:proofErr w:type="spellEnd"/>
+      <w:r>
+        <w:rPr>
+          <w:rFonts w:ascii="Segoe UI Emoji" w:hAnsi="Segoe UI Emoji" w:cs="Segoe UI Emoji"/>
+          <w:b/>
+          <w:bCs/>
+        </w:rPr>
+        <w:t xml:space="preserve"> </w:t>
+      </w:r>
+      <w:proofErr w:type="spellStart"/>
+      <w:r>
+        <w:rPr>
+          <w:rFonts w:ascii="Segoe UI Emoji" w:hAnsi="Segoe UI Emoji" w:cs="Segoe UI Emoji"/>
+          <w:b/>
+          <w:bCs/>
+        </w:rPr>
+        <w:t>scriptul</w:t>
+      </w:r>
+      <w:proofErr w:type="spellEnd"/>
+      <w:r>
+        <w:rPr>
+          <w:rFonts w:ascii="Segoe UI Emoji" w:hAnsi="Segoe UI Emoji" w:cs="Segoe UI Emoji"/>
+          <w:b/>
+          <w:bCs/>
+        </w:rPr>
+        <w:t xml:space="preserve"> era </w:t>
+      </w:r>
+      <w:proofErr w:type="spellStart"/>
+      <w:r>
+        <w:rPr>
+          <w:rFonts w:ascii="Segoe UI Emoji" w:hAnsi="Segoe UI Emoji" w:cs="Segoe UI Emoji"/>
+          <w:b/>
+          <w:bCs/>
+        </w:rPr>
+        <w:t>pornit</w:t>
+      </w:r>
+      <w:proofErr w:type="spellEnd"/>
+      <w:r>
+        <w:rPr>
+          <w:rFonts w:ascii="Segoe UI Emoji" w:hAnsi="Segoe UI Emoji" w:cs="Segoe UI Emoji"/>
+          <w:b/>
+          <w:bCs/>
+        </w:rPr>
+        <w:t xml:space="preserve"> </w:t>
+      </w:r>
+      <w:proofErr w:type="spellStart"/>
+      <w:r>
+        <w:rPr>
+          <w:rFonts w:ascii="Segoe UI Emoji" w:hAnsi="Segoe UI Emoji" w:cs="Segoe UI Emoji"/>
+          <w:b/>
+          <w:bCs/>
+        </w:rPr>
+        <w:t>dintr</w:t>
+      </w:r>
+      <w:proofErr w:type="spellEnd"/>
+      <w:r>
+        <w:rPr>
+          <w:rFonts w:ascii="Segoe UI Emoji" w:hAnsi="Segoe UI Emoji" w:cs="Segoe UI Emoji"/>
+          <w:b/>
+          <w:bCs/>
+        </w:rPr>
+        <w:t xml:space="preserve">-o cale </w:t>
+      </w:r>
+      <w:proofErr w:type="spellStart"/>
+      <w:r>
+        <w:rPr>
+          <w:rFonts w:ascii="Segoe UI Emoji" w:hAnsi="Segoe UI Emoji" w:cs="Segoe UI Emoji"/>
+          <w:b/>
+          <w:bCs/>
+        </w:rPr>
+        <w:t>gre</w:t>
+      </w:r>
+      <w:r>
+        <w:rPr>
+          <w:rFonts w:ascii="Calibri" w:hAnsi="Calibri" w:cs="Calibri"/>
+          <w:b/>
+          <w:bCs/>
+        </w:rPr>
+        <w:t>ș</w:t>
+      </w:r>
+      <w:r>
+        <w:rPr>
+          <w:rFonts w:ascii="Segoe UI Emoji" w:hAnsi="Segoe UI Emoji" w:cs="Segoe UI Emoji"/>
+          <w:b/>
+          <w:bCs/>
+        </w:rPr>
+        <w:t>it</w:t>
+      </w:r>
+      <w:r>
+        <w:rPr>
+          <w:rFonts w:ascii="Calibri" w:hAnsi="Calibri" w:cs="Calibri"/>
+          <w:b/>
+          <w:bCs/>
+        </w:rPr>
+        <w:t>ă</w:t>
+      </w:r>
+      <w:proofErr w:type="spellEnd"/>
+      <w:r>
+        <w:rPr>
+          <w:rFonts w:ascii="Segoe UI Emoji" w:hAnsi="Segoe UI Emoji" w:cs="Segoe UI Emoji"/>
+          <w:b/>
+          <w:bCs/>
+        </w:rPr>
+        <w:t xml:space="preserve">, </w:t>
+      </w:r>
+      <w:proofErr w:type="spellStart"/>
+      <w:r>
+        <w:rPr>
+          <w:rFonts w:ascii="Segoe UI Emoji" w:hAnsi="Segoe UI Emoji" w:cs="Segoe UI Emoji"/>
+          <w:b/>
+          <w:bCs/>
+        </w:rPr>
+        <w:t>dac</w:t>
+      </w:r>
+      <w:r>
+        <w:rPr>
+          <w:rFonts w:ascii="Calibri" w:hAnsi="Calibri" w:cs="Calibri"/>
+          <w:b/>
+          <w:bCs/>
+        </w:rPr>
+        <w:t>ă</w:t>
+      </w:r>
+      <w:proofErr w:type="spellEnd"/>
+      <w:r>
+        <w:rPr>
+          <w:rFonts w:ascii="Segoe UI Emoji" w:hAnsi="Segoe UI Emoji" w:cs="Segoe UI Emoji"/>
+          <w:b/>
+          <w:bCs/>
+        </w:rPr>
+        <w:t xml:space="preserve"> </w:t>
+      </w:r>
+      <w:proofErr w:type="spellStart"/>
+      <w:r>
+        <w:rPr>
+          <w:rFonts w:ascii="Segoe UI Emoji" w:hAnsi="Segoe UI Emoji" w:cs="Segoe UI Emoji"/>
+          <w:b/>
+          <w:bCs/>
+        </w:rPr>
+        <w:t>folderul</w:t>
+      </w:r>
+      <w:proofErr w:type="spellEnd"/>
+      <w:r>
+        <w:rPr>
+          <w:rFonts w:ascii="Segoe UI Emoji" w:hAnsi="Segoe UI Emoji" w:cs="Segoe UI Emoji"/>
+          <w:b/>
+          <w:bCs/>
+        </w:rPr>
+        <w:t xml:space="preserve"> </w:t>
+      </w:r>
+      <w:proofErr w:type="spellStart"/>
+      <w:r>
+        <w:rPr>
+          <w:rFonts w:ascii="Segoe UI Emoji" w:hAnsi="Segoe UI Emoji" w:cs="Segoe UI Emoji"/>
+          <w:b/>
+          <w:bCs/>
+        </w:rPr>
+        <w:t>fusese</w:t>
+      </w:r>
+      <w:proofErr w:type="spellEnd"/>
+      <w:r>
+        <w:rPr>
+          <w:rFonts w:ascii="Segoe UI Emoji" w:hAnsi="Segoe UI Emoji" w:cs="Segoe UI Emoji"/>
+          <w:b/>
+          <w:bCs/>
+        </w:rPr>
+        <w:t xml:space="preserve"> </w:t>
+      </w:r>
+      <w:proofErr w:type="spellStart"/>
+      <w:r>
+        <w:rPr>
+          <w:rFonts w:ascii="Segoe UI Emoji" w:hAnsi="Segoe UI Emoji" w:cs="Segoe UI Emoji"/>
+          <w:b/>
+          <w:bCs/>
+        </w:rPr>
+        <w:t>mutat</w:t>
+      </w:r>
+      <w:proofErr w:type="spellEnd"/>
+      <w:r>
+        <w:rPr>
+          <w:rFonts w:ascii="Segoe UI Emoji" w:hAnsi="Segoe UI Emoji" w:cs="Segoe UI Emoji"/>
+          <w:b/>
+          <w:bCs/>
+        </w:rPr>
+        <w:t xml:space="preserve"> </w:t>
+      </w:r>
+      <w:proofErr w:type="spellStart"/>
+      <w:r>
+        <w:rPr>
+          <w:rFonts w:ascii="Segoe UI Emoji" w:hAnsi="Segoe UI Emoji" w:cs="Segoe UI Emoji"/>
+          <w:b/>
+          <w:bCs/>
+        </w:rPr>
+        <w:t>sau</w:t>
+      </w:r>
+      <w:proofErr w:type="spellEnd"/>
+      <w:r>
+        <w:rPr>
+          <w:rFonts w:ascii="Segoe UI Emoji" w:hAnsi="Segoe UI Emoji" w:cs="Segoe UI Emoji"/>
+          <w:b/>
+          <w:bCs/>
+        </w:rPr>
+        <w:t xml:space="preserve"> </w:t>
+      </w:r>
+      <w:proofErr w:type="spellStart"/>
+      <w:r>
+        <w:rPr>
+          <w:rFonts w:ascii="Segoe UI Emoji" w:hAnsi="Segoe UI Emoji" w:cs="Segoe UI Emoji"/>
+          <w:b/>
+          <w:bCs/>
+        </w:rPr>
+        <w:t>dac</w:t>
+      </w:r>
+      <w:r>
+        <w:rPr>
+          <w:rFonts w:ascii="Calibri" w:hAnsi="Calibri" w:cs="Calibri"/>
+          <w:b/>
+          <w:bCs/>
+        </w:rPr>
+        <w:t>ă</w:t>
+      </w:r>
+      <w:proofErr w:type="spellEnd"/>
+      <w:r>
+        <w:rPr>
+          <w:rFonts w:ascii="Segoe UI Emoji" w:hAnsi="Segoe UI Emoji" w:cs="Segoe UI Emoji"/>
+          <w:b/>
+          <w:bCs/>
+        </w:rPr>
+        <w:t xml:space="preserve"> </w:t>
+      </w:r>
+      <w:proofErr w:type="spellStart"/>
+      <w:r>
+        <w:rPr>
+          <w:rFonts w:ascii="Segoe UI Emoji" w:hAnsi="Segoe UI Emoji" w:cs="Segoe UI Emoji"/>
+          <w:b/>
+          <w:bCs/>
+        </w:rPr>
+        <w:t>exista</w:t>
+      </w:r>
+      <w:proofErr w:type="spellEnd"/>
+      <w:r>
+        <w:rPr>
+          <w:rFonts w:ascii="Segoe UI Emoji" w:hAnsi="Segoe UI Emoji" w:cs="Segoe UI Emoji"/>
+          <w:b/>
+          <w:bCs/>
+        </w:rPr>
+        <w:t xml:space="preserve"> o </w:t>
+      </w:r>
+      <w:proofErr w:type="spellStart"/>
+      <w:r>
+        <w:rPr>
+          <w:rFonts w:ascii="Segoe UI Emoji" w:hAnsi="Segoe UI Emoji" w:cs="Segoe UI Emoji"/>
+          <w:b/>
+          <w:bCs/>
+        </w:rPr>
+        <w:t>problem</w:t>
+      </w:r>
+      <w:r>
+        <w:rPr>
+          <w:rFonts w:ascii="Calibri" w:hAnsi="Calibri" w:cs="Calibri"/>
+          <w:b/>
+          <w:bCs/>
+        </w:rPr>
+        <w:t>ă</w:t>
+      </w:r>
+      <w:proofErr w:type="spellEnd"/>
+      <w:r>
+        <w:rPr>
+          <w:rFonts w:ascii="Segoe UI Emoji" w:hAnsi="Segoe UI Emoji" w:cs="Segoe UI Emoji"/>
+          <w:b/>
+          <w:bCs/>
+        </w:rPr>
+        <w:t xml:space="preserve"> cu </w:t>
+      </w:r>
+      <w:proofErr w:type="spellStart"/>
+      <w:r>
+        <w:rPr>
+          <w:rFonts w:ascii="Segoe UI Emoji" w:hAnsi="Segoe UI Emoji" w:cs="Segoe UI Emoji"/>
+          <w:b/>
+          <w:bCs/>
+        </w:rPr>
+        <w:t>linkurile</w:t>
+      </w:r>
+      <w:proofErr w:type="spellEnd"/>
+      <w:r>
+        <w:rPr>
+          <w:rFonts w:ascii="Segoe UI Emoji" w:hAnsi="Segoe UI Emoji" w:cs="Segoe UI Emoji"/>
+          <w:b/>
+          <w:bCs/>
+        </w:rPr>
+        <w:t xml:space="preserve"> </w:t>
+      </w:r>
+      <w:proofErr w:type="spellStart"/>
+      <w:r>
+        <w:rPr>
+          <w:rFonts w:ascii="Segoe UI Emoji" w:hAnsi="Segoe UI Emoji" w:cs="Segoe UI Emoji"/>
+          <w:b/>
+          <w:bCs/>
+        </w:rPr>
+        <w:t>simbolice</w:t>
+      </w:r>
+      <w:proofErr w:type="spellEnd"/>
+      <w:r>
+        <w:rPr>
+          <w:rFonts w:ascii="Segoe UI Emoji" w:hAnsi="Segoe UI Emoji" w:cs="Segoe UI Emoji"/>
+          <w:b/>
+          <w:bCs/>
+        </w:rPr>
+        <w:t>.</w:t>
+      </w:r>
+    </w:p>
+    <w:p>
+      <w:pPr>
+        <w:rPr>
+          <w:rFonts w:ascii="Segoe UI Emoji" w:hAnsi="Segoe UI Emoji" w:cs="Segoe UI Emoji"/>
+          <w:b/>
+          <w:bCs/>
+        </w:rPr>
+      </w:pPr>
+      <w:proofErr w:type="spellStart"/>
+      <w:r>
+        <w:rPr>
+          <w:rFonts w:ascii="Segoe UI Emoji" w:hAnsi="Segoe UI Emoji" w:cs="Segoe UI Emoji"/>
+          <w:b/>
+          <w:bCs/>
+        </w:rPr>
+        <w:t>Dac</w:t>
+      </w:r>
+      <w:r>
+        <w:rPr>
+          <w:rFonts w:ascii="Calibri" w:hAnsi="Calibri" w:cs="Calibri"/>
+          <w:b/>
+          <w:bCs/>
+        </w:rPr>
+        <w:t>ă</w:t>
+      </w:r>
+      <w:proofErr w:type="spellEnd"/>
+      <w:r>
+        <w:rPr>
+          <w:rFonts w:ascii="Segoe UI Emoji" w:hAnsi="Segoe UI Emoji" w:cs="Segoe UI Emoji"/>
+          <w:b/>
+          <w:bCs/>
+        </w:rPr>
+        <w:t xml:space="preserve"> </w:t>
+      </w:r>
+      <w:proofErr w:type="spellStart"/>
+      <w:r>
+        <w:rPr>
+          <w:rFonts w:ascii="Segoe UI Emoji" w:hAnsi="Segoe UI Emoji" w:cs="Segoe UI Emoji"/>
+          <w:b/>
+          <w:bCs/>
+        </w:rPr>
+        <w:t>aceast</w:t>
+      </w:r>
+      <w:r>
+        <w:rPr>
+          <w:rFonts w:ascii="Calibri" w:hAnsi="Calibri" w:cs="Calibri"/>
+          <w:b/>
+          <w:bCs/>
+        </w:rPr>
+        <w:t>ă</w:t>
+      </w:r>
+      <w:proofErr w:type="spellEnd"/>
+      <w:r>
+        <w:rPr>
+          <w:rFonts w:ascii="Segoe UI Emoji" w:hAnsi="Segoe UI Emoji" w:cs="Segoe UI Emoji"/>
+          <w:b/>
+          <w:bCs/>
+        </w:rPr>
+        <w:t xml:space="preserve"> </w:t>
+      </w:r>
+      <w:proofErr w:type="spellStart"/>
+      <w:r>
+        <w:rPr>
+          <w:rFonts w:ascii="Segoe UI Emoji" w:hAnsi="Segoe UI Emoji" w:cs="Segoe UI Emoji"/>
+          <w:b/>
+          <w:bCs/>
+        </w:rPr>
+        <w:t>comand</w:t>
+      </w:r>
+      <w:r>
+        <w:rPr>
+          <w:rFonts w:ascii="Calibri" w:hAnsi="Calibri" w:cs="Calibri"/>
+          <w:b/>
+          <w:bCs/>
+        </w:rPr>
+        <w:t>ă</w:t>
+      </w:r>
+      <w:proofErr w:type="spellEnd"/>
+      <w:r>
+        <w:rPr>
+          <w:rFonts w:ascii="Segoe UI Emoji" w:hAnsi="Segoe UI Emoji" w:cs="Segoe UI Emoji"/>
+          <w:b/>
+          <w:bCs/>
+        </w:rPr>
+        <w:t xml:space="preserve"> </w:t>
+      </w:r>
+      <w:proofErr w:type="spellStart"/>
+      <w:r>
+        <w:rPr>
+          <w:rFonts w:ascii="Segoe UI Emoji" w:hAnsi="Segoe UI Emoji" w:cs="Segoe UI Emoji"/>
+          <w:b/>
+          <w:bCs/>
+        </w:rPr>
+        <w:t>e</w:t>
+      </w:r>
+      <w:r>
+        <w:rPr>
+          <w:rFonts w:ascii="Calibri" w:hAnsi="Calibri" w:cs="Calibri"/>
+          <w:b/>
+          <w:bCs/>
+        </w:rPr>
+        <w:t>ș</w:t>
+      </w:r>
+      <w:r>
+        <w:rPr>
+          <w:rFonts w:ascii="Segoe UI Emoji" w:hAnsi="Segoe UI Emoji" w:cs="Segoe UI Emoji"/>
+          <w:b/>
+          <w:bCs/>
+        </w:rPr>
+        <w:t>ua</w:t>
+      </w:r>
+      <w:proofErr w:type="spellEnd"/>
+      <w:r>
+        <w:rPr>
+          <w:rFonts w:ascii="Segoe UI Emoji" w:hAnsi="Segoe UI Emoji" w:cs="Segoe UI Emoji"/>
+          <w:b/>
+          <w:bCs/>
+        </w:rPr>
+        <w:t xml:space="preserve">, </w:t>
+      </w:r>
+      <w:proofErr w:type="spellStart"/>
+      <w:r>
+        <w:rPr>
+          <w:rFonts w:ascii="Segoe UI Emoji" w:hAnsi="Segoe UI Emoji" w:cs="Segoe UI Emoji"/>
+          <w:b/>
+          <w:bCs/>
+        </w:rPr>
+        <w:t>variabila</w:t>
+      </w:r>
+      <w:proofErr w:type="spellEnd"/>
+      <w:r>
+        <w:rPr>
+          <w:rFonts w:ascii="Segoe UI Emoji" w:hAnsi="Segoe UI Emoji" w:cs="Segoe UI Emoji"/>
+          <w:b/>
+          <w:bCs/>
+        </w:rPr>
+        <w:t xml:space="preserve"> STEAMROOT </w:t>
+      </w:r>
+      <w:proofErr w:type="spellStart"/>
+      <w:r>
+        <w:rPr>
+          <w:rFonts w:ascii="Segoe UI Emoji" w:hAnsi="Segoe UI Emoji" w:cs="Segoe UI Emoji"/>
+          <w:b/>
+          <w:bCs/>
+        </w:rPr>
+        <w:t>putea</w:t>
+      </w:r>
+      <w:proofErr w:type="spellEnd"/>
+      <w:r>
+        <w:rPr>
+          <w:rFonts w:ascii="Segoe UI Emoji" w:hAnsi="Segoe UI Emoji" w:cs="Segoe UI Emoji"/>
+          <w:b/>
+          <w:bCs/>
+        </w:rPr>
+        <w:t xml:space="preserve"> </w:t>
+      </w:r>
+      <w:proofErr w:type="spellStart"/>
+      <w:r>
+        <w:rPr>
+          <w:rFonts w:ascii="Segoe UI Emoji" w:hAnsi="Segoe UI Emoji" w:cs="Segoe UI Emoji"/>
+          <w:b/>
+          <w:bCs/>
+        </w:rPr>
+        <w:t>r</w:t>
+      </w:r>
+      <w:r>
+        <w:rPr>
+          <w:rFonts w:ascii="Calibri" w:hAnsi="Calibri" w:cs="Calibri"/>
+          <w:b/>
+          <w:bCs/>
+        </w:rPr>
+        <w:t>ă</w:t>
+      </w:r>
+      <w:r>
+        <w:rPr>
+          <w:rFonts w:ascii="Segoe UI Emoji" w:hAnsi="Segoe UI Emoji" w:cs="Segoe UI Emoji"/>
+          <w:b/>
+          <w:bCs/>
+        </w:rPr>
+        <w:t>mâne</w:t>
+      </w:r>
+      <w:proofErr w:type="spellEnd"/>
+      <w:r>
+        <w:rPr>
+          <w:rFonts w:ascii="Segoe UI Emoji" w:hAnsi="Segoe UI Emoji" w:cs="Segoe UI Emoji"/>
+          <w:b/>
+          <w:bCs/>
+        </w:rPr>
+        <w:t xml:space="preserve"> </w:t>
+      </w:r>
+      <w:proofErr w:type="spellStart"/>
+      <w:r>
+        <w:rPr>
+          <w:rFonts w:ascii="Segoe UI Emoji" w:hAnsi="Segoe UI Emoji" w:cs="Segoe UI Emoji"/>
+          <w:b/>
+          <w:bCs/>
+        </w:rPr>
+        <w:t>goal</w:t>
+      </w:r>
+      <w:r>
+        <w:rPr>
+          <w:rFonts w:ascii="Calibri" w:hAnsi="Calibri" w:cs="Calibri"/>
+          <w:b/>
+          <w:bCs/>
+        </w:rPr>
+        <w:t>ă</w:t>
+      </w:r>
+      <w:proofErr w:type="spellEnd"/>
+      <w:r>
+        <w:rPr>
+          <w:rFonts w:ascii="Segoe UI Emoji" w:hAnsi="Segoe UI Emoji" w:cs="Segoe UI Emoji"/>
+          <w:b/>
+          <w:bCs/>
+        </w:rPr>
+        <w:t>.</w:t>
+      </w:r>
+    </w:p>
+    <w:p>
+      <w:pPr>
+        <w:rPr>
+          <w:rFonts w:ascii="Segoe UI Emoji" w:hAnsi="Segoe UI Emoji" w:cs="Segoe UI Emoji"/>
+          <w:b/>
+          <w:bCs/>
+        </w:rPr>
+      </w:pPr>
+      <w:proofErr w:type="spellStart"/>
+      <w:r>
+        <w:rPr>
+          <w:rFonts w:ascii="Segoe UI Emoji" w:hAnsi="Segoe UI Emoji" w:cs="Segoe UI Emoji"/>
+          <w:b/>
+          <w:bCs/>
+        </w:rPr>
+        <w:t>Apoi</w:t>
+      </w:r>
+      <w:proofErr w:type="spellEnd"/>
+      <w:r>
+        <w:rPr>
+          <w:rFonts w:ascii="Segoe UI Emoji" w:hAnsi="Segoe UI Emoji" w:cs="Segoe UI Emoji"/>
+          <w:b/>
+          <w:bCs/>
+        </w:rPr>
+        <w:t xml:space="preserve">, </w:t>
+      </w:r>
+      <w:proofErr w:type="spellStart"/>
+      <w:r>
+        <w:rPr>
+          <w:rFonts w:ascii="Segoe UI Emoji" w:hAnsi="Segoe UI Emoji" w:cs="Segoe UI Emoji"/>
+          <w:b/>
+          <w:bCs/>
+        </w:rPr>
+        <w:t>comanda</w:t>
+      </w:r>
+      <w:proofErr w:type="spellEnd"/>
+      <w:r>
+        <w:rPr>
+          <w:rFonts w:ascii="Segoe UI Emoji" w:hAnsi="Segoe UI Emoji" w:cs="Segoe UI Emoji"/>
+          <w:b/>
+          <w:bCs/>
+        </w:rPr>
+        <w:t xml:space="preserve"> de </w:t>
+      </w:r>
+      <w:proofErr w:type="spellStart"/>
+      <w:r>
+        <w:rPr>
+          <w:rFonts w:ascii="Calibri" w:hAnsi="Calibri" w:cs="Calibri"/>
+          <w:b/>
+          <w:bCs/>
+        </w:rPr>
+        <w:t>ș</w:t>
+      </w:r>
+      <w:r>
+        <w:rPr>
+          <w:rFonts w:ascii="Segoe UI Emoji" w:hAnsi="Segoe UI Emoji" w:cs="Segoe UI Emoji"/>
+          <w:b/>
+          <w:bCs/>
+        </w:rPr>
+        <w:t>tergere</w:t>
+      </w:r>
+      <w:proofErr w:type="spellEnd"/>
+      <w:r>
+        <w:rPr>
+          <w:rFonts w:ascii="Segoe UI Emoji" w:hAnsi="Segoe UI Emoji" w:cs="Segoe UI Emoji"/>
+          <w:b/>
+          <w:bCs/>
+        </w:rPr>
+        <w:t xml:space="preserve"> </w:t>
+      </w:r>
+      <w:proofErr w:type="spellStart"/>
+      <w:r>
+        <w:rPr>
+          <w:rFonts w:ascii="Segoe UI Emoji" w:hAnsi="Segoe UI Emoji" w:cs="Segoe UI Emoji"/>
+          <w:b/>
+          <w:bCs/>
+        </w:rPr>
+        <w:t>folosea</w:t>
+      </w:r>
+      <w:proofErr w:type="spellEnd"/>
+      <w:r>
+        <w:rPr>
+          <w:rFonts w:ascii="Segoe UI Emoji" w:hAnsi="Segoe UI Emoji" w:cs="Segoe UI Emoji"/>
+          <w:b/>
+          <w:bCs/>
+        </w:rPr>
+        <w:t xml:space="preserve"> </w:t>
+      </w:r>
+      <w:proofErr w:type="spellStart"/>
+      <w:r>
+        <w:rPr>
+          <w:rFonts w:ascii="Segoe UI Emoji" w:hAnsi="Segoe UI Emoji" w:cs="Segoe UI Emoji"/>
+          <w:b/>
+          <w:bCs/>
+        </w:rPr>
+        <w:t>aceast</w:t>
+      </w:r>
+      <w:r>
+        <w:rPr>
+          <w:rFonts w:ascii="Calibri" w:hAnsi="Calibri" w:cs="Calibri"/>
+          <w:b/>
+          <w:bCs/>
+        </w:rPr>
+        <w:t>ă</w:t>
+      </w:r>
+      <w:proofErr w:type="spellEnd"/>
+      <w:r>
+        <w:rPr>
+          <w:rFonts w:ascii="Segoe UI Emoji" w:hAnsi="Segoe UI Emoji" w:cs="Segoe UI Emoji"/>
+          <w:b/>
+          <w:bCs/>
+        </w:rPr>
+        <w:t xml:space="preserve"> </w:t>
+      </w:r>
+      <w:proofErr w:type="spellStart"/>
+      <w:r>
+        <w:rPr>
+          <w:rFonts w:ascii="Segoe UI Emoji" w:hAnsi="Segoe UI Emoji" w:cs="Segoe UI Emoji"/>
+          <w:b/>
+          <w:bCs/>
+        </w:rPr>
+        <w:t>variabil</w:t>
+      </w:r>
+      <w:r>
+        <w:rPr>
+          <w:rFonts w:ascii="Calibri" w:hAnsi="Calibri" w:cs="Calibri"/>
+          <w:b/>
+          <w:bCs/>
+        </w:rPr>
+        <w:t>ă</w:t>
+      </w:r>
+      <w:proofErr w:type="spellEnd"/>
+      <w:r>
+        <w:rPr>
+          <w:rFonts w:ascii="Segoe UI Emoji" w:hAnsi="Segoe UI Emoji" w:cs="Segoe UI Emoji"/>
+          <w:b/>
+          <w:bCs/>
+        </w:rPr>
+        <w:t xml:space="preserve"> </w:t>
+      </w:r>
+      <w:proofErr w:type="spellStart"/>
+      <w:r>
+        <w:rPr>
+          <w:rFonts w:ascii="Segoe UI Emoji" w:hAnsi="Segoe UI Emoji" w:cs="Segoe UI Emoji"/>
+          <w:b/>
+          <w:bCs/>
+        </w:rPr>
+        <w:t>f</w:t>
+      </w:r>
+      <w:r>
+        <w:rPr>
+          <w:rFonts w:ascii="Calibri" w:hAnsi="Calibri" w:cs="Calibri"/>
+          <w:b/>
+          <w:bCs/>
+        </w:rPr>
+        <w:t>ă</w:t>
+      </w:r>
+      <w:r>
+        <w:rPr>
+          <w:rFonts w:ascii="Segoe UI Emoji" w:hAnsi="Segoe UI Emoji" w:cs="Segoe UI Emoji"/>
+          <w:b/>
+          <w:bCs/>
+        </w:rPr>
+        <w:t>r</w:t>
+      </w:r>
+      <w:r>
+        <w:rPr>
+          <w:rFonts w:ascii="Calibri" w:hAnsi="Calibri" w:cs="Calibri"/>
+          <w:b/>
+          <w:bCs/>
+        </w:rPr>
+        <w:t>ă</w:t>
+      </w:r>
+      <w:proofErr w:type="spellEnd"/>
+      <w:r>
+        <w:rPr>
+          <w:rFonts w:ascii="Segoe UI Emoji" w:hAnsi="Segoe UI Emoji" w:cs="Segoe UI Emoji"/>
+          <w:b/>
+          <w:bCs/>
+        </w:rPr>
+        <w:t xml:space="preserve"> </w:t>
+      </w:r>
+      <w:proofErr w:type="spellStart"/>
+      <w:r>
+        <w:rPr>
+          <w:rFonts w:ascii="Segoe UI Emoji" w:hAnsi="Segoe UI Emoji" w:cs="Segoe UI Emoji"/>
+          <w:b/>
+          <w:bCs/>
+        </w:rPr>
+        <w:t>verific</w:t>
+      </w:r>
+      <w:r>
+        <w:rPr>
+          <w:rFonts w:ascii="Calibri" w:hAnsi="Calibri" w:cs="Calibri"/>
+          <w:b/>
+          <w:bCs/>
+        </w:rPr>
+        <w:t>ă</w:t>
+      </w:r>
+      <w:r>
+        <w:rPr>
+          <w:rFonts w:ascii="Segoe UI Emoji" w:hAnsi="Segoe UI Emoji" w:cs="Segoe UI Emoji"/>
+          <w:b/>
+          <w:bCs/>
+        </w:rPr>
+        <w:t>ri</w:t>
+      </w:r>
+      <w:proofErr w:type="spellEnd"/>
+      <w:r>
+        <w:rPr>
+          <w:rFonts w:ascii="Segoe UI Emoji" w:hAnsi="Segoe UI Emoji" w:cs="Segoe UI Emoji"/>
+          <w:b/>
+          <w:bCs/>
+        </w:rPr>
+        <w:t xml:space="preserve"> </w:t>
+      </w:r>
+      <w:proofErr w:type="spellStart"/>
+      <w:r>
+        <w:rPr>
+          <w:rFonts w:ascii="Segoe UI Emoji" w:hAnsi="Segoe UI Emoji" w:cs="Segoe UI Emoji"/>
+          <w:b/>
+          <w:bCs/>
+        </w:rPr>
+        <w:t>suficiente</w:t>
+      </w:r>
+      <w:proofErr w:type="spellEnd"/>
+      <w:r>
+        <w:rPr>
+          <w:rFonts w:ascii="Segoe UI Emoji" w:hAnsi="Segoe UI Emoji" w:cs="Segoe UI Emoji"/>
+          <w:b/>
+          <w:bCs/>
+        </w:rPr>
+        <w:t>.</w:t>
+      </w:r>
+    </w:p>
+    <w:p>
+      <w:pPr>
+        <w:rPr>
+          <w:rFonts w:ascii="Segoe UI Emoji" w:hAnsi="Segoe UI Emoji" w:cs="Segoe UI Emoji"/>
+          <w:b/>
+          <w:bCs/>
+        </w:rPr>
+      </w:pPr>
+      <w:r>
+        <w:rPr>
+          <w:rFonts w:ascii="Segoe UI Emoji" w:hAnsi="Segoe UI Emoji" w:cs="Segoe UI Emoji"/>
+          <w:b/>
+          <w:bCs/>
+        </w:rPr>
+        <w:t xml:space="preserve">Pe </w:t>
+      </w:r>
+      <w:proofErr w:type="spellStart"/>
+      <w:r>
+        <w:rPr>
+          <w:rFonts w:ascii="Segoe UI Emoji" w:hAnsi="Segoe UI Emoji" w:cs="Segoe UI Emoji"/>
+          <w:b/>
+          <w:bCs/>
+        </w:rPr>
+        <w:t>scurt</w:t>
+      </w:r>
+      <w:proofErr w:type="spellEnd"/>
+      <w:r>
+        <w:rPr>
+          <w:rFonts w:ascii="Segoe UI Emoji" w:hAnsi="Segoe UI Emoji" w:cs="Segoe UI Emoji"/>
+          <w:b/>
+          <w:bCs/>
+        </w:rPr>
+        <w:t>:</w:t>
+      </w:r>
+      <w:r>
+        <w:rPr>
+          <w:rFonts w:ascii="Segoe UI Emoji" w:hAnsi="Segoe UI Emoji" w:cs="Segoe UI Emoji"/>
+          <w:b/>
+          <w:bCs/>
+        </w:rPr>
+        <w:br/>
+        <w:t xml:space="preserve">o </w:t>
+      </w:r>
+      <w:proofErr w:type="spellStart"/>
+      <w:r>
+        <w:rPr>
+          <w:rFonts w:ascii="Segoe UI Emoji" w:hAnsi="Segoe UI Emoji" w:cs="Segoe UI Emoji"/>
+          <w:b/>
+          <w:bCs/>
+        </w:rPr>
+        <w:t>variabil</w:t>
+      </w:r>
+      <w:r>
+        <w:rPr>
+          <w:rFonts w:ascii="Calibri" w:hAnsi="Calibri" w:cs="Calibri"/>
+          <w:b/>
+          <w:bCs/>
+        </w:rPr>
+        <w:t>ă</w:t>
+      </w:r>
+      <w:proofErr w:type="spellEnd"/>
+      <w:r>
+        <w:rPr>
+          <w:rFonts w:ascii="Segoe UI Emoji" w:hAnsi="Segoe UI Emoji" w:cs="Segoe UI Emoji"/>
+          <w:b/>
+          <w:bCs/>
+        </w:rPr>
+        <w:t xml:space="preserve"> </w:t>
+      </w:r>
+      <w:proofErr w:type="spellStart"/>
+      <w:r>
+        <w:rPr>
+          <w:rFonts w:ascii="Segoe UI Emoji" w:hAnsi="Segoe UI Emoji" w:cs="Segoe UI Emoji"/>
+          <w:b/>
+          <w:bCs/>
+        </w:rPr>
+        <w:t>goal</w:t>
+      </w:r>
+      <w:r>
+        <w:rPr>
+          <w:rFonts w:ascii="Calibri" w:hAnsi="Calibri" w:cs="Calibri"/>
+          <w:b/>
+          <w:bCs/>
+        </w:rPr>
+        <w:t>ă</w:t>
+      </w:r>
+      <w:proofErr w:type="spellEnd"/>
+      <w:r>
+        <w:rPr>
+          <w:rFonts w:ascii="Segoe UI Emoji" w:hAnsi="Segoe UI Emoji" w:cs="Segoe UI Emoji"/>
+          <w:b/>
+          <w:bCs/>
+        </w:rPr>
+        <w:t xml:space="preserve"> + o </w:t>
+      </w:r>
+      <w:proofErr w:type="spellStart"/>
+      <w:r>
+        <w:rPr>
+          <w:rFonts w:ascii="Segoe UI Emoji" w:hAnsi="Segoe UI Emoji" w:cs="Segoe UI Emoji"/>
+          <w:b/>
+          <w:bCs/>
+        </w:rPr>
+        <w:t>comand</w:t>
+      </w:r>
+      <w:r>
+        <w:rPr>
+          <w:rFonts w:ascii="Calibri" w:hAnsi="Calibri" w:cs="Calibri"/>
+          <w:b/>
+          <w:bCs/>
+        </w:rPr>
+        <w:t>ă</w:t>
+      </w:r>
+      <w:proofErr w:type="spellEnd"/>
+      <w:r>
+        <w:rPr>
+          <w:rFonts w:ascii="Segoe UI Emoji" w:hAnsi="Segoe UI Emoji" w:cs="Segoe UI Emoji"/>
+          <w:b/>
+          <w:bCs/>
+        </w:rPr>
+        <w:t xml:space="preserve"> de </w:t>
+      </w:r>
+      <w:proofErr w:type="spellStart"/>
+      <w:r>
+        <w:rPr>
+          <w:rFonts w:ascii="Calibri" w:hAnsi="Calibri" w:cs="Calibri"/>
+          <w:b/>
+          <w:bCs/>
+        </w:rPr>
+        <w:t>ș</w:t>
+      </w:r>
+      <w:r>
+        <w:rPr>
+          <w:rFonts w:ascii="Segoe UI Emoji" w:hAnsi="Segoe UI Emoji" w:cs="Segoe UI Emoji"/>
+          <w:b/>
+          <w:bCs/>
+        </w:rPr>
+        <w:t>tergere</w:t>
+      </w:r>
+      <w:proofErr w:type="spellEnd"/>
+      <w:r>
+        <w:rPr>
+          <w:rFonts w:ascii="Segoe UI Emoji" w:hAnsi="Segoe UI Emoji" w:cs="Segoe UI Emoji"/>
+          <w:b/>
+          <w:bCs/>
+        </w:rPr>
+        <w:t xml:space="preserve"> </w:t>
+      </w:r>
+      <w:proofErr w:type="spellStart"/>
+      <w:r>
+        <w:rPr>
+          <w:rFonts w:ascii="Segoe UI Emoji" w:hAnsi="Segoe UI Emoji" w:cs="Segoe UI Emoji"/>
+          <w:b/>
+          <w:bCs/>
+        </w:rPr>
+        <w:t>recursiv</w:t>
+      </w:r>
+      <w:r>
+        <w:rPr>
+          <w:rFonts w:ascii="Calibri" w:hAnsi="Calibri" w:cs="Calibri"/>
+          <w:b/>
+          <w:bCs/>
+        </w:rPr>
+        <w:t>ă</w:t>
+      </w:r>
+      <w:proofErr w:type="spellEnd"/>
+      <w:r>
+        <w:rPr>
+          <w:rFonts w:ascii="Segoe UI Emoji" w:hAnsi="Segoe UI Emoji" w:cs="Segoe UI Emoji"/>
+          <w:b/>
+          <w:bCs/>
+        </w:rPr>
+        <w:t xml:space="preserve"> = </w:t>
+      </w:r>
+      <w:proofErr w:type="spellStart"/>
+      <w:r>
+        <w:rPr>
+          <w:rFonts w:ascii="Segoe UI Emoji" w:hAnsi="Segoe UI Emoji" w:cs="Segoe UI Emoji"/>
+          <w:b/>
+          <w:bCs/>
+        </w:rPr>
+        <w:t>risc</w:t>
+      </w:r>
+      <w:proofErr w:type="spellEnd"/>
+      <w:r>
+        <w:rPr>
+          <w:rFonts w:ascii="Segoe UI Emoji" w:hAnsi="Segoe UI Emoji" w:cs="Segoe UI Emoji"/>
+          <w:b/>
+          <w:bCs/>
+        </w:rPr>
+        <w:t xml:space="preserve"> </w:t>
+      </w:r>
+      <w:proofErr w:type="spellStart"/>
+      <w:r>
+        <w:rPr>
+          <w:rFonts w:ascii="Segoe UI Emoji" w:hAnsi="Segoe UI Emoji" w:cs="Segoe UI Emoji"/>
+          <w:b/>
+          <w:bCs/>
+        </w:rPr>
+        <w:t>foarte</w:t>
+      </w:r>
+      <w:proofErr w:type="spellEnd"/>
+      <w:r>
+        <w:rPr>
+          <w:rFonts w:ascii="Segoe UI Emoji" w:hAnsi="Segoe UI Emoji" w:cs="Segoe UI Emoji"/>
+          <w:b/>
+          <w:bCs/>
+        </w:rPr>
+        <w:t xml:space="preserve"> mare.</w:t>
+      </w:r>
+    </w:p>
+    <w:p>
+      <w:pPr>
+        <w:rPr>
+          <w:rFonts w:ascii="Segoe UI Emoji" w:hAnsi="Segoe UI Emoji" w:cs="Segoe UI Emoji"/>
+          <w:b/>
+          <w:bCs/>
+        </w:rPr>
+      </w:pPr>
+      <w:r>
+        <w:rPr>
+          <w:rFonts w:ascii="Segoe UI Emoji" w:hAnsi="Segoe UI Emoji" w:cs="Segoe UI Emoji"/>
+          <w:b/>
+          <w:bCs/>
+        </w:rPr>
+        <w:pict w14:anchorId="7383ACE0">
+          <v:rect id="_x0000_i1089" style="width:0;height:1.5pt" o:hralign="center" o:hrstd="t" o:hr="t" fillcolor="#a0a0a0" stroked="f"/>
+        </w:pict>
+      </w:r>
+    </w:p>
+    <w:p>
+      <w:pPr>
+        <w:rPr>
+          <w:rFonts w:ascii="Segoe UI Emoji" w:hAnsi="Segoe UI Emoji" w:cs="Segoe UI Emoji"/>
+          <w:b/>
+          <w:bCs/>
+        </w:rPr>
+      </w:pPr>
+      <w:r>
+        <w:rPr>
+          <w:rFonts w:ascii="Segoe UI Emoji" w:hAnsi="Segoe UI Emoji" w:cs="Segoe UI Emoji"/>
+          <w:b/>
+          <w:bCs/>
+        </w:rPr>
+        <w:t xml:space="preserve">🧑‍🎓 </w:t>
+      </w:r>
+      <w:proofErr w:type="spellStart"/>
+      <w:r>
+        <w:rPr>
+          <w:rFonts w:ascii="Segoe UI Emoji" w:hAnsi="Segoe UI Emoji" w:cs="Segoe UI Emoji"/>
+          <w:b/>
+          <w:bCs/>
+        </w:rPr>
+        <w:t>Elevul</w:t>
+      </w:r>
+      <w:proofErr w:type="spellEnd"/>
+      <w:r>
+        <w:rPr>
+          <w:rFonts w:ascii="Segoe UI Emoji" w:hAnsi="Segoe UI Emoji" w:cs="Segoe UI Emoji"/>
+          <w:b/>
+          <w:bCs/>
+        </w:rPr>
+        <w:t xml:space="preserve"> 2 – De </w:t>
+      </w:r>
+      <w:proofErr w:type="spellStart"/>
+      <w:r>
+        <w:rPr>
+          <w:rFonts w:ascii="Segoe UI Emoji" w:hAnsi="Segoe UI Emoji" w:cs="Segoe UI Emoji"/>
+          <w:b/>
+          <w:bCs/>
+        </w:rPr>
+        <w:t>ce</w:t>
+      </w:r>
+      <w:proofErr w:type="spellEnd"/>
+      <w:r>
+        <w:rPr>
+          <w:rFonts w:ascii="Segoe UI Emoji" w:hAnsi="Segoe UI Emoji" w:cs="Segoe UI Emoji"/>
+          <w:b/>
+          <w:bCs/>
+        </w:rPr>
+        <w:t xml:space="preserve"> era </w:t>
+      </w:r>
+      <w:proofErr w:type="spellStart"/>
+      <w:r>
+        <w:rPr>
+          <w:rFonts w:ascii="Segoe UI Emoji" w:hAnsi="Segoe UI Emoji" w:cs="Segoe UI Emoji"/>
+          <w:b/>
+          <w:bCs/>
+        </w:rPr>
+        <w:t>periculos</w:t>
+      </w:r>
+      <w:proofErr w:type="spellEnd"/>
+    </w:p>
+    <w:p>
+      <w:pPr>
+        <w:rPr>
+          <w:rFonts w:ascii="Segoe UI Emoji" w:hAnsi="Segoe UI Emoji" w:cs="Segoe UI Emoji"/>
+          <w:b/>
+          <w:bCs/>
+        </w:rPr>
+      </w:pPr>
+      <w:proofErr w:type="spellStart"/>
+      <w:r>
+        <w:rPr>
+          <w:rFonts w:ascii="Segoe UI Emoji" w:hAnsi="Segoe UI Emoji" w:cs="Segoe UI Emoji"/>
+          <w:b/>
+          <w:bCs/>
+        </w:rPr>
+        <w:t>Comanda</w:t>
+      </w:r>
+      <w:proofErr w:type="spellEnd"/>
+      <w:r>
+        <w:rPr>
+          <w:rFonts w:ascii="Segoe UI Emoji" w:hAnsi="Segoe UI Emoji" w:cs="Segoe UI Emoji"/>
+          <w:b/>
+          <w:bCs/>
+        </w:rPr>
+        <w:t xml:space="preserve"> rm -rf </w:t>
+      </w:r>
+      <w:proofErr w:type="spellStart"/>
+      <w:r>
+        <w:rPr>
+          <w:rFonts w:ascii="Segoe UI Emoji" w:hAnsi="Segoe UI Emoji" w:cs="Segoe UI Emoji"/>
+          <w:b/>
+          <w:bCs/>
+        </w:rPr>
+        <w:t>este</w:t>
+      </w:r>
+      <w:proofErr w:type="spellEnd"/>
+      <w:r>
+        <w:rPr>
+          <w:rFonts w:ascii="Segoe UI Emoji" w:hAnsi="Segoe UI Emoji" w:cs="Segoe UI Emoji"/>
+          <w:b/>
+          <w:bCs/>
+        </w:rPr>
+        <w:t xml:space="preserve"> </w:t>
+      </w:r>
+      <w:proofErr w:type="spellStart"/>
+      <w:r>
+        <w:rPr>
+          <w:rFonts w:ascii="Segoe UI Emoji" w:hAnsi="Segoe UI Emoji" w:cs="Segoe UI Emoji"/>
+          <w:b/>
+          <w:bCs/>
+        </w:rPr>
+        <w:t>una</w:t>
+      </w:r>
+      <w:proofErr w:type="spellEnd"/>
+      <w:r>
+        <w:rPr>
+          <w:rFonts w:ascii="Segoe UI Emoji" w:hAnsi="Segoe UI Emoji" w:cs="Segoe UI Emoji"/>
+          <w:b/>
+          <w:bCs/>
+        </w:rPr>
+        <w:t xml:space="preserve"> </w:t>
+      </w:r>
+      <w:proofErr w:type="spellStart"/>
+      <w:r>
+        <w:rPr>
+          <w:rFonts w:ascii="Segoe UI Emoji" w:hAnsi="Segoe UI Emoji" w:cs="Segoe UI Emoji"/>
+          <w:b/>
+          <w:bCs/>
+        </w:rPr>
+        <w:t>dintre</w:t>
+      </w:r>
+      <w:proofErr w:type="spellEnd"/>
+      <w:r>
+        <w:rPr>
+          <w:rFonts w:ascii="Segoe UI Emoji" w:hAnsi="Segoe UI Emoji" w:cs="Segoe UI Emoji"/>
+          <w:b/>
+          <w:bCs/>
+        </w:rPr>
+        <w:t xml:space="preserve"> </w:t>
+      </w:r>
+      <w:proofErr w:type="spellStart"/>
+      <w:r>
+        <w:rPr>
+          <w:rFonts w:ascii="Segoe UI Emoji" w:hAnsi="Segoe UI Emoji" w:cs="Segoe UI Emoji"/>
+          <w:b/>
+          <w:bCs/>
+        </w:rPr>
+        <w:t>cele</w:t>
+      </w:r>
+      <w:proofErr w:type="spellEnd"/>
+      <w:r>
+        <w:rPr>
+          <w:rFonts w:ascii="Segoe UI Emoji" w:hAnsi="Segoe UI Emoji" w:cs="Segoe UI Emoji"/>
+          <w:b/>
+          <w:bCs/>
+        </w:rPr>
+        <w:t xml:space="preserve"> </w:t>
+      </w:r>
+      <w:proofErr w:type="spellStart"/>
+      <w:r>
+        <w:rPr>
+          <w:rFonts w:ascii="Segoe UI Emoji" w:hAnsi="Segoe UI Emoji" w:cs="Segoe UI Emoji"/>
+          <w:b/>
+          <w:bCs/>
+        </w:rPr>
+        <w:t>mai</w:t>
+      </w:r>
+      <w:proofErr w:type="spellEnd"/>
+      <w:r>
+        <w:rPr>
+          <w:rFonts w:ascii="Segoe UI Emoji" w:hAnsi="Segoe UI Emoji" w:cs="Segoe UI Emoji"/>
+          <w:b/>
+          <w:bCs/>
+        </w:rPr>
+        <w:t xml:space="preserve"> </w:t>
+      </w:r>
+      <w:proofErr w:type="spellStart"/>
+      <w:r>
+        <w:rPr>
+          <w:rFonts w:ascii="Segoe UI Emoji" w:hAnsi="Segoe UI Emoji" w:cs="Segoe UI Emoji"/>
+          <w:b/>
+          <w:bCs/>
+        </w:rPr>
+        <w:t>periculoase</w:t>
+      </w:r>
+      <w:proofErr w:type="spellEnd"/>
+      <w:r>
+        <w:rPr>
+          <w:rFonts w:ascii="Segoe UI Emoji" w:hAnsi="Segoe UI Emoji" w:cs="Segoe UI Emoji"/>
+          <w:b/>
+          <w:bCs/>
+        </w:rPr>
+        <w:t xml:space="preserve"> </w:t>
+      </w:r>
+      <w:proofErr w:type="spellStart"/>
+      <w:r>
+        <w:rPr>
+          <w:rFonts w:ascii="Segoe UI Emoji" w:hAnsi="Segoe UI Emoji" w:cs="Segoe UI Emoji"/>
+          <w:b/>
+          <w:bCs/>
+        </w:rPr>
+        <w:t>comenzi</w:t>
+      </w:r>
+      <w:proofErr w:type="spellEnd"/>
+      <w:r>
+        <w:rPr>
+          <w:rFonts w:ascii="Segoe UI Emoji" w:hAnsi="Segoe UI Emoji" w:cs="Segoe UI Emoji"/>
+          <w:b/>
+          <w:bCs/>
+        </w:rPr>
+        <w:t xml:space="preserve"> din Linux.</w:t>
+      </w:r>
+    </w:p>
+    <w:p>
+      <w:pPr>
+        <w:rPr>
+          <w:rFonts w:ascii="Segoe UI Emoji" w:hAnsi="Segoe UI Emoji" w:cs="Segoe UI Emoji"/>
+          <w:b/>
+          <w:bCs/>
+        </w:rPr>
+      </w:pPr>
+      <w:r>
+        <w:rPr>
+          <w:rFonts w:ascii="Segoe UI Emoji" w:hAnsi="Segoe UI Emoji" w:cs="Segoe UI Emoji"/>
+          <w:b/>
+          <w:bCs/>
+        </w:rPr>
+        <w:t xml:space="preserve">• rm </w:t>
+      </w:r>
+      <w:proofErr w:type="spellStart"/>
+      <w:r>
+        <w:rPr>
+          <w:rFonts w:ascii="Segoe UI Emoji" w:hAnsi="Segoe UI Emoji" w:cs="Segoe UI Emoji"/>
+          <w:b/>
+          <w:bCs/>
+        </w:rPr>
+        <w:t>înseamn</w:t>
+      </w:r>
+      <w:r>
+        <w:rPr>
+          <w:rFonts w:ascii="Calibri" w:hAnsi="Calibri" w:cs="Calibri"/>
+          <w:b/>
+          <w:bCs/>
+        </w:rPr>
+        <w:t>ă</w:t>
+      </w:r>
+      <w:proofErr w:type="spellEnd"/>
+      <w:r>
+        <w:rPr>
+          <w:rFonts w:ascii="Segoe UI Emoji" w:hAnsi="Segoe UI Emoji" w:cs="Segoe UI Emoji"/>
+          <w:b/>
+          <w:bCs/>
+        </w:rPr>
+        <w:t xml:space="preserve"> </w:t>
+      </w:r>
+      <w:proofErr w:type="spellStart"/>
+      <w:r>
+        <w:rPr>
+          <w:rFonts w:ascii="Calibri" w:hAnsi="Calibri" w:cs="Calibri"/>
+          <w:b/>
+          <w:bCs/>
+        </w:rPr>
+        <w:t>ș</w:t>
+      </w:r>
+      <w:r>
+        <w:rPr>
+          <w:rFonts w:ascii="Segoe UI Emoji" w:hAnsi="Segoe UI Emoji" w:cs="Segoe UI Emoji"/>
+          <w:b/>
+          <w:bCs/>
+        </w:rPr>
+        <w:t>tergere</w:t>
+      </w:r>
+      <w:proofErr w:type="spellEnd"/>
+      <w:r>
+        <w:rPr>
+          <w:rFonts w:ascii="Segoe UI Emoji" w:hAnsi="Segoe UI Emoji" w:cs="Segoe UI Emoji"/>
+          <w:b/>
+          <w:bCs/>
+        </w:rPr>
+        <w:t>;</w:t>
+      </w:r>
+      <w:r>
+        <w:rPr>
+          <w:rFonts w:ascii="Segoe UI Emoji" w:hAnsi="Segoe UI Emoji" w:cs="Segoe UI Emoji"/>
+          <w:b/>
+          <w:bCs/>
+        </w:rPr>
+        <w:br/>
+        <w:t xml:space="preserve">• -r </w:t>
+      </w:r>
+      <w:proofErr w:type="spellStart"/>
+      <w:r>
+        <w:rPr>
+          <w:rFonts w:ascii="Calibri" w:hAnsi="Calibri" w:cs="Calibri"/>
+          <w:b/>
+          <w:bCs/>
+        </w:rPr>
+        <w:t>ș</w:t>
+      </w:r>
+      <w:r>
+        <w:rPr>
+          <w:rFonts w:ascii="Segoe UI Emoji" w:hAnsi="Segoe UI Emoji" w:cs="Segoe UI Emoji"/>
+          <w:b/>
+          <w:bCs/>
+        </w:rPr>
+        <w:t>terge</w:t>
+      </w:r>
+      <w:proofErr w:type="spellEnd"/>
+      <w:r>
+        <w:rPr>
+          <w:rFonts w:ascii="Segoe UI Emoji" w:hAnsi="Segoe UI Emoji" w:cs="Segoe UI Emoji"/>
+          <w:b/>
+          <w:bCs/>
+        </w:rPr>
+        <w:t xml:space="preserve"> </w:t>
+      </w:r>
+      <w:proofErr w:type="spellStart"/>
+      <w:r>
+        <w:rPr>
+          <w:rFonts w:ascii="Segoe UI Emoji" w:hAnsi="Segoe UI Emoji" w:cs="Segoe UI Emoji"/>
+          <w:b/>
+          <w:bCs/>
+        </w:rPr>
+        <w:t>recursiv</w:t>
+      </w:r>
+      <w:proofErr w:type="spellEnd"/>
+      <w:r>
+        <w:rPr>
+          <w:rFonts w:ascii="Segoe UI Emoji" w:hAnsi="Segoe UI Emoji" w:cs="Segoe UI Emoji"/>
+          <w:b/>
+          <w:bCs/>
+        </w:rPr>
+        <w:t xml:space="preserve"> </w:t>
+      </w:r>
+      <w:proofErr w:type="spellStart"/>
+      <w:r>
+        <w:rPr>
+          <w:rFonts w:ascii="Segoe UI Emoji" w:hAnsi="Segoe UI Emoji" w:cs="Segoe UI Emoji"/>
+          <w:b/>
+          <w:bCs/>
+        </w:rPr>
+        <w:t>foldere</w:t>
+      </w:r>
+      <w:proofErr w:type="spellEnd"/>
+      <w:r>
+        <w:rPr>
+          <w:rFonts w:ascii="Segoe UI Emoji" w:hAnsi="Segoe UI Emoji" w:cs="Segoe UI Emoji"/>
+          <w:b/>
+          <w:bCs/>
+        </w:rPr>
+        <w:t xml:space="preserve"> </w:t>
+      </w:r>
+      <w:proofErr w:type="spellStart"/>
+      <w:r>
+        <w:rPr>
+          <w:rFonts w:ascii="Segoe UI Emoji" w:hAnsi="Segoe UI Emoji" w:cs="Segoe UI Emoji"/>
+          <w:b/>
+          <w:bCs/>
+        </w:rPr>
+        <w:t>întregi</w:t>
+      </w:r>
+      <w:proofErr w:type="spellEnd"/>
+      <w:r>
+        <w:rPr>
+          <w:rFonts w:ascii="Segoe UI Emoji" w:hAnsi="Segoe UI Emoji" w:cs="Segoe UI Emoji"/>
+          <w:b/>
+          <w:bCs/>
+        </w:rPr>
+        <w:t>;</w:t>
+      </w:r>
+      <w:r>
+        <w:rPr>
+          <w:rFonts w:ascii="Segoe UI Emoji" w:hAnsi="Segoe UI Emoji" w:cs="Segoe UI Emoji"/>
+          <w:b/>
+          <w:bCs/>
+        </w:rPr>
+        <w:br/>
+        <w:t xml:space="preserve">• -f </w:t>
+      </w:r>
+      <w:proofErr w:type="spellStart"/>
+      <w:r>
+        <w:rPr>
+          <w:rFonts w:ascii="Segoe UI Emoji" w:hAnsi="Segoe UI Emoji" w:cs="Segoe UI Emoji"/>
+          <w:b/>
+          <w:bCs/>
+        </w:rPr>
+        <w:t>for</w:t>
+      </w:r>
+      <w:r>
+        <w:rPr>
+          <w:rFonts w:ascii="Calibri" w:hAnsi="Calibri" w:cs="Calibri"/>
+          <w:b/>
+          <w:bCs/>
+        </w:rPr>
+        <w:t>ț</w:t>
+      </w:r>
+      <w:r>
+        <w:rPr>
+          <w:rFonts w:ascii="Segoe UI Emoji" w:hAnsi="Segoe UI Emoji" w:cs="Segoe UI Emoji"/>
+          <w:b/>
+          <w:bCs/>
+        </w:rPr>
+        <w:t>eaz</w:t>
+      </w:r>
+      <w:r>
+        <w:rPr>
+          <w:rFonts w:ascii="Calibri" w:hAnsi="Calibri" w:cs="Calibri"/>
+          <w:b/>
+          <w:bCs/>
+        </w:rPr>
+        <w:t>ă</w:t>
+      </w:r>
+      <w:proofErr w:type="spellEnd"/>
+      <w:r>
+        <w:rPr>
+          <w:rFonts w:ascii="Segoe UI Emoji" w:hAnsi="Segoe UI Emoji" w:cs="Segoe UI Emoji"/>
+          <w:b/>
+          <w:bCs/>
+        </w:rPr>
+        <w:t xml:space="preserve"> </w:t>
+      </w:r>
+      <w:proofErr w:type="spellStart"/>
+      <w:r>
+        <w:rPr>
+          <w:rFonts w:ascii="Calibri" w:hAnsi="Calibri" w:cs="Calibri"/>
+          <w:b/>
+          <w:bCs/>
+        </w:rPr>
+        <w:t>ș</w:t>
+      </w:r>
+      <w:r>
+        <w:rPr>
+          <w:rFonts w:ascii="Segoe UI Emoji" w:hAnsi="Segoe UI Emoji" w:cs="Segoe UI Emoji"/>
+          <w:b/>
+          <w:bCs/>
+        </w:rPr>
+        <w:t>tergerea</w:t>
+      </w:r>
+      <w:proofErr w:type="spellEnd"/>
+      <w:r>
+        <w:rPr>
+          <w:rFonts w:ascii="Segoe UI Emoji" w:hAnsi="Segoe UI Emoji" w:cs="Segoe UI Emoji"/>
+          <w:b/>
+          <w:bCs/>
+        </w:rPr>
+        <w:t xml:space="preserve"> </w:t>
+      </w:r>
+      <w:proofErr w:type="spellStart"/>
+      <w:r>
+        <w:rPr>
+          <w:rFonts w:ascii="Segoe UI Emoji" w:hAnsi="Segoe UI Emoji" w:cs="Segoe UI Emoji"/>
+          <w:b/>
+          <w:bCs/>
+        </w:rPr>
+        <w:t>f</w:t>
+      </w:r>
+      <w:r>
+        <w:rPr>
+          <w:rFonts w:ascii="Calibri" w:hAnsi="Calibri" w:cs="Calibri"/>
+          <w:b/>
+          <w:bCs/>
+        </w:rPr>
+        <w:t>ă</w:t>
+      </w:r>
+      <w:r>
+        <w:rPr>
+          <w:rFonts w:ascii="Segoe UI Emoji" w:hAnsi="Segoe UI Emoji" w:cs="Segoe UI Emoji"/>
+          <w:b/>
+          <w:bCs/>
+        </w:rPr>
+        <w:t>r</w:t>
+      </w:r>
+      <w:r>
+        <w:rPr>
+          <w:rFonts w:ascii="Calibri" w:hAnsi="Calibri" w:cs="Calibri"/>
+          <w:b/>
+          <w:bCs/>
+        </w:rPr>
+        <w:t>ă</w:t>
+      </w:r>
+      <w:proofErr w:type="spellEnd"/>
+      <w:r>
+        <w:rPr>
+          <w:rFonts w:ascii="Segoe UI Emoji" w:hAnsi="Segoe UI Emoji" w:cs="Segoe UI Emoji"/>
+          <w:b/>
+          <w:bCs/>
+        </w:rPr>
+        <w:t xml:space="preserve"> </w:t>
+      </w:r>
+      <w:proofErr w:type="spellStart"/>
+      <w:r>
+        <w:rPr>
+          <w:rFonts w:ascii="Segoe UI Emoji" w:hAnsi="Segoe UI Emoji" w:cs="Segoe UI Emoji"/>
+          <w:b/>
+          <w:bCs/>
+        </w:rPr>
+        <w:t>confirmare</w:t>
+      </w:r>
+      <w:proofErr w:type="spellEnd"/>
+      <w:r>
+        <w:rPr>
+          <w:rFonts w:ascii="Segoe UI Emoji" w:hAnsi="Segoe UI Emoji" w:cs="Segoe UI Emoji"/>
+          <w:b/>
+          <w:bCs/>
+        </w:rPr>
+        <w:t>.</w:t>
+      </w:r>
+    </w:p>
+    <w:p>
+      <w:pPr>
+        <w:rPr>
+          <w:rFonts w:ascii="Segoe UI Emoji" w:hAnsi="Segoe UI Emoji" w:cs="Segoe UI Emoji"/>
+          <w:b/>
+          <w:bCs/>
+        </w:rPr>
+      </w:pPr>
+      <w:proofErr w:type="spellStart"/>
+      <w:r>
+        <w:rPr>
+          <w:rFonts w:ascii="Segoe UI Emoji" w:hAnsi="Segoe UI Emoji" w:cs="Segoe UI Emoji"/>
+          <w:b/>
+          <w:bCs/>
+        </w:rPr>
+        <w:t>Dac</w:t>
+      </w:r>
+      <w:r>
+        <w:rPr>
+          <w:rFonts w:ascii="Calibri" w:hAnsi="Calibri" w:cs="Calibri"/>
+          <w:b/>
+          <w:bCs/>
+        </w:rPr>
+        <w:t>ă</w:t>
+      </w:r>
+      <w:proofErr w:type="spellEnd"/>
+      <w:r>
+        <w:rPr>
+          <w:rFonts w:ascii="Segoe UI Emoji" w:hAnsi="Segoe UI Emoji" w:cs="Segoe UI Emoji"/>
+          <w:b/>
+          <w:bCs/>
+        </w:rPr>
+        <w:t xml:space="preserve"> </w:t>
+      </w:r>
+      <w:proofErr w:type="spellStart"/>
+      <w:r>
+        <w:rPr>
+          <w:rFonts w:ascii="Segoe UI Emoji" w:hAnsi="Segoe UI Emoji" w:cs="Segoe UI Emoji"/>
+          <w:b/>
+          <w:bCs/>
+        </w:rPr>
+        <w:t>este</w:t>
+      </w:r>
+      <w:proofErr w:type="spellEnd"/>
+      <w:r>
+        <w:rPr>
+          <w:rFonts w:ascii="Segoe UI Emoji" w:hAnsi="Segoe UI Emoji" w:cs="Segoe UI Emoji"/>
+          <w:b/>
+          <w:bCs/>
+        </w:rPr>
+        <w:t xml:space="preserve"> </w:t>
+      </w:r>
+      <w:proofErr w:type="spellStart"/>
+      <w:r>
+        <w:rPr>
+          <w:rFonts w:ascii="Segoe UI Emoji" w:hAnsi="Segoe UI Emoji" w:cs="Segoe UI Emoji"/>
+          <w:b/>
+          <w:bCs/>
+        </w:rPr>
+        <w:t>folosit</w:t>
+      </w:r>
+      <w:r>
+        <w:rPr>
+          <w:rFonts w:ascii="Calibri" w:hAnsi="Calibri" w:cs="Calibri"/>
+          <w:b/>
+          <w:bCs/>
+        </w:rPr>
+        <w:t>ă</w:t>
+      </w:r>
+      <w:proofErr w:type="spellEnd"/>
+      <w:r>
+        <w:rPr>
+          <w:rFonts w:ascii="Segoe UI Emoji" w:hAnsi="Segoe UI Emoji" w:cs="Segoe UI Emoji"/>
+          <w:b/>
+          <w:bCs/>
+        </w:rPr>
+        <w:t xml:space="preserve"> cu o cale </w:t>
+      </w:r>
+      <w:proofErr w:type="spellStart"/>
+      <w:r>
+        <w:rPr>
+          <w:rFonts w:ascii="Segoe UI Emoji" w:hAnsi="Segoe UI Emoji" w:cs="Segoe UI Emoji"/>
+          <w:b/>
+          <w:bCs/>
+        </w:rPr>
+        <w:t>gre</w:t>
+      </w:r>
+      <w:r>
+        <w:rPr>
+          <w:rFonts w:ascii="Calibri" w:hAnsi="Calibri" w:cs="Calibri"/>
+          <w:b/>
+          <w:bCs/>
+        </w:rPr>
+        <w:t>ș</w:t>
+      </w:r>
+      <w:r>
+        <w:rPr>
+          <w:rFonts w:ascii="Segoe UI Emoji" w:hAnsi="Segoe UI Emoji" w:cs="Segoe UI Emoji"/>
+          <w:b/>
+          <w:bCs/>
+        </w:rPr>
+        <w:t>it</w:t>
+      </w:r>
+      <w:r>
+        <w:rPr>
+          <w:rFonts w:ascii="Calibri" w:hAnsi="Calibri" w:cs="Calibri"/>
+          <w:b/>
+          <w:bCs/>
+        </w:rPr>
+        <w:t>ă</w:t>
+      </w:r>
+      <w:proofErr w:type="spellEnd"/>
+      <w:r>
+        <w:rPr>
+          <w:rFonts w:ascii="Segoe UI Emoji" w:hAnsi="Segoe UI Emoji" w:cs="Segoe UI Emoji"/>
+          <w:b/>
+          <w:bCs/>
+        </w:rPr>
+        <w:t xml:space="preserve">, </w:t>
+      </w:r>
+      <w:proofErr w:type="spellStart"/>
+      <w:r>
+        <w:rPr>
+          <w:rFonts w:ascii="Segoe UI Emoji" w:hAnsi="Segoe UI Emoji" w:cs="Segoe UI Emoji"/>
+          <w:b/>
+          <w:bCs/>
+        </w:rPr>
+        <w:t>poate</w:t>
+      </w:r>
+      <w:proofErr w:type="spellEnd"/>
+      <w:r>
+        <w:rPr>
+          <w:rFonts w:ascii="Segoe UI Emoji" w:hAnsi="Segoe UI Emoji" w:cs="Segoe UI Emoji"/>
+          <w:b/>
+          <w:bCs/>
+        </w:rPr>
+        <w:t xml:space="preserve"> </w:t>
+      </w:r>
+      <w:proofErr w:type="spellStart"/>
+      <w:r>
+        <w:rPr>
+          <w:rFonts w:ascii="Calibri" w:hAnsi="Calibri" w:cs="Calibri"/>
+          <w:b/>
+          <w:bCs/>
+        </w:rPr>
+        <w:t>ș</w:t>
+      </w:r>
+      <w:r>
+        <w:rPr>
+          <w:rFonts w:ascii="Segoe UI Emoji" w:hAnsi="Segoe UI Emoji" w:cs="Segoe UI Emoji"/>
+          <w:b/>
+          <w:bCs/>
+        </w:rPr>
+        <w:t>terge</w:t>
+      </w:r>
+      <w:proofErr w:type="spellEnd"/>
+      <w:r>
+        <w:rPr>
+          <w:rFonts w:ascii="Segoe UI Emoji" w:hAnsi="Segoe UI Emoji" w:cs="Segoe UI Emoji"/>
+          <w:b/>
+          <w:bCs/>
+        </w:rPr>
+        <w:t xml:space="preserve"> </w:t>
+      </w:r>
+      <w:proofErr w:type="spellStart"/>
+      <w:r>
+        <w:rPr>
+          <w:rFonts w:ascii="Segoe UI Emoji" w:hAnsi="Segoe UI Emoji" w:cs="Segoe UI Emoji"/>
+          <w:b/>
+          <w:bCs/>
+        </w:rPr>
+        <w:t>foarte</w:t>
+      </w:r>
+      <w:proofErr w:type="spellEnd"/>
+      <w:r>
+        <w:rPr>
+          <w:rFonts w:ascii="Segoe UI Emoji" w:hAnsi="Segoe UI Emoji" w:cs="Segoe UI Emoji"/>
+          <w:b/>
+          <w:bCs/>
+        </w:rPr>
+        <w:t xml:space="preserve"> </w:t>
+      </w:r>
+      <w:proofErr w:type="spellStart"/>
+      <w:r>
+        <w:rPr>
+          <w:rFonts w:ascii="Segoe UI Emoji" w:hAnsi="Segoe UI Emoji" w:cs="Segoe UI Emoji"/>
+          <w:b/>
+          <w:bCs/>
+        </w:rPr>
+        <w:t>multe</w:t>
+      </w:r>
+      <w:proofErr w:type="spellEnd"/>
+      <w:r>
+        <w:rPr>
+          <w:rFonts w:ascii="Segoe UI Emoji" w:hAnsi="Segoe UI Emoji" w:cs="Segoe UI Emoji"/>
+          <w:b/>
+          <w:bCs/>
+        </w:rPr>
+        <w:t xml:space="preserve"> </w:t>
+      </w:r>
+      <w:proofErr w:type="spellStart"/>
+      <w:r>
+        <w:rPr>
+          <w:rFonts w:ascii="Segoe UI Emoji" w:hAnsi="Segoe UI Emoji" w:cs="Segoe UI Emoji"/>
+          <w:b/>
+          <w:bCs/>
+        </w:rPr>
+        <w:t>fi</w:t>
+      </w:r>
+      <w:r>
+        <w:rPr>
+          <w:rFonts w:ascii="Calibri" w:hAnsi="Calibri" w:cs="Calibri"/>
+          <w:b/>
+          <w:bCs/>
+        </w:rPr>
+        <w:t>ș</w:t>
+      </w:r>
+      <w:r>
+        <w:rPr>
+          <w:rFonts w:ascii="Segoe UI Emoji" w:hAnsi="Segoe UI Emoji" w:cs="Segoe UI Emoji"/>
+          <w:b/>
+          <w:bCs/>
+        </w:rPr>
+        <w:t>iere</w:t>
+      </w:r>
+      <w:proofErr w:type="spellEnd"/>
+      <w:r>
+        <w:rPr>
+          <w:rFonts w:ascii="Segoe UI Emoji" w:hAnsi="Segoe UI Emoji" w:cs="Segoe UI Emoji"/>
+          <w:b/>
+          <w:bCs/>
+        </w:rPr>
+        <w:t>.</w:t>
+      </w:r>
+    </w:p>
+    <w:p>
+      <w:pPr>
+        <w:rPr>
+          <w:rFonts w:ascii="Segoe UI Emoji" w:hAnsi="Segoe UI Emoji" w:cs="Segoe UI Emoji"/>
+          <w:b/>
+          <w:bCs/>
+        </w:rPr>
+      </w:pPr>
+      <w:proofErr w:type="spellStart"/>
+      <w:r>
+        <w:rPr>
+          <w:rFonts w:ascii="Segoe UI Emoji" w:hAnsi="Segoe UI Emoji" w:cs="Segoe UI Emoji"/>
+          <w:b/>
+          <w:bCs/>
+        </w:rPr>
+        <w:t>În</w:t>
+      </w:r>
+      <w:proofErr w:type="spellEnd"/>
+      <w:r>
+        <w:rPr>
+          <w:rFonts w:ascii="Segoe UI Emoji" w:hAnsi="Segoe UI Emoji" w:cs="Segoe UI Emoji"/>
+          <w:b/>
+          <w:bCs/>
+        </w:rPr>
+        <w:t xml:space="preserve"> </w:t>
+      </w:r>
+      <w:proofErr w:type="spellStart"/>
+      <w:r>
+        <w:rPr>
+          <w:rFonts w:ascii="Segoe UI Emoji" w:hAnsi="Segoe UI Emoji" w:cs="Segoe UI Emoji"/>
+          <w:b/>
+          <w:bCs/>
+        </w:rPr>
+        <w:t>acest</w:t>
+      </w:r>
+      <w:proofErr w:type="spellEnd"/>
+      <w:r>
+        <w:rPr>
+          <w:rFonts w:ascii="Segoe UI Emoji" w:hAnsi="Segoe UI Emoji" w:cs="Segoe UI Emoji"/>
+          <w:b/>
+          <w:bCs/>
+        </w:rPr>
+        <w:t xml:space="preserve"> </w:t>
+      </w:r>
+      <w:proofErr w:type="spellStart"/>
+      <w:r>
+        <w:rPr>
+          <w:rFonts w:ascii="Segoe UI Emoji" w:hAnsi="Segoe UI Emoji" w:cs="Segoe UI Emoji"/>
+          <w:b/>
+          <w:bCs/>
+        </w:rPr>
+        <w:t>caz</w:t>
+      </w:r>
+      <w:proofErr w:type="spellEnd"/>
+      <w:r>
+        <w:rPr>
+          <w:rFonts w:ascii="Segoe UI Emoji" w:hAnsi="Segoe UI Emoji" w:cs="Segoe UI Emoji"/>
+          <w:b/>
+          <w:bCs/>
+        </w:rPr>
+        <w:t xml:space="preserve">, </w:t>
+      </w:r>
+      <w:proofErr w:type="spellStart"/>
+      <w:r>
+        <w:rPr>
+          <w:rFonts w:ascii="Segoe UI Emoji" w:hAnsi="Segoe UI Emoji" w:cs="Segoe UI Emoji"/>
+          <w:b/>
+          <w:bCs/>
+        </w:rPr>
+        <w:t>scriptul</w:t>
+      </w:r>
+      <w:proofErr w:type="spellEnd"/>
+      <w:r>
+        <w:rPr>
+          <w:rFonts w:ascii="Segoe UI Emoji" w:hAnsi="Segoe UI Emoji" w:cs="Segoe UI Emoji"/>
+          <w:b/>
+          <w:bCs/>
+        </w:rPr>
+        <w:t xml:space="preserve"> nu </w:t>
+      </w:r>
+      <w:proofErr w:type="spellStart"/>
+      <w:r>
+        <w:rPr>
+          <w:rFonts w:ascii="Segoe UI Emoji" w:hAnsi="Segoe UI Emoji" w:cs="Segoe UI Emoji"/>
+          <w:b/>
+          <w:bCs/>
+        </w:rPr>
+        <w:t>verifica</w:t>
+      </w:r>
+      <w:proofErr w:type="spellEnd"/>
+      <w:r>
+        <w:rPr>
+          <w:rFonts w:ascii="Segoe UI Emoji" w:hAnsi="Segoe UI Emoji" w:cs="Segoe UI Emoji"/>
+          <w:b/>
+          <w:bCs/>
+        </w:rPr>
+        <w:t xml:space="preserve"> </w:t>
+      </w:r>
+      <w:proofErr w:type="spellStart"/>
+      <w:r>
+        <w:rPr>
+          <w:rFonts w:ascii="Segoe UI Emoji" w:hAnsi="Segoe UI Emoji" w:cs="Segoe UI Emoji"/>
+          <w:b/>
+          <w:bCs/>
+        </w:rPr>
+        <w:t>suficient</w:t>
+      </w:r>
+      <w:proofErr w:type="spellEnd"/>
+      <w:r>
+        <w:rPr>
+          <w:rFonts w:ascii="Segoe UI Emoji" w:hAnsi="Segoe UI Emoji" w:cs="Segoe UI Emoji"/>
+          <w:b/>
+          <w:bCs/>
+        </w:rPr>
+        <w:t xml:space="preserve"> </w:t>
+      </w:r>
+      <w:proofErr w:type="spellStart"/>
+      <w:r>
+        <w:rPr>
+          <w:rFonts w:ascii="Segoe UI Emoji" w:hAnsi="Segoe UI Emoji" w:cs="Segoe UI Emoji"/>
+          <w:b/>
+          <w:bCs/>
+        </w:rPr>
+        <w:t>dac</w:t>
+      </w:r>
+      <w:r>
+        <w:rPr>
+          <w:rFonts w:ascii="Calibri" w:hAnsi="Calibri" w:cs="Calibri"/>
+          <w:b/>
+          <w:bCs/>
+        </w:rPr>
+        <w:t>ă</w:t>
+      </w:r>
+      <w:proofErr w:type="spellEnd"/>
+      <w:r>
+        <w:rPr>
+          <w:rFonts w:ascii="Segoe UI Emoji" w:hAnsi="Segoe UI Emoji" w:cs="Segoe UI Emoji"/>
+          <w:b/>
+          <w:bCs/>
+        </w:rPr>
+        <w:t xml:space="preserve"> STEAMROOT </w:t>
+      </w:r>
+      <w:proofErr w:type="spellStart"/>
+      <w:r>
+        <w:rPr>
+          <w:rFonts w:ascii="Segoe UI Emoji" w:hAnsi="Segoe UI Emoji" w:cs="Segoe UI Emoji"/>
+          <w:b/>
+          <w:bCs/>
+        </w:rPr>
+        <w:t>este</w:t>
+      </w:r>
+      <w:proofErr w:type="spellEnd"/>
+      <w:r>
+        <w:rPr>
+          <w:rFonts w:ascii="Segoe UI Emoji" w:hAnsi="Segoe UI Emoji" w:cs="Segoe UI Emoji"/>
+          <w:b/>
+          <w:bCs/>
+        </w:rPr>
+        <w:t xml:space="preserve"> valid, </w:t>
+      </w:r>
+      <w:proofErr w:type="spellStart"/>
+      <w:r>
+        <w:rPr>
+          <w:rFonts w:ascii="Segoe UI Emoji" w:hAnsi="Segoe UI Emoji" w:cs="Segoe UI Emoji"/>
+          <w:b/>
+          <w:bCs/>
+        </w:rPr>
+        <w:t>dac</w:t>
+      </w:r>
+      <w:r>
+        <w:rPr>
+          <w:rFonts w:ascii="Calibri" w:hAnsi="Calibri" w:cs="Calibri"/>
+          <w:b/>
+          <w:bCs/>
+        </w:rPr>
+        <w:t>ă</w:t>
+      </w:r>
+      <w:proofErr w:type="spellEnd"/>
+      <w:r>
+        <w:rPr>
+          <w:rFonts w:ascii="Segoe UI Emoji" w:hAnsi="Segoe UI Emoji" w:cs="Segoe UI Emoji"/>
+          <w:b/>
+          <w:bCs/>
+        </w:rPr>
+        <w:t xml:space="preserve"> </w:t>
+      </w:r>
+      <w:proofErr w:type="spellStart"/>
+      <w:r>
+        <w:rPr>
+          <w:rFonts w:ascii="Segoe UI Emoji" w:hAnsi="Segoe UI Emoji" w:cs="Segoe UI Emoji"/>
+          <w:b/>
+          <w:bCs/>
+        </w:rPr>
+        <w:t>este</w:t>
+      </w:r>
+      <w:proofErr w:type="spellEnd"/>
+      <w:r>
+        <w:rPr>
+          <w:rFonts w:ascii="Segoe UI Emoji" w:hAnsi="Segoe UI Emoji" w:cs="Segoe UI Emoji"/>
+          <w:b/>
+          <w:bCs/>
+        </w:rPr>
+        <w:t xml:space="preserve"> </w:t>
+      </w:r>
+      <w:proofErr w:type="spellStart"/>
+      <w:r>
+        <w:rPr>
+          <w:rFonts w:ascii="Segoe UI Emoji" w:hAnsi="Segoe UI Emoji" w:cs="Segoe UI Emoji"/>
+          <w:b/>
+          <w:bCs/>
+        </w:rPr>
+        <w:t>gol</w:t>
+      </w:r>
+      <w:proofErr w:type="spellEnd"/>
+      <w:r>
+        <w:rPr>
+          <w:rFonts w:ascii="Segoe UI Emoji" w:hAnsi="Segoe UI Emoji" w:cs="Segoe UI Emoji"/>
+          <w:b/>
+          <w:bCs/>
+        </w:rPr>
+        <w:t xml:space="preserve"> </w:t>
+      </w:r>
+      <w:proofErr w:type="spellStart"/>
+      <w:r>
+        <w:rPr>
+          <w:rFonts w:ascii="Segoe UI Emoji" w:hAnsi="Segoe UI Emoji" w:cs="Segoe UI Emoji"/>
+          <w:b/>
+          <w:bCs/>
+        </w:rPr>
+        <w:t>sau</w:t>
+      </w:r>
+      <w:proofErr w:type="spellEnd"/>
+      <w:r>
+        <w:rPr>
+          <w:rFonts w:ascii="Segoe UI Emoji" w:hAnsi="Segoe UI Emoji" w:cs="Segoe UI Emoji"/>
+          <w:b/>
+          <w:bCs/>
+        </w:rPr>
+        <w:t xml:space="preserve"> </w:t>
+      </w:r>
+      <w:proofErr w:type="spellStart"/>
+      <w:r>
+        <w:rPr>
+          <w:rFonts w:ascii="Segoe UI Emoji" w:hAnsi="Segoe UI Emoji" w:cs="Segoe UI Emoji"/>
+          <w:b/>
+          <w:bCs/>
+        </w:rPr>
+        <w:t>dac</w:t>
+      </w:r>
+      <w:r>
+        <w:rPr>
+          <w:rFonts w:ascii="Calibri" w:hAnsi="Calibri" w:cs="Calibri"/>
+          <w:b/>
+          <w:bCs/>
+        </w:rPr>
+        <w:t>ă</w:t>
+      </w:r>
+      <w:proofErr w:type="spellEnd"/>
+      <w:r>
+        <w:rPr>
+          <w:rFonts w:ascii="Segoe UI Emoji" w:hAnsi="Segoe UI Emoji" w:cs="Segoe UI Emoji"/>
+          <w:b/>
+          <w:bCs/>
+        </w:rPr>
+        <w:t xml:space="preserve"> </w:t>
+      </w:r>
+      <w:proofErr w:type="spellStart"/>
+      <w:r>
+        <w:rPr>
+          <w:rFonts w:ascii="Segoe UI Emoji" w:hAnsi="Segoe UI Emoji" w:cs="Segoe UI Emoji"/>
+          <w:b/>
+          <w:bCs/>
+        </w:rPr>
+        <w:t>indic</w:t>
+      </w:r>
+      <w:r>
+        <w:rPr>
+          <w:rFonts w:ascii="Calibri" w:hAnsi="Calibri" w:cs="Calibri"/>
+          <w:b/>
+          <w:bCs/>
+        </w:rPr>
+        <w:t>ă</w:t>
+      </w:r>
+      <w:proofErr w:type="spellEnd"/>
+      <w:r>
+        <w:rPr>
+          <w:rFonts w:ascii="Segoe UI Emoji" w:hAnsi="Segoe UI Emoji" w:cs="Segoe UI Emoji"/>
+          <w:b/>
+          <w:bCs/>
+        </w:rPr>
+        <w:t xml:space="preserve"> </w:t>
+      </w:r>
+      <w:proofErr w:type="spellStart"/>
+      <w:r>
+        <w:rPr>
+          <w:rFonts w:ascii="Segoe UI Emoji" w:hAnsi="Segoe UI Emoji" w:cs="Segoe UI Emoji"/>
+          <w:b/>
+          <w:bCs/>
+        </w:rPr>
+        <w:t>spre</w:t>
+      </w:r>
+      <w:proofErr w:type="spellEnd"/>
+      <w:r>
+        <w:rPr>
+          <w:rFonts w:ascii="Segoe UI Emoji" w:hAnsi="Segoe UI Emoji" w:cs="Segoe UI Emoji"/>
+          <w:b/>
+          <w:bCs/>
+        </w:rPr>
+        <w:t xml:space="preserve"> o </w:t>
+      </w:r>
+      <w:proofErr w:type="spellStart"/>
+      <w:r>
+        <w:rPr>
+          <w:rFonts w:ascii="Segoe UI Emoji" w:hAnsi="Segoe UI Emoji" w:cs="Segoe UI Emoji"/>
+          <w:b/>
+          <w:bCs/>
+        </w:rPr>
+        <w:t>zon</w:t>
+      </w:r>
+      <w:r>
+        <w:rPr>
+          <w:rFonts w:ascii="Calibri" w:hAnsi="Calibri" w:cs="Calibri"/>
+          <w:b/>
+          <w:bCs/>
+        </w:rPr>
+        <w:t>ă</w:t>
+      </w:r>
+      <w:proofErr w:type="spellEnd"/>
+      <w:r>
+        <w:rPr>
+          <w:rFonts w:ascii="Segoe UI Emoji" w:hAnsi="Segoe UI Emoji" w:cs="Segoe UI Emoji"/>
+          <w:b/>
+          <w:bCs/>
+        </w:rPr>
+        <w:t xml:space="preserve"> </w:t>
+      </w:r>
+      <w:proofErr w:type="spellStart"/>
+      <w:r>
+        <w:rPr>
+          <w:rFonts w:ascii="Segoe UI Emoji" w:hAnsi="Segoe UI Emoji" w:cs="Segoe UI Emoji"/>
+          <w:b/>
+          <w:bCs/>
+        </w:rPr>
+        <w:t>periculoas</w:t>
+      </w:r>
+      <w:r>
+        <w:rPr>
+          <w:rFonts w:ascii="Calibri" w:hAnsi="Calibri" w:cs="Calibri"/>
+          <w:b/>
+          <w:bCs/>
+        </w:rPr>
+        <w:t>ă</w:t>
+      </w:r>
+      <w:proofErr w:type="spellEnd"/>
+      <w:r>
+        <w:rPr>
+          <w:rFonts w:ascii="Segoe UI Emoji" w:hAnsi="Segoe UI Emoji" w:cs="Segoe UI Emoji"/>
+          <w:b/>
+          <w:bCs/>
+        </w:rPr>
+        <w:t xml:space="preserve">, cum </w:t>
+      </w:r>
+      <w:proofErr w:type="spellStart"/>
+      <w:r>
+        <w:rPr>
+          <w:rFonts w:ascii="Segoe UI Emoji" w:hAnsi="Segoe UI Emoji" w:cs="Segoe UI Emoji"/>
+          <w:b/>
+          <w:bCs/>
+        </w:rPr>
+        <w:t>ar</w:t>
+      </w:r>
+      <w:proofErr w:type="spellEnd"/>
+      <w:r>
+        <w:rPr>
+          <w:rFonts w:ascii="Segoe UI Emoji" w:hAnsi="Segoe UI Emoji" w:cs="Segoe UI Emoji"/>
+          <w:b/>
+          <w:bCs/>
+        </w:rPr>
+        <w:t xml:space="preserve"> fi /.</w:t>
+      </w:r>
+    </w:p>
+    <w:p>
+      <w:pPr>
+        <w:rPr>
+          <w:rFonts w:ascii="Segoe UI Emoji" w:hAnsi="Segoe UI Emoji" w:cs="Segoe UI Emoji"/>
+          <w:b/>
+          <w:bCs/>
+        </w:rPr>
+      </w:pPr>
+      <w:r>
+        <w:rPr>
+          <w:rFonts w:ascii="Segoe UI Emoji" w:hAnsi="Segoe UI Emoji" w:cs="Segoe UI Emoji"/>
+          <w:b/>
+          <w:bCs/>
+        </w:rPr>
+        <w:t xml:space="preserve">Un </w:t>
+      </w:r>
+      <w:proofErr w:type="spellStart"/>
+      <w:r>
+        <w:rPr>
+          <w:rFonts w:ascii="Segoe UI Emoji" w:hAnsi="Segoe UI Emoji" w:cs="Segoe UI Emoji"/>
+          <w:b/>
+          <w:bCs/>
+        </w:rPr>
+        <w:t>studiu</w:t>
+      </w:r>
+      <w:proofErr w:type="spellEnd"/>
+      <w:r>
+        <w:rPr>
+          <w:rFonts w:ascii="Segoe UI Emoji" w:hAnsi="Segoe UI Emoji" w:cs="Segoe UI Emoji"/>
+          <w:b/>
+          <w:bCs/>
+        </w:rPr>
+        <w:t xml:space="preserve"> </w:t>
+      </w:r>
+      <w:proofErr w:type="spellStart"/>
+      <w:r>
+        <w:rPr>
+          <w:rFonts w:ascii="Segoe UI Emoji" w:hAnsi="Segoe UI Emoji" w:cs="Segoe UI Emoji"/>
+          <w:b/>
+          <w:bCs/>
+        </w:rPr>
+        <w:t>despre</w:t>
+      </w:r>
+      <w:proofErr w:type="spellEnd"/>
+      <w:r>
+        <w:rPr>
+          <w:rFonts w:ascii="Segoe UI Emoji" w:hAnsi="Segoe UI Emoji" w:cs="Segoe UI Emoji"/>
+          <w:b/>
+          <w:bCs/>
+        </w:rPr>
+        <w:t xml:space="preserve"> </w:t>
+      </w:r>
+      <w:proofErr w:type="spellStart"/>
+      <w:r>
+        <w:rPr>
+          <w:rFonts w:ascii="Segoe UI Emoji" w:hAnsi="Segoe UI Emoji" w:cs="Segoe UI Emoji"/>
+          <w:b/>
+          <w:bCs/>
+        </w:rPr>
+        <w:t>analiza</w:t>
+      </w:r>
+      <w:proofErr w:type="spellEnd"/>
+      <w:r>
+        <w:rPr>
+          <w:rFonts w:ascii="Segoe UI Emoji" w:hAnsi="Segoe UI Emoji" w:cs="Segoe UI Emoji"/>
+          <w:b/>
+          <w:bCs/>
+        </w:rPr>
+        <w:t xml:space="preserve"> </w:t>
+      </w:r>
+      <w:proofErr w:type="spellStart"/>
+      <w:r>
+        <w:rPr>
+          <w:rFonts w:ascii="Segoe UI Emoji" w:hAnsi="Segoe UI Emoji" w:cs="Segoe UI Emoji"/>
+          <w:b/>
+          <w:bCs/>
+        </w:rPr>
+        <w:t>static</w:t>
+      </w:r>
+      <w:r>
+        <w:rPr>
+          <w:rFonts w:ascii="Calibri" w:hAnsi="Calibri" w:cs="Calibri"/>
+          <w:b/>
+          <w:bCs/>
+        </w:rPr>
+        <w:t>ă</w:t>
+      </w:r>
+      <w:proofErr w:type="spellEnd"/>
+      <w:r>
+        <w:rPr>
+          <w:rFonts w:ascii="Segoe UI Emoji" w:hAnsi="Segoe UI Emoji" w:cs="Segoe UI Emoji"/>
+          <w:b/>
+          <w:bCs/>
+        </w:rPr>
+        <w:t xml:space="preserve"> a </w:t>
+      </w:r>
+      <w:proofErr w:type="spellStart"/>
+      <w:r>
+        <w:rPr>
+          <w:rFonts w:ascii="Segoe UI Emoji" w:hAnsi="Segoe UI Emoji" w:cs="Segoe UI Emoji"/>
+          <w:b/>
+          <w:bCs/>
+        </w:rPr>
+        <w:t>scripturilor</w:t>
+      </w:r>
+      <w:proofErr w:type="spellEnd"/>
+      <w:r>
+        <w:rPr>
+          <w:rFonts w:ascii="Segoe UI Emoji" w:hAnsi="Segoe UI Emoji" w:cs="Segoe UI Emoji"/>
+          <w:b/>
+          <w:bCs/>
+        </w:rPr>
+        <w:t xml:space="preserve"> Unix </w:t>
+      </w:r>
+      <w:proofErr w:type="spellStart"/>
+      <w:r>
+        <w:rPr>
+          <w:rFonts w:ascii="Segoe UI Emoji" w:hAnsi="Segoe UI Emoji" w:cs="Segoe UI Emoji"/>
+          <w:b/>
+          <w:bCs/>
+        </w:rPr>
+        <w:t>folose</w:t>
+      </w:r>
+      <w:r>
+        <w:rPr>
+          <w:rFonts w:ascii="Calibri" w:hAnsi="Calibri" w:cs="Calibri"/>
+          <w:b/>
+          <w:bCs/>
+        </w:rPr>
+        <w:t>ș</w:t>
+      </w:r>
+      <w:r>
+        <w:rPr>
+          <w:rFonts w:ascii="Segoe UI Emoji" w:hAnsi="Segoe UI Emoji" w:cs="Segoe UI Emoji"/>
+          <w:b/>
+          <w:bCs/>
+        </w:rPr>
+        <w:t>te</w:t>
+      </w:r>
+      <w:proofErr w:type="spellEnd"/>
+      <w:r>
+        <w:rPr>
+          <w:rFonts w:ascii="Segoe UI Emoji" w:hAnsi="Segoe UI Emoji" w:cs="Segoe UI Emoji"/>
+          <w:b/>
+          <w:bCs/>
+        </w:rPr>
+        <w:t xml:space="preserve"> </w:t>
+      </w:r>
+      <w:proofErr w:type="spellStart"/>
+      <w:r>
+        <w:rPr>
+          <w:rFonts w:ascii="Segoe UI Emoji" w:hAnsi="Segoe UI Emoji" w:cs="Segoe UI Emoji"/>
+          <w:b/>
+          <w:bCs/>
+        </w:rPr>
+        <w:t>chiar</w:t>
+      </w:r>
+      <w:proofErr w:type="spellEnd"/>
+      <w:r>
+        <w:rPr>
+          <w:rFonts w:ascii="Segoe UI Emoji" w:hAnsi="Segoe UI Emoji" w:cs="Segoe UI Emoji"/>
+          <w:b/>
+          <w:bCs/>
+        </w:rPr>
+        <w:t xml:space="preserve"> </w:t>
+      </w:r>
+      <w:proofErr w:type="spellStart"/>
+      <w:r>
+        <w:rPr>
+          <w:rFonts w:ascii="Segoe UI Emoji" w:hAnsi="Segoe UI Emoji" w:cs="Segoe UI Emoji"/>
+          <w:b/>
+          <w:bCs/>
+        </w:rPr>
+        <w:t>acest</w:t>
+      </w:r>
+      <w:proofErr w:type="spellEnd"/>
+      <w:r>
+        <w:rPr>
+          <w:rFonts w:ascii="Segoe UI Emoji" w:hAnsi="Segoe UI Emoji" w:cs="Segoe UI Emoji"/>
+          <w:b/>
+          <w:bCs/>
+        </w:rPr>
+        <w:t xml:space="preserve"> bug ca </w:t>
+      </w:r>
+      <w:proofErr w:type="spellStart"/>
+      <w:r>
+        <w:rPr>
+          <w:rFonts w:ascii="Segoe UI Emoji" w:hAnsi="Segoe UI Emoji" w:cs="Segoe UI Emoji"/>
+          <w:b/>
+          <w:bCs/>
+        </w:rPr>
+        <w:t>exemplu</w:t>
+      </w:r>
+      <w:proofErr w:type="spellEnd"/>
+      <w:r>
+        <w:rPr>
+          <w:rFonts w:ascii="Segoe UI Emoji" w:hAnsi="Segoe UI Emoji" w:cs="Segoe UI Emoji"/>
+          <w:b/>
+          <w:bCs/>
+        </w:rPr>
+        <w:t xml:space="preserve">: </w:t>
+      </w:r>
+      <w:proofErr w:type="spellStart"/>
+      <w:r>
+        <w:rPr>
+          <w:rFonts w:ascii="Segoe UI Emoji" w:hAnsi="Segoe UI Emoji" w:cs="Segoe UI Emoji"/>
+          <w:b/>
+          <w:bCs/>
+        </w:rPr>
+        <w:t>dac</w:t>
+      </w:r>
+      <w:r>
+        <w:rPr>
+          <w:rFonts w:ascii="Calibri" w:hAnsi="Calibri" w:cs="Calibri"/>
+          <w:b/>
+          <w:bCs/>
+        </w:rPr>
+        <w:t>ă</w:t>
+      </w:r>
+      <w:proofErr w:type="spellEnd"/>
+      <w:r>
+        <w:rPr>
+          <w:rFonts w:ascii="Segoe UI Emoji" w:hAnsi="Segoe UI Emoji" w:cs="Segoe UI Emoji"/>
+          <w:b/>
+          <w:bCs/>
+        </w:rPr>
+        <w:t xml:space="preserve"> STEAMROOT </w:t>
+      </w:r>
+      <w:proofErr w:type="spellStart"/>
+      <w:r>
+        <w:rPr>
+          <w:rFonts w:ascii="Segoe UI Emoji" w:hAnsi="Segoe UI Emoji" w:cs="Segoe UI Emoji"/>
+          <w:b/>
+          <w:bCs/>
+        </w:rPr>
+        <w:t>devine</w:t>
+      </w:r>
+      <w:proofErr w:type="spellEnd"/>
+      <w:r>
+        <w:rPr>
+          <w:rFonts w:ascii="Segoe UI Emoji" w:hAnsi="Segoe UI Emoji" w:cs="Segoe UI Emoji"/>
+          <w:b/>
+          <w:bCs/>
+        </w:rPr>
+        <w:t xml:space="preserve"> </w:t>
+      </w:r>
+      <w:proofErr w:type="spellStart"/>
+      <w:r>
+        <w:rPr>
+          <w:rFonts w:ascii="Segoe UI Emoji" w:hAnsi="Segoe UI Emoji" w:cs="Segoe UI Emoji"/>
+          <w:b/>
+          <w:bCs/>
+        </w:rPr>
+        <w:t>gol</w:t>
+      </w:r>
+      <w:proofErr w:type="spellEnd"/>
+      <w:r>
+        <w:rPr>
+          <w:rFonts w:ascii="Segoe UI Emoji" w:hAnsi="Segoe UI Emoji" w:cs="Segoe UI Emoji"/>
+          <w:b/>
+          <w:bCs/>
+        </w:rPr>
+        <w:t xml:space="preserve">, </w:t>
+      </w:r>
+      <w:proofErr w:type="spellStart"/>
+      <w:r>
+        <w:rPr>
+          <w:rFonts w:ascii="Segoe UI Emoji" w:hAnsi="Segoe UI Emoji" w:cs="Segoe UI Emoji"/>
+          <w:b/>
+          <w:bCs/>
+        </w:rPr>
+        <w:t>scriptul</w:t>
+      </w:r>
+      <w:proofErr w:type="spellEnd"/>
+      <w:r>
+        <w:rPr>
+          <w:rFonts w:ascii="Segoe UI Emoji" w:hAnsi="Segoe UI Emoji" w:cs="Segoe UI Emoji"/>
+          <w:b/>
+          <w:bCs/>
+        </w:rPr>
+        <w:t xml:space="preserve"> </w:t>
+      </w:r>
+      <w:proofErr w:type="spellStart"/>
+      <w:r>
+        <w:rPr>
+          <w:rFonts w:ascii="Segoe UI Emoji" w:hAnsi="Segoe UI Emoji" w:cs="Segoe UI Emoji"/>
+          <w:b/>
+          <w:bCs/>
+        </w:rPr>
+        <w:t>poate</w:t>
+      </w:r>
+      <w:proofErr w:type="spellEnd"/>
+      <w:r>
+        <w:rPr>
+          <w:rFonts w:ascii="Segoe UI Emoji" w:hAnsi="Segoe UI Emoji" w:cs="Segoe UI Emoji"/>
+          <w:b/>
+          <w:bCs/>
+        </w:rPr>
+        <w:t xml:space="preserve"> </w:t>
+      </w:r>
+      <w:proofErr w:type="spellStart"/>
+      <w:r>
+        <w:rPr>
+          <w:rFonts w:ascii="Segoe UI Emoji" w:hAnsi="Segoe UI Emoji" w:cs="Segoe UI Emoji"/>
+          <w:b/>
+          <w:bCs/>
+        </w:rPr>
+        <w:t>ajunge</w:t>
+      </w:r>
+      <w:proofErr w:type="spellEnd"/>
+      <w:r>
+        <w:rPr>
+          <w:rFonts w:ascii="Segoe UI Emoji" w:hAnsi="Segoe UI Emoji" w:cs="Segoe UI Emoji"/>
+          <w:b/>
+          <w:bCs/>
+        </w:rPr>
+        <w:t xml:space="preserve"> </w:t>
+      </w:r>
+      <w:proofErr w:type="spellStart"/>
+      <w:r>
+        <w:rPr>
+          <w:rFonts w:ascii="Segoe UI Emoji" w:hAnsi="Segoe UI Emoji" w:cs="Segoe UI Emoji"/>
+          <w:b/>
+          <w:bCs/>
+        </w:rPr>
+        <w:t>s</w:t>
+      </w:r>
+      <w:r>
+        <w:rPr>
+          <w:rFonts w:ascii="Calibri" w:hAnsi="Calibri" w:cs="Calibri"/>
+          <w:b/>
+          <w:bCs/>
+        </w:rPr>
+        <w:t>ă</w:t>
+      </w:r>
+      <w:proofErr w:type="spellEnd"/>
+      <w:r>
+        <w:rPr>
+          <w:rFonts w:ascii="Segoe UI Emoji" w:hAnsi="Segoe UI Emoji" w:cs="Segoe UI Emoji"/>
+          <w:b/>
+          <w:bCs/>
+        </w:rPr>
+        <w:t xml:space="preserve"> </w:t>
+      </w:r>
+      <w:proofErr w:type="spellStart"/>
+      <w:r>
+        <w:rPr>
+          <w:rFonts w:ascii="Calibri" w:hAnsi="Calibri" w:cs="Calibri"/>
+          <w:b/>
+          <w:bCs/>
+        </w:rPr>
+        <w:t>ș</w:t>
+      </w:r>
+      <w:r>
+        <w:rPr>
+          <w:rFonts w:ascii="Segoe UI Emoji" w:hAnsi="Segoe UI Emoji" w:cs="Segoe UI Emoji"/>
+          <w:b/>
+          <w:bCs/>
+        </w:rPr>
+        <w:t>tearg</w:t>
+      </w:r>
+      <w:r>
+        <w:rPr>
+          <w:rFonts w:ascii="Calibri" w:hAnsi="Calibri" w:cs="Calibri"/>
+          <w:b/>
+          <w:bCs/>
+        </w:rPr>
+        <w:t>ă</w:t>
+      </w:r>
+      <w:proofErr w:type="spellEnd"/>
+      <w:r>
+        <w:rPr>
+          <w:rFonts w:ascii="Segoe UI Emoji" w:hAnsi="Segoe UI Emoji" w:cs="Segoe UI Emoji"/>
+          <w:b/>
+          <w:bCs/>
+        </w:rPr>
+        <w:t xml:space="preserve"> tot </w:t>
+      </w:r>
+      <w:proofErr w:type="spellStart"/>
+      <w:r>
+        <w:rPr>
+          <w:rFonts w:ascii="Segoe UI Emoji" w:hAnsi="Segoe UI Emoji" w:cs="Segoe UI Emoji"/>
+          <w:b/>
+          <w:bCs/>
+        </w:rPr>
+        <w:t>ce</w:t>
+      </w:r>
+      <w:proofErr w:type="spellEnd"/>
+      <w:r>
+        <w:rPr>
+          <w:rFonts w:ascii="Segoe UI Emoji" w:hAnsi="Segoe UI Emoji" w:cs="Segoe UI Emoji"/>
+          <w:b/>
+          <w:bCs/>
+        </w:rPr>
+        <w:t xml:space="preserve"> </w:t>
+      </w:r>
+      <w:proofErr w:type="spellStart"/>
+      <w:r>
+        <w:rPr>
+          <w:rFonts w:ascii="Segoe UI Emoji" w:hAnsi="Segoe UI Emoji" w:cs="Segoe UI Emoji"/>
+          <w:b/>
+          <w:bCs/>
+        </w:rPr>
+        <w:t>este</w:t>
+      </w:r>
+      <w:proofErr w:type="spellEnd"/>
+      <w:r>
+        <w:rPr>
+          <w:rFonts w:ascii="Segoe UI Emoji" w:hAnsi="Segoe UI Emoji" w:cs="Segoe UI Emoji"/>
+          <w:b/>
+          <w:bCs/>
+        </w:rPr>
+        <w:t xml:space="preserve"> </w:t>
+      </w:r>
+      <w:proofErr w:type="spellStart"/>
+      <w:r>
+        <w:rPr>
+          <w:rFonts w:ascii="Segoe UI Emoji" w:hAnsi="Segoe UI Emoji" w:cs="Segoe UI Emoji"/>
+          <w:b/>
+          <w:bCs/>
+        </w:rPr>
+        <w:t>accesibil</w:t>
+      </w:r>
+      <w:proofErr w:type="spellEnd"/>
+      <w:r>
+        <w:rPr>
+          <w:rFonts w:ascii="Segoe UI Emoji" w:hAnsi="Segoe UI Emoji" w:cs="Segoe UI Emoji"/>
+          <w:b/>
+          <w:bCs/>
+        </w:rPr>
+        <w:t xml:space="preserve"> </w:t>
+      </w:r>
+      <w:proofErr w:type="spellStart"/>
+      <w:r>
+        <w:rPr>
+          <w:rFonts w:ascii="Segoe UI Emoji" w:hAnsi="Segoe UI Emoji" w:cs="Segoe UI Emoji"/>
+          <w:b/>
+          <w:bCs/>
+        </w:rPr>
+        <w:t>utilizatorului</w:t>
+      </w:r>
+      <w:proofErr w:type="spellEnd"/>
+      <w:r>
+        <w:rPr>
+          <w:rFonts w:ascii="Segoe UI Emoji" w:hAnsi="Segoe UI Emoji" w:cs="Segoe UI Emoji"/>
+          <w:b/>
+          <w:bCs/>
+        </w:rPr>
+        <w:t xml:space="preserve">. </w:t>
+      </w:r>
+    </w:p>
+    <w:p>
+      <w:pPr>
+        <w:rPr>
+          <w:rFonts w:ascii="Segoe UI Emoji" w:hAnsi="Segoe UI Emoji" w:cs="Segoe UI Emoji"/>
+          <w:b/>
+          <w:bCs/>
+        </w:rPr>
+      </w:pPr>
+      <w:r>
+        <w:rPr>
+          <w:rFonts w:ascii="Segoe UI Emoji" w:hAnsi="Segoe UI Emoji" w:cs="Segoe UI Emoji"/>
+          <w:b/>
+          <w:bCs/>
+        </w:rPr>
+        <w:pict w14:anchorId="1D8BFC7F">
+          <v:rect id="_x0000_i1090" style="width:0;height:1.5pt" o:hralign="center" o:hrstd="t" o:hr="t" fillcolor="#a0a0a0" stroked="f"/>
+        </w:pict>
+      </w:r>
+    </w:p>
+    <w:p>
+      <w:pPr>
+        <w:rPr>
+          <w:rFonts w:ascii="Segoe UI Emoji" w:hAnsi="Segoe UI Emoji" w:cs="Segoe UI Emoji"/>
+          <w:b/>
+          <w:bCs/>
+        </w:rPr>
+      </w:pPr>
+      <w:r>
+        <w:rPr>
+          <w:rFonts w:ascii="Segoe UI Emoji" w:hAnsi="Segoe UI Emoji" w:cs="Segoe UI Emoji"/>
+          <w:b/>
+          <w:bCs/>
+        </w:rPr>
+        <w:t xml:space="preserve">🧑‍🎓 </w:t>
+      </w:r>
+      <w:proofErr w:type="spellStart"/>
+      <w:r>
+        <w:rPr>
+          <w:rFonts w:ascii="Segoe UI Emoji" w:hAnsi="Segoe UI Emoji" w:cs="Segoe UI Emoji"/>
+          <w:b/>
+          <w:bCs/>
+        </w:rPr>
+        <w:t>Elevul</w:t>
+      </w:r>
+      <w:proofErr w:type="spellEnd"/>
+      <w:r>
+        <w:rPr>
+          <w:rFonts w:ascii="Segoe UI Emoji" w:hAnsi="Segoe UI Emoji" w:cs="Segoe UI Emoji"/>
+          <w:b/>
+          <w:bCs/>
+        </w:rPr>
+        <w:t xml:space="preserve"> 1 – </w:t>
+      </w:r>
+      <w:proofErr w:type="spellStart"/>
+      <w:r>
+        <w:rPr>
+          <w:rFonts w:ascii="Segoe UI Emoji" w:hAnsi="Segoe UI Emoji" w:cs="Segoe UI Emoji"/>
+          <w:b/>
+          <w:bCs/>
+        </w:rPr>
+        <w:t>Concluzie</w:t>
+      </w:r>
+      <w:proofErr w:type="spellEnd"/>
+    </w:p>
+    <w:p>
+      <w:pPr>
+        <w:rPr>
+          <w:rFonts w:ascii="Segoe UI Emoji" w:hAnsi="Segoe UI Emoji" w:cs="Segoe UI Emoji"/>
+          <w:b/>
+          <w:bCs/>
+        </w:rPr>
+      </w:pPr>
+      <w:proofErr w:type="spellStart"/>
+      <w:r>
+        <w:rPr>
+          <w:rFonts w:ascii="Segoe UI Emoji" w:hAnsi="Segoe UI Emoji" w:cs="Segoe UI Emoji"/>
+          <w:b/>
+          <w:bCs/>
+        </w:rPr>
+        <w:t>În</w:t>
+      </w:r>
+      <w:proofErr w:type="spellEnd"/>
+      <w:r>
+        <w:rPr>
+          <w:rFonts w:ascii="Segoe UI Emoji" w:hAnsi="Segoe UI Emoji" w:cs="Segoe UI Emoji"/>
+          <w:b/>
+          <w:bCs/>
+        </w:rPr>
+        <w:t xml:space="preserve"> </w:t>
+      </w:r>
+      <w:proofErr w:type="spellStart"/>
+      <w:r>
+        <w:rPr>
+          <w:rFonts w:ascii="Segoe UI Emoji" w:hAnsi="Segoe UI Emoji" w:cs="Segoe UI Emoji"/>
+          <w:b/>
+          <w:bCs/>
+        </w:rPr>
+        <w:t>concluzie</w:t>
+      </w:r>
+      <w:proofErr w:type="spellEnd"/>
+      <w:r>
+        <w:rPr>
+          <w:rFonts w:ascii="Segoe UI Emoji" w:hAnsi="Segoe UI Emoji" w:cs="Segoe UI Emoji"/>
+          <w:b/>
+          <w:bCs/>
+        </w:rPr>
+        <w:t xml:space="preserve">, bug-ul Steam Linux nu a </w:t>
+      </w:r>
+      <w:proofErr w:type="spellStart"/>
+      <w:r>
+        <w:rPr>
+          <w:rFonts w:ascii="Segoe UI Emoji" w:hAnsi="Segoe UI Emoji" w:cs="Segoe UI Emoji"/>
+          <w:b/>
+          <w:bCs/>
+        </w:rPr>
+        <w:t>fost</w:t>
+      </w:r>
+      <w:proofErr w:type="spellEnd"/>
+      <w:r>
+        <w:rPr>
+          <w:rFonts w:ascii="Segoe UI Emoji" w:hAnsi="Segoe UI Emoji" w:cs="Segoe UI Emoji"/>
+          <w:b/>
+          <w:bCs/>
+        </w:rPr>
+        <w:t xml:space="preserve"> </w:t>
+      </w:r>
+      <w:proofErr w:type="spellStart"/>
+      <w:r>
+        <w:rPr>
+          <w:rFonts w:ascii="Segoe UI Emoji" w:hAnsi="Segoe UI Emoji" w:cs="Segoe UI Emoji"/>
+          <w:b/>
+          <w:bCs/>
+        </w:rPr>
+        <w:t>cauzat</w:t>
+      </w:r>
+      <w:proofErr w:type="spellEnd"/>
+      <w:r>
+        <w:rPr>
+          <w:rFonts w:ascii="Segoe UI Emoji" w:hAnsi="Segoe UI Emoji" w:cs="Segoe UI Emoji"/>
+          <w:b/>
+          <w:bCs/>
+        </w:rPr>
+        <w:t xml:space="preserve"> de o </w:t>
+      </w:r>
+      <w:proofErr w:type="spellStart"/>
+      <w:r>
+        <w:rPr>
+          <w:rFonts w:ascii="Segoe UI Emoji" w:hAnsi="Segoe UI Emoji" w:cs="Segoe UI Emoji"/>
+          <w:b/>
+          <w:bCs/>
+        </w:rPr>
+        <w:t>eroare</w:t>
+      </w:r>
+      <w:proofErr w:type="spellEnd"/>
+      <w:r>
+        <w:rPr>
+          <w:rFonts w:ascii="Segoe UI Emoji" w:hAnsi="Segoe UI Emoji" w:cs="Segoe UI Emoji"/>
+          <w:b/>
+          <w:bCs/>
+        </w:rPr>
+        <w:t xml:space="preserve"> </w:t>
+      </w:r>
+      <w:proofErr w:type="spellStart"/>
+      <w:r>
+        <w:rPr>
+          <w:rFonts w:ascii="Segoe UI Emoji" w:hAnsi="Segoe UI Emoji" w:cs="Segoe UI Emoji"/>
+          <w:b/>
+          <w:bCs/>
+        </w:rPr>
+        <w:t>complex</w:t>
+      </w:r>
+      <w:r>
+        <w:rPr>
+          <w:rFonts w:ascii="Calibri" w:hAnsi="Calibri" w:cs="Calibri"/>
+          <w:b/>
+          <w:bCs/>
+        </w:rPr>
+        <w:t>ă</w:t>
+      </w:r>
+      <w:proofErr w:type="spellEnd"/>
+      <w:r>
+        <w:rPr>
+          <w:rFonts w:ascii="Segoe UI Emoji" w:hAnsi="Segoe UI Emoji" w:cs="Segoe UI Emoji"/>
+          <w:b/>
+          <w:bCs/>
+        </w:rPr>
+        <w:t xml:space="preserve">, ci de </w:t>
+      </w:r>
+      <w:proofErr w:type="spellStart"/>
+      <w:r>
+        <w:rPr>
+          <w:rFonts w:ascii="Segoe UI Emoji" w:hAnsi="Segoe UI Emoji" w:cs="Segoe UI Emoji"/>
+          <w:b/>
+          <w:bCs/>
+        </w:rPr>
+        <w:t>lipsa</w:t>
+      </w:r>
+      <w:proofErr w:type="spellEnd"/>
+      <w:r>
+        <w:rPr>
+          <w:rFonts w:ascii="Segoe UI Emoji" w:hAnsi="Segoe UI Emoji" w:cs="Segoe UI Emoji"/>
+          <w:b/>
+          <w:bCs/>
+        </w:rPr>
+        <w:t xml:space="preserve"> </w:t>
+      </w:r>
+      <w:proofErr w:type="spellStart"/>
+      <w:r>
+        <w:rPr>
+          <w:rFonts w:ascii="Segoe UI Emoji" w:hAnsi="Segoe UI Emoji" w:cs="Segoe UI Emoji"/>
+          <w:b/>
+          <w:bCs/>
+        </w:rPr>
+        <w:t>unor</w:t>
+      </w:r>
+      <w:proofErr w:type="spellEnd"/>
+      <w:r>
+        <w:rPr>
+          <w:rFonts w:ascii="Segoe UI Emoji" w:hAnsi="Segoe UI Emoji" w:cs="Segoe UI Emoji"/>
+          <w:b/>
+          <w:bCs/>
+        </w:rPr>
+        <w:t xml:space="preserve"> </w:t>
+      </w:r>
+      <w:proofErr w:type="spellStart"/>
+      <w:r>
+        <w:rPr>
+          <w:rFonts w:ascii="Segoe UI Emoji" w:hAnsi="Segoe UI Emoji" w:cs="Segoe UI Emoji"/>
+          <w:b/>
+          <w:bCs/>
+        </w:rPr>
+        <w:t>verific</w:t>
+      </w:r>
+      <w:r>
+        <w:rPr>
+          <w:rFonts w:ascii="Calibri" w:hAnsi="Calibri" w:cs="Calibri"/>
+          <w:b/>
+          <w:bCs/>
+        </w:rPr>
+        <w:t>ă</w:t>
+      </w:r>
+      <w:r>
+        <w:rPr>
+          <w:rFonts w:ascii="Segoe UI Emoji" w:hAnsi="Segoe UI Emoji" w:cs="Segoe UI Emoji"/>
+          <w:b/>
+          <w:bCs/>
+        </w:rPr>
+        <w:t>ri</w:t>
+      </w:r>
+      <w:proofErr w:type="spellEnd"/>
+      <w:r>
+        <w:rPr>
+          <w:rFonts w:ascii="Segoe UI Emoji" w:hAnsi="Segoe UI Emoji" w:cs="Segoe UI Emoji"/>
+          <w:b/>
+          <w:bCs/>
+        </w:rPr>
+        <w:t xml:space="preserve"> simple.</w:t>
+      </w:r>
+    </w:p>
+    <w:p>
+      <w:pPr>
+        <w:rPr>
+          <w:rFonts w:ascii="Segoe UI Emoji" w:hAnsi="Segoe UI Emoji" w:cs="Segoe UI Emoji"/>
+          <w:b/>
+          <w:bCs/>
+        </w:rPr>
+      </w:pPr>
+      <w:proofErr w:type="spellStart"/>
+      <w:r>
+        <w:rPr>
+          <w:rFonts w:ascii="Segoe UI Emoji" w:hAnsi="Segoe UI Emoji" w:cs="Segoe UI Emoji"/>
+          <w:b/>
+          <w:bCs/>
+        </w:rPr>
+        <w:t>Principalele</w:t>
+      </w:r>
+      <w:proofErr w:type="spellEnd"/>
+      <w:r>
+        <w:rPr>
+          <w:rFonts w:ascii="Segoe UI Emoji" w:hAnsi="Segoe UI Emoji" w:cs="Segoe UI Emoji"/>
+          <w:b/>
+          <w:bCs/>
+        </w:rPr>
+        <w:t xml:space="preserve"> </w:t>
+      </w:r>
+      <w:proofErr w:type="spellStart"/>
+      <w:r>
+        <w:rPr>
+          <w:rFonts w:ascii="Segoe UI Emoji" w:hAnsi="Segoe UI Emoji" w:cs="Segoe UI Emoji"/>
+          <w:b/>
+          <w:bCs/>
+        </w:rPr>
+        <w:t>probleme</w:t>
+      </w:r>
+      <w:proofErr w:type="spellEnd"/>
+      <w:r>
+        <w:rPr>
+          <w:rFonts w:ascii="Segoe UI Emoji" w:hAnsi="Segoe UI Emoji" w:cs="Segoe UI Emoji"/>
+          <w:b/>
+          <w:bCs/>
+        </w:rPr>
+        <w:t xml:space="preserve"> au </w:t>
+      </w:r>
+      <w:proofErr w:type="spellStart"/>
+      <w:r>
+        <w:rPr>
+          <w:rFonts w:ascii="Segoe UI Emoji" w:hAnsi="Segoe UI Emoji" w:cs="Segoe UI Emoji"/>
+          <w:b/>
+          <w:bCs/>
+        </w:rPr>
+        <w:t>fost</w:t>
+      </w:r>
+      <w:proofErr w:type="spellEnd"/>
+      <w:r>
+        <w:rPr>
+          <w:rFonts w:ascii="Segoe UI Emoji" w:hAnsi="Segoe UI Emoji" w:cs="Segoe UI Emoji"/>
+          <w:b/>
+          <w:bCs/>
+        </w:rPr>
+        <w:t>:</w:t>
+      </w:r>
+    </w:p>
+    <w:p>
+      <w:pPr>
+        <w:rPr>
+          <w:rFonts w:ascii="Segoe UI Emoji" w:hAnsi="Segoe UI Emoji" w:cs="Segoe UI Emoji"/>
+          <w:b/>
+          <w:bCs/>
+        </w:rPr>
+      </w:pPr>
+      <w:r>
+        <w:rPr>
+          <w:rFonts w:ascii="Segoe UI Emoji" w:hAnsi="Segoe UI Emoji" w:cs="Segoe UI Emoji"/>
+          <w:b/>
+          <w:bCs/>
+        </w:rPr>
+        <w:t xml:space="preserve">• </w:t>
+      </w:r>
+      <w:proofErr w:type="spellStart"/>
+      <w:r>
+        <w:rPr>
+          <w:rFonts w:ascii="Segoe UI Emoji" w:hAnsi="Segoe UI Emoji" w:cs="Segoe UI Emoji"/>
+          <w:b/>
+          <w:bCs/>
+        </w:rPr>
+        <w:t>folosirea</w:t>
+      </w:r>
+      <w:proofErr w:type="spellEnd"/>
+      <w:r>
+        <w:rPr>
+          <w:rFonts w:ascii="Segoe UI Emoji" w:hAnsi="Segoe UI Emoji" w:cs="Segoe UI Emoji"/>
+          <w:b/>
+          <w:bCs/>
+        </w:rPr>
+        <w:t xml:space="preserve"> </w:t>
+      </w:r>
+      <w:proofErr w:type="spellStart"/>
+      <w:r>
+        <w:rPr>
+          <w:rFonts w:ascii="Segoe UI Emoji" w:hAnsi="Segoe UI Emoji" w:cs="Segoe UI Emoji"/>
+          <w:b/>
+          <w:bCs/>
+        </w:rPr>
+        <w:t>unei</w:t>
+      </w:r>
+      <w:proofErr w:type="spellEnd"/>
+      <w:r>
+        <w:rPr>
+          <w:rFonts w:ascii="Segoe UI Emoji" w:hAnsi="Segoe UI Emoji" w:cs="Segoe UI Emoji"/>
+          <w:b/>
+          <w:bCs/>
+        </w:rPr>
+        <w:t xml:space="preserve"> </w:t>
+      </w:r>
+      <w:proofErr w:type="spellStart"/>
+      <w:r>
+        <w:rPr>
+          <w:rFonts w:ascii="Segoe UI Emoji" w:hAnsi="Segoe UI Emoji" w:cs="Segoe UI Emoji"/>
+          <w:b/>
+          <w:bCs/>
+        </w:rPr>
+        <w:t>variabile</w:t>
+      </w:r>
+      <w:proofErr w:type="spellEnd"/>
+      <w:r>
+        <w:rPr>
+          <w:rFonts w:ascii="Segoe UI Emoji" w:hAnsi="Segoe UI Emoji" w:cs="Segoe UI Emoji"/>
+          <w:b/>
+          <w:bCs/>
+        </w:rPr>
+        <w:t xml:space="preserve"> care </w:t>
+      </w:r>
+      <w:proofErr w:type="spellStart"/>
+      <w:r>
+        <w:rPr>
+          <w:rFonts w:ascii="Segoe UI Emoji" w:hAnsi="Segoe UI Emoji" w:cs="Segoe UI Emoji"/>
+          <w:b/>
+          <w:bCs/>
+        </w:rPr>
+        <w:t>putea</w:t>
+      </w:r>
+      <w:proofErr w:type="spellEnd"/>
+      <w:r>
+        <w:rPr>
+          <w:rFonts w:ascii="Segoe UI Emoji" w:hAnsi="Segoe UI Emoji" w:cs="Segoe UI Emoji"/>
+          <w:b/>
+          <w:bCs/>
+        </w:rPr>
+        <w:t xml:space="preserve"> </w:t>
+      </w:r>
+      <w:proofErr w:type="spellStart"/>
+      <w:r>
+        <w:rPr>
+          <w:rFonts w:ascii="Segoe UI Emoji" w:hAnsi="Segoe UI Emoji" w:cs="Segoe UI Emoji"/>
+          <w:b/>
+          <w:bCs/>
+        </w:rPr>
+        <w:t>deveni</w:t>
+      </w:r>
+      <w:proofErr w:type="spellEnd"/>
+      <w:r>
+        <w:rPr>
+          <w:rFonts w:ascii="Segoe UI Emoji" w:hAnsi="Segoe UI Emoji" w:cs="Segoe UI Emoji"/>
+          <w:b/>
+          <w:bCs/>
+        </w:rPr>
+        <w:t xml:space="preserve"> </w:t>
+      </w:r>
+      <w:proofErr w:type="spellStart"/>
+      <w:r>
+        <w:rPr>
+          <w:rFonts w:ascii="Segoe UI Emoji" w:hAnsi="Segoe UI Emoji" w:cs="Segoe UI Emoji"/>
+          <w:b/>
+          <w:bCs/>
+        </w:rPr>
+        <w:t>goal</w:t>
+      </w:r>
+      <w:r>
+        <w:rPr>
+          <w:rFonts w:ascii="Calibri" w:hAnsi="Calibri" w:cs="Calibri"/>
+          <w:b/>
+          <w:bCs/>
+        </w:rPr>
+        <w:t>ă</w:t>
+      </w:r>
+      <w:proofErr w:type="spellEnd"/>
+      <w:r>
+        <w:rPr>
+          <w:rFonts w:ascii="Segoe UI Emoji" w:hAnsi="Segoe UI Emoji" w:cs="Segoe UI Emoji"/>
+          <w:b/>
+          <w:bCs/>
+        </w:rPr>
+        <w:t>;</w:t>
+      </w:r>
+      <w:r>
+        <w:rPr>
+          <w:rFonts w:ascii="Segoe UI Emoji" w:hAnsi="Segoe UI Emoji" w:cs="Segoe UI Emoji"/>
+          <w:b/>
+          <w:bCs/>
+        </w:rPr>
+        <w:br/>
+        <w:t xml:space="preserve">• </w:t>
+      </w:r>
+      <w:proofErr w:type="spellStart"/>
+      <w:r>
+        <w:rPr>
+          <w:rFonts w:ascii="Segoe UI Emoji" w:hAnsi="Segoe UI Emoji" w:cs="Segoe UI Emoji"/>
+          <w:b/>
+          <w:bCs/>
+        </w:rPr>
+        <w:t>lipsa</w:t>
+      </w:r>
+      <w:proofErr w:type="spellEnd"/>
+      <w:r>
+        <w:rPr>
+          <w:rFonts w:ascii="Segoe UI Emoji" w:hAnsi="Segoe UI Emoji" w:cs="Segoe UI Emoji"/>
+          <w:b/>
+          <w:bCs/>
+        </w:rPr>
+        <w:t xml:space="preserve"> </w:t>
+      </w:r>
+      <w:proofErr w:type="spellStart"/>
+      <w:r>
+        <w:rPr>
+          <w:rFonts w:ascii="Segoe UI Emoji" w:hAnsi="Segoe UI Emoji" w:cs="Segoe UI Emoji"/>
+          <w:b/>
+          <w:bCs/>
+        </w:rPr>
+        <w:t>unei</w:t>
+      </w:r>
+      <w:proofErr w:type="spellEnd"/>
+      <w:r>
+        <w:rPr>
+          <w:rFonts w:ascii="Segoe UI Emoji" w:hAnsi="Segoe UI Emoji" w:cs="Segoe UI Emoji"/>
+          <w:b/>
+          <w:bCs/>
+        </w:rPr>
+        <w:t xml:space="preserve"> </w:t>
+      </w:r>
+      <w:proofErr w:type="spellStart"/>
+      <w:r>
+        <w:rPr>
+          <w:rFonts w:ascii="Segoe UI Emoji" w:hAnsi="Segoe UI Emoji" w:cs="Segoe UI Emoji"/>
+          <w:b/>
+          <w:bCs/>
+        </w:rPr>
+        <w:t>verific</w:t>
+      </w:r>
+      <w:r>
+        <w:rPr>
+          <w:rFonts w:ascii="Calibri" w:hAnsi="Calibri" w:cs="Calibri"/>
+          <w:b/>
+          <w:bCs/>
+        </w:rPr>
+        <w:t>ă</w:t>
+      </w:r>
+      <w:r>
+        <w:rPr>
+          <w:rFonts w:ascii="Segoe UI Emoji" w:hAnsi="Segoe UI Emoji" w:cs="Segoe UI Emoji"/>
+          <w:b/>
+          <w:bCs/>
+        </w:rPr>
+        <w:t>ri</w:t>
+      </w:r>
+      <w:proofErr w:type="spellEnd"/>
+      <w:r>
+        <w:rPr>
+          <w:rFonts w:ascii="Segoe UI Emoji" w:hAnsi="Segoe UI Emoji" w:cs="Segoe UI Emoji"/>
+          <w:b/>
+          <w:bCs/>
+        </w:rPr>
+        <w:t xml:space="preserve"> </w:t>
+      </w:r>
+      <w:proofErr w:type="spellStart"/>
+      <w:r>
+        <w:rPr>
+          <w:rFonts w:ascii="Segoe UI Emoji" w:hAnsi="Segoe UI Emoji" w:cs="Segoe UI Emoji"/>
+          <w:b/>
+          <w:bCs/>
+        </w:rPr>
+        <w:t>înainte</w:t>
+      </w:r>
+      <w:proofErr w:type="spellEnd"/>
+      <w:r>
+        <w:rPr>
+          <w:rFonts w:ascii="Segoe UI Emoji" w:hAnsi="Segoe UI Emoji" w:cs="Segoe UI Emoji"/>
+          <w:b/>
+          <w:bCs/>
+        </w:rPr>
+        <w:t xml:space="preserve"> de </w:t>
+      </w:r>
+      <w:proofErr w:type="spellStart"/>
+      <w:r>
+        <w:rPr>
+          <w:rFonts w:ascii="Calibri" w:hAnsi="Calibri" w:cs="Calibri"/>
+          <w:b/>
+          <w:bCs/>
+        </w:rPr>
+        <w:t>ș</w:t>
+      </w:r>
+      <w:r>
+        <w:rPr>
+          <w:rFonts w:ascii="Segoe UI Emoji" w:hAnsi="Segoe UI Emoji" w:cs="Segoe UI Emoji"/>
+          <w:b/>
+          <w:bCs/>
+        </w:rPr>
+        <w:t>tergere</w:t>
+      </w:r>
+      <w:proofErr w:type="spellEnd"/>
+      <w:r>
+        <w:rPr>
+          <w:rFonts w:ascii="Segoe UI Emoji" w:hAnsi="Segoe UI Emoji" w:cs="Segoe UI Emoji"/>
+          <w:b/>
+          <w:bCs/>
+        </w:rPr>
+        <w:t>;</w:t>
+      </w:r>
+      <w:r>
+        <w:rPr>
+          <w:rFonts w:ascii="Segoe UI Emoji" w:hAnsi="Segoe UI Emoji" w:cs="Segoe UI Emoji"/>
+          <w:b/>
+          <w:bCs/>
+        </w:rPr>
+        <w:br/>
+      </w:r>
+      <w:r>
+        <w:rPr>
+          <w:rFonts w:ascii="Segoe UI Emoji" w:hAnsi="Segoe UI Emoji" w:cs="Segoe UI Emoji"/>
+          <w:b/>
+          <w:bCs/>
+        </w:rPr>
+        <w:lastRenderedPageBreak/>
+        <w:t xml:space="preserve">• </w:t>
+      </w:r>
+      <w:proofErr w:type="spellStart"/>
+      <w:r>
+        <w:rPr>
+          <w:rFonts w:ascii="Segoe UI Emoji" w:hAnsi="Segoe UI Emoji" w:cs="Segoe UI Emoji"/>
+          <w:b/>
+          <w:bCs/>
+        </w:rPr>
+        <w:t>folosirea</w:t>
+      </w:r>
+      <w:proofErr w:type="spellEnd"/>
+      <w:r>
+        <w:rPr>
+          <w:rFonts w:ascii="Segoe UI Emoji" w:hAnsi="Segoe UI Emoji" w:cs="Segoe UI Emoji"/>
+          <w:b/>
+          <w:bCs/>
+        </w:rPr>
+        <w:t xml:space="preserve"> </w:t>
+      </w:r>
+      <w:proofErr w:type="spellStart"/>
+      <w:r>
+        <w:rPr>
+          <w:rFonts w:ascii="Segoe UI Emoji" w:hAnsi="Segoe UI Emoji" w:cs="Segoe UI Emoji"/>
+          <w:b/>
+          <w:bCs/>
+        </w:rPr>
+        <w:t>comenzii</w:t>
+      </w:r>
+      <w:proofErr w:type="spellEnd"/>
+      <w:r>
+        <w:rPr>
+          <w:rFonts w:ascii="Segoe UI Emoji" w:hAnsi="Segoe UI Emoji" w:cs="Segoe UI Emoji"/>
+          <w:b/>
+          <w:bCs/>
+        </w:rPr>
+        <w:t xml:space="preserve"> rm -rf </w:t>
+      </w:r>
+      <w:proofErr w:type="spellStart"/>
+      <w:r>
+        <w:rPr>
+          <w:rFonts w:ascii="Segoe UI Emoji" w:hAnsi="Segoe UI Emoji" w:cs="Segoe UI Emoji"/>
+          <w:b/>
+          <w:bCs/>
+        </w:rPr>
+        <w:t>într</w:t>
+      </w:r>
+      <w:proofErr w:type="spellEnd"/>
+      <w:r>
+        <w:rPr>
+          <w:rFonts w:ascii="Segoe UI Emoji" w:hAnsi="Segoe UI Emoji" w:cs="Segoe UI Emoji"/>
+          <w:b/>
+          <w:bCs/>
+        </w:rPr>
+        <w:t>-un script automat;</w:t>
+      </w:r>
+      <w:r>
+        <w:rPr>
+          <w:rFonts w:ascii="Segoe UI Emoji" w:hAnsi="Segoe UI Emoji" w:cs="Segoe UI Emoji"/>
+          <w:b/>
+          <w:bCs/>
+        </w:rPr>
+        <w:br/>
+        <w:t xml:space="preserve">• </w:t>
+      </w:r>
+      <w:proofErr w:type="spellStart"/>
+      <w:r>
+        <w:rPr>
+          <w:rFonts w:ascii="Segoe UI Emoji" w:hAnsi="Segoe UI Emoji" w:cs="Segoe UI Emoji"/>
+          <w:b/>
+          <w:bCs/>
+        </w:rPr>
+        <w:t>presupunerea</w:t>
+      </w:r>
+      <w:proofErr w:type="spellEnd"/>
+      <w:r>
+        <w:rPr>
+          <w:rFonts w:ascii="Segoe UI Emoji" w:hAnsi="Segoe UI Emoji" w:cs="Segoe UI Emoji"/>
+          <w:b/>
+          <w:bCs/>
+        </w:rPr>
+        <w:t xml:space="preserve"> </w:t>
+      </w:r>
+      <w:proofErr w:type="spellStart"/>
+      <w:r>
+        <w:rPr>
+          <w:rFonts w:ascii="Segoe UI Emoji" w:hAnsi="Segoe UI Emoji" w:cs="Segoe UI Emoji"/>
+          <w:b/>
+          <w:bCs/>
+        </w:rPr>
+        <w:t>c</w:t>
+      </w:r>
+      <w:r>
+        <w:rPr>
+          <w:rFonts w:ascii="Calibri" w:hAnsi="Calibri" w:cs="Calibri"/>
+          <w:b/>
+          <w:bCs/>
+        </w:rPr>
+        <w:t>ă</w:t>
+      </w:r>
+      <w:proofErr w:type="spellEnd"/>
+      <w:r>
+        <w:rPr>
+          <w:rFonts w:ascii="Segoe UI Emoji" w:hAnsi="Segoe UI Emoji" w:cs="Segoe UI Emoji"/>
+          <w:b/>
+          <w:bCs/>
+        </w:rPr>
+        <w:t xml:space="preserve"> </w:t>
+      </w:r>
+      <w:proofErr w:type="spellStart"/>
+      <w:r>
+        <w:rPr>
+          <w:rFonts w:ascii="Segoe UI Emoji" w:hAnsi="Segoe UI Emoji" w:cs="Segoe UI Emoji"/>
+          <w:b/>
+          <w:bCs/>
+        </w:rPr>
+        <w:t>folderul</w:t>
+      </w:r>
+      <w:proofErr w:type="spellEnd"/>
+      <w:r>
+        <w:rPr>
+          <w:rFonts w:ascii="Segoe UI Emoji" w:hAnsi="Segoe UI Emoji" w:cs="Segoe UI Emoji"/>
+          <w:b/>
+          <w:bCs/>
+        </w:rPr>
+        <w:t xml:space="preserve"> Steam </w:t>
+      </w:r>
+      <w:proofErr w:type="spellStart"/>
+      <w:r>
+        <w:rPr>
+          <w:rFonts w:ascii="Segoe UI Emoji" w:hAnsi="Segoe UI Emoji" w:cs="Segoe UI Emoji"/>
+          <w:b/>
+          <w:bCs/>
+        </w:rPr>
+        <w:t>va</w:t>
+      </w:r>
+      <w:proofErr w:type="spellEnd"/>
+      <w:r>
+        <w:rPr>
+          <w:rFonts w:ascii="Segoe UI Emoji" w:hAnsi="Segoe UI Emoji" w:cs="Segoe UI Emoji"/>
+          <w:b/>
+          <w:bCs/>
+        </w:rPr>
+        <w:t xml:space="preserve"> fi </w:t>
+      </w:r>
+      <w:proofErr w:type="spellStart"/>
+      <w:r>
+        <w:rPr>
+          <w:rFonts w:ascii="Segoe UI Emoji" w:hAnsi="Segoe UI Emoji" w:cs="Segoe UI Emoji"/>
+          <w:b/>
+          <w:bCs/>
+        </w:rPr>
+        <w:t>mereu</w:t>
+      </w:r>
+      <w:proofErr w:type="spellEnd"/>
+      <w:r>
+        <w:rPr>
+          <w:rFonts w:ascii="Segoe UI Emoji" w:hAnsi="Segoe UI Emoji" w:cs="Segoe UI Emoji"/>
+          <w:b/>
+          <w:bCs/>
+        </w:rPr>
+        <w:t xml:space="preserve"> </w:t>
+      </w:r>
+      <w:proofErr w:type="spellStart"/>
+      <w:r>
+        <w:rPr>
+          <w:rFonts w:ascii="Segoe UI Emoji" w:hAnsi="Segoe UI Emoji" w:cs="Segoe UI Emoji"/>
+          <w:b/>
+          <w:bCs/>
+        </w:rPr>
+        <w:t>detectat</w:t>
+      </w:r>
+      <w:proofErr w:type="spellEnd"/>
+      <w:r>
+        <w:rPr>
+          <w:rFonts w:ascii="Segoe UI Emoji" w:hAnsi="Segoe UI Emoji" w:cs="Segoe UI Emoji"/>
+          <w:b/>
+          <w:bCs/>
+        </w:rPr>
+        <w:t xml:space="preserve"> </w:t>
+      </w:r>
+      <w:proofErr w:type="spellStart"/>
+      <w:r>
+        <w:rPr>
+          <w:rFonts w:ascii="Segoe UI Emoji" w:hAnsi="Segoe UI Emoji" w:cs="Segoe UI Emoji"/>
+          <w:b/>
+          <w:bCs/>
+        </w:rPr>
+        <w:t>corect</w:t>
+      </w:r>
+      <w:proofErr w:type="spellEnd"/>
+      <w:r>
+        <w:rPr>
+          <w:rFonts w:ascii="Segoe UI Emoji" w:hAnsi="Segoe UI Emoji" w:cs="Segoe UI Emoji"/>
+          <w:b/>
+          <w:bCs/>
+        </w:rPr>
+        <w:t>.</w:t>
+      </w:r>
+    </w:p>
+    <w:p>
+      <w:pPr>
+        <w:rPr>
+          <w:rFonts w:ascii="Segoe UI Emoji" w:hAnsi="Segoe UI Emoji" w:cs="Segoe UI Emoji"/>
+          <w:b/>
+          <w:bCs/>
+        </w:rPr>
+      </w:pPr>
+      <w:proofErr w:type="spellStart"/>
+      <w:r>
+        <w:rPr>
+          <w:rFonts w:ascii="Segoe UI Emoji" w:hAnsi="Segoe UI Emoji" w:cs="Segoe UI Emoji"/>
+          <w:b/>
+          <w:bCs/>
+        </w:rPr>
+        <w:t>Acest</w:t>
+      </w:r>
+      <w:proofErr w:type="spellEnd"/>
+      <w:r>
+        <w:rPr>
+          <w:rFonts w:ascii="Segoe UI Emoji" w:hAnsi="Segoe UI Emoji" w:cs="Segoe UI Emoji"/>
+          <w:b/>
+          <w:bCs/>
+        </w:rPr>
+        <w:t xml:space="preserve"> </w:t>
+      </w:r>
+      <w:proofErr w:type="spellStart"/>
+      <w:r>
+        <w:rPr>
+          <w:rFonts w:ascii="Segoe UI Emoji" w:hAnsi="Segoe UI Emoji" w:cs="Segoe UI Emoji"/>
+          <w:b/>
+          <w:bCs/>
+        </w:rPr>
+        <w:t>caz</w:t>
+      </w:r>
+      <w:proofErr w:type="spellEnd"/>
+      <w:r>
+        <w:rPr>
+          <w:rFonts w:ascii="Segoe UI Emoji" w:hAnsi="Segoe UI Emoji" w:cs="Segoe UI Emoji"/>
+          <w:b/>
+          <w:bCs/>
+        </w:rPr>
+        <w:t xml:space="preserve"> </w:t>
+      </w:r>
+      <w:proofErr w:type="spellStart"/>
+      <w:r>
+        <w:rPr>
+          <w:rFonts w:ascii="Segoe UI Emoji" w:hAnsi="Segoe UI Emoji" w:cs="Segoe UI Emoji"/>
+          <w:b/>
+          <w:bCs/>
+        </w:rPr>
+        <w:t>arat</w:t>
+      </w:r>
+      <w:r>
+        <w:rPr>
+          <w:rFonts w:ascii="Calibri" w:hAnsi="Calibri" w:cs="Calibri"/>
+          <w:b/>
+          <w:bCs/>
+        </w:rPr>
+        <w:t>ă</w:t>
+      </w:r>
+      <w:proofErr w:type="spellEnd"/>
+      <w:r>
+        <w:rPr>
+          <w:rFonts w:ascii="Segoe UI Emoji" w:hAnsi="Segoe UI Emoji" w:cs="Segoe UI Emoji"/>
+          <w:b/>
+          <w:bCs/>
+        </w:rPr>
+        <w:t xml:space="preserve"> </w:t>
+      </w:r>
+      <w:proofErr w:type="spellStart"/>
+      <w:r>
+        <w:rPr>
+          <w:rFonts w:ascii="Segoe UI Emoji" w:hAnsi="Segoe UI Emoji" w:cs="Segoe UI Emoji"/>
+          <w:b/>
+          <w:bCs/>
+        </w:rPr>
+        <w:t>cât</w:t>
+      </w:r>
+      <w:proofErr w:type="spellEnd"/>
+      <w:r>
+        <w:rPr>
+          <w:rFonts w:ascii="Segoe UI Emoji" w:hAnsi="Segoe UI Emoji" w:cs="Segoe UI Emoji"/>
+          <w:b/>
+          <w:bCs/>
+        </w:rPr>
+        <w:t xml:space="preserve"> de important </w:t>
+      </w:r>
+      <w:proofErr w:type="spellStart"/>
+      <w:r>
+        <w:rPr>
+          <w:rFonts w:ascii="Segoe UI Emoji" w:hAnsi="Segoe UI Emoji" w:cs="Segoe UI Emoji"/>
+          <w:b/>
+          <w:bCs/>
+        </w:rPr>
+        <w:t>este</w:t>
+      </w:r>
+      <w:proofErr w:type="spellEnd"/>
+      <w:r>
+        <w:rPr>
+          <w:rFonts w:ascii="Segoe UI Emoji" w:hAnsi="Segoe UI Emoji" w:cs="Segoe UI Emoji"/>
+          <w:b/>
+          <w:bCs/>
+        </w:rPr>
+        <w:t xml:space="preserve"> ca </w:t>
+      </w:r>
+      <w:proofErr w:type="spellStart"/>
+      <w:r>
+        <w:rPr>
+          <w:rFonts w:ascii="Segoe UI Emoji" w:hAnsi="Segoe UI Emoji" w:cs="Segoe UI Emoji"/>
+          <w:b/>
+          <w:bCs/>
+        </w:rPr>
+        <w:t>scripturile</w:t>
+      </w:r>
+      <w:proofErr w:type="spellEnd"/>
+      <w:r>
+        <w:rPr>
+          <w:rFonts w:ascii="Segoe UI Emoji" w:hAnsi="Segoe UI Emoji" w:cs="Segoe UI Emoji"/>
+          <w:b/>
+          <w:bCs/>
+        </w:rPr>
+        <w:t xml:space="preserve"> </w:t>
+      </w:r>
+      <w:proofErr w:type="spellStart"/>
+      <w:r>
+        <w:rPr>
+          <w:rFonts w:ascii="Segoe UI Emoji" w:hAnsi="Segoe UI Emoji" w:cs="Segoe UI Emoji"/>
+          <w:b/>
+          <w:bCs/>
+        </w:rPr>
+        <w:t>s</w:t>
+      </w:r>
+      <w:r>
+        <w:rPr>
+          <w:rFonts w:ascii="Calibri" w:hAnsi="Calibri" w:cs="Calibri"/>
+          <w:b/>
+          <w:bCs/>
+        </w:rPr>
+        <w:t>ă</w:t>
+      </w:r>
+      <w:proofErr w:type="spellEnd"/>
+      <w:r>
+        <w:rPr>
+          <w:rFonts w:ascii="Segoe UI Emoji" w:hAnsi="Segoe UI Emoji" w:cs="Segoe UI Emoji"/>
+          <w:b/>
+          <w:bCs/>
+        </w:rPr>
+        <w:t xml:space="preserve"> </w:t>
+      </w:r>
+      <w:proofErr w:type="spellStart"/>
+      <w:r>
+        <w:rPr>
+          <w:rFonts w:ascii="Segoe UI Emoji" w:hAnsi="Segoe UI Emoji" w:cs="Segoe UI Emoji"/>
+          <w:b/>
+          <w:bCs/>
+        </w:rPr>
+        <w:t>verifice</w:t>
+      </w:r>
+      <w:proofErr w:type="spellEnd"/>
+      <w:r>
+        <w:rPr>
+          <w:rFonts w:ascii="Segoe UI Emoji" w:hAnsi="Segoe UI Emoji" w:cs="Segoe UI Emoji"/>
+          <w:b/>
+          <w:bCs/>
+        </w:rPr>
+        <w:t xml:space="preserve"> </w:t>
+      </w:r>
+      <w:proofErr w:type="spellStart"/>
+      <w:r>
+        <w:rPr>
+          <w:rFonts w:ascii="Segoe UI Emoji" w:hAnsi="Segoe UI Emoji" w:cs="Segoe UI Emoji"/>
+          <w:b/>
+          <w:bCs/>
+        </w:rPr>
+        <w:t>valorile</w:t>
+      </w:r>
+      <w:proofErr w:type="spellEnd"/>
+      <w:r>
+        <w:rPr>
+          <w:rFonts w:ascii="Segoe UI Emoji" w:hAnsi="Segoe UI Emoji" w:cs="Segoe UI Emoji"/>
+          <w:b/>
+          <w:bCs/>
+        </w:rPr>
+        <w:t xml:space="preserve"> </w:t>
+      </w:r>
+      <w:proofErr w:type="spellStart"/>
+      <w:r>
+        <w:rPr>
+          <w:rFonts w:ascii="Segoe UI Emoji" w:hAnsi="Segoe UI Emoji" w:cs="Segoe UI Emoji"/>
+          <w:b/>
+          <w:bCs/>
+        </w:rPr>
+        <w:t>critice</w:t>
+      </w:r>
+      <w:proofErr w:type="spellEnd"/>
+      <w:r>
+        <w:rPr>
+          <w:rFonts w:ascii="Segoe UI Emoji" w:hAnsi="Segoe UI Emoji" w:cs="Segoe UI Emoji"/>
+          <w:b/>
+          <w:bCs/>
+        </w:rPr>
+        <w:t xml:space="preserve"> </w:t>
+      </w:r>
+      <w:proofErr w:type="spellStart"/>
+      <w:r>
+        <w:rPr>
+          <w:rFonts w:ascii="Segoe UI Emoji" w:hAnsi="Segoe UI Emoji" w:cs="Segoe UI Emoji"/>
+          <w:b/>
+          <w:bCs/>
+        </w:rPr>
+        <w:t>înainte</w:t>
+      </w:r>
+      <w:proofErr w:type="spellEnd"/>
+      <w:r>
+        <w:rPr>
+          <w:rFonts w:ascii="Segoe UI Emoji" w:hAnsi="Segoe UI Emoji" w:cs="Segoe UI Emoji"/>
+          <w:b/>
+          <w:bCs/>
+        </w:rPr>
+        <w:t xml:space="preserve"> de </w:t>
+      </w:r>
+      <w:proofErr w:type="gramStart"/>
+      <w:r>
+        <w:rPr>
+          <w:rFonts w:ascii="Segoe UI Emoji" w:hAnsi="Segoe UI Emoji" w:cs="Segoe UI Emoji"/>
+          <w:b/>
+          <w:bCs/>
+        </w:rPr>
+        <w:t>a</w:t>
+      </w:r>
+      <w:proofErr w:type="gramEnd"/>
+      <w:r>
+        <w:rPr>
+          <w:rFonts w:ascii="Segoe UI Emoji" w:hAnsi="Segoe UI Emoji" w:cs="Segoe UI Emoji"/>
+          <w:b/>
+          <w:bCs/>
+        </w:rPr>
+        <w:t xml:space="preserve"> </w:t>
+      </w:r>
+      <w:proofErr w:type="spellStart"/>
+      <w:r>
+        <w:rPr>
+          <w:rFonts w:ascii="Segoe UI Emoji" w:hAnsi="Segoe UI Emoji" w:cs="Segoe UI Emoji"/>
+          <w:b/>
+          <w:bCs/>
+        </w:rPr>
+        <w:t>executa</w:t>
+      </w:r>
+      <w:proofErr w:type="spellEnd"/>
+      <w:r>
+        <w:rPr>
+          <w:rFonts w:ascii="Segoe UI Emoji" w:hAnsi="Segoe UI Emoji" w:cs="Segoe UI Emoji"/>
+          <w:b/>
+          <w:bCs/>
+        </w:rPr>
+        <w:t xml:space="preserve"> </w:t>
+      </w:r>
+      <w:proofErr w:type="spellStart"/>
+      <w:r>
+        <w:rPr>
+          <w:rFonts w:ascii="Segoe UI Emoji" w:hAnsi="Segoe UI Emoji" w:cs="Segoe UI Emoji"/>
+          <w:b/>
+          <w:bCs/>
+        </w:rPr>
+        <w:t>comenzi</w:t>
+      </w:r>
+      <w:proofErr w:type="spellEnd"/>
+      <w:r>
+        <w:rPr>
+          <w:rFonts w:ascii="Segoe UI Emoji" w:hAnsi="Segoe UI Emoji" w:cs="Segoe UI Emoji"/>
+          <w:b/>
+          <w:bCs/>
+        </w:rPr>
+        <w:t xml:space="preserve"> </w:t>
+      </w:r>
+      <w:proofErr w:type="spellStart"/>
+      <w:r>
+        <w:rPr>
+          <w:rFonts w:ascii="Segoe UI Emoji" w:hAnsi="Segoe UI Emoji" w:cs="Segoe UI Emoji"/>
+          <w:b/>
+          <w:bCs/>
+        </w:rPr>
+        <w:t>distructive</w:t>
+      </w:r>
+      <w:proofErr w:type="spellEnd"/>
+      <w:r>
+        <w:rPr>
+          <w:rFonts w:ascii="Segoe UI Emoji" w:hAnsi="Segoe UI Emoji" w:cs="Segoe UI Emoji"/>
+          <w:b/>
+          <w:bCs/>
+        </w:rPr>
+        <w:t>.</w:t>
       </w:r>
     </w:p>
     <w:p/>
